--- a/TS Jatai Ghanam Project/TS 3.3/TS 3.3 Jatai Sanskrit Corrections.docx
+++ b/TS Jatai Ghanam Project/TS 3.3/TS 3.3 Jatai Sanskrit Corrections.docx
@@ -1,7 +1,2702 @@
 
 <file path=word/document.xml><?xml version="1.0" encoding="utf-8"?>
-<w:document xmlns:wpc="http://schemas.microsoft.com/office/word/2010/wordprocessingCanvas" xmlns:cx="http://schemas.microsoft.com/office/drawing/2014/chartex" xmlns:cx1="http://schemas.microsoft.com/office/drawing/2015/9/8/chartex" xmlns:cx2="http://schemas.microsoft.com/office/drawing/2015/10/21/chartex" xmlns:cx3="http://schemas.microsoft.com/office/drawing/2016/5/9/chartex" xmlns:cx4="http://schemas.microsoft.com/office/drawing/2016/5/10/chartex" xmlns:cx5="http://schemas.microsoft.com/office/drawing/2016/5/11/chartex" xmlns:cx6="http://schemas.microsoft.com/office/drawing/2016/5/12/chartex" xmlns:cx7="http://schemas.microsoft.com/office/drawing/2016/5/13/chartex" xmlns:cx8="http://schemas.microsoft.com/office/drawing/2016/5/14/chartex" xmlns:mc="http://schemas.openxmlformats.org/markup-compatibility/2006" xmlns:aink="http://schemas.microsoft.com/office/drawing/2016/ink" xmlns:am3d="http://schemas.microsoft.com/office/drawing/2017/model3d" xmlns:o="urn:schemas-microsoft-com:office:office" xmlns:oel="http://schemas.microsoft.com/office/2019/extlst" xmlns:r="http://schemas.openxmlformats.org/officeDocument/2006/relationships" xmlns:m="http://schemas.openxmlformats.org/officeDocument/2006/math" xmlns:v="urn:schemas-microsoft-com:vml" xmlns:wp14="http://schemas.microsoft.com/office/word/2010/wordprocessingDrawing" xmlns:wp="http://schemas.openxmlformats.org/drawingml/2006/wordprocessingDrawing" xmlns:w10="urn:schemas-microsoft-com:office:word" xmlns:w="http://schemas.openxmlformats.org/wordprocessingml/2006/main" xmlns:w14="http://schemas.microsoft.com/office/word/2010/wordml" xmlns:w15="http://schemas.microsoft.com/office/word/2012/wordml" xmlns:w16cex="http://schemas.microsoft.com/office/word/2018/wordml/cex" xmlns:w16cid="http://schemas.microsoft.com/office/word/2016/wordml/cid" xmlns:w16="http://schemas.microsoft.com/office/word/2018/wordml" xmlns:w16sdtdh="http://schemas.microsoft.com/office/word/2020/wordml/sdtdatahash" xmlns:w16se="http://schemas.microsoft.com/office/word/2015/wordml/symex" xmlns:wpg="http://schemas.microsoft.com/office/word/2010/wordprocessingGroup" xmlns:wpi="http://schemas.microsoft.com/office/word/2010/wordprocessingInk" xmlns:wne="http://schemas.microsoft.com/office/word/2006/wordml" xmlns:wps="http://schemas.microsoft.com/office/word/2010/wordprocessingShape" mc:Ignorable="w14 w15 w16se w16cid w16 w16cex w16sdtdh wp14">
+<w:document xmlns:wpc="http://schemas.microsoft.com/office/word/2010/wordprocessingCanvas" xmlns:cx="http://schemas.microsoft.com/office/drawing/2014/chartex" xmlns:cx1="http://schemas.microsoft.com/office/drawing/2015/9/8/chartex" xmlns:cx2="http://schemas.microsoft.com/office/drawing/2015/10/21/chartex" xmlns:cx3="http://schemas.microsoft.com/office/drawing/2016/5/9/chartex" xmlns:cx4="http://schemas.microsoft.com/office/drawing/2016/5/10/chartex" xmlns:cx5="http://schemas.microsoft.com/office/drawing/2016/5/11/chartex" xmlns:cx6="http://schemas.microsoft.com/office/drawing/2016/5/12/chartex" xmlns:cx7="http://schemas.microsoft.com/office/drawing/2016/5/13/chartex" xmlns:cx8="http://schemas.microsoft.com/office/drawing/2016/5/14/chartex" xmlns:mc="http://schemas.openxmlformats.org/markup-compatibility/2006" xmlns:aink="http://schemas.microsoft.com/office/drawing/2016/ink" xmlns:am3d="http://schemas.microsoft.com/office/drawing/2017/model3d" xmlns:o="urn:schemas-microsoft-com:office:office" xmlns:oel="http://schemas.microsoft.com/office/2019/extlst" xmlns:r="http://schemas.openxmlformats.org/officeDocument/2006/relationships" xmlns:m="http://schemas.openxmlformats.org/officeDocument/2006/math" xmlns:v="urn:schemas-microsoft-com:vml" xmlns:wp14="http://schemas.microsoft.com/office/word/2010/wordprocessingDrawing" xmlns:wp="http://schemas.openxmlformats.org/drawingml/2006/wordprocessingDrawing" xmlns:w10="urn:schemas-microsoft-com:office:word" xmlns:w="http://schemas.openxmlformats.org/wordprocessingml/2006/main" xmlns:w14="http://schemas.microsoft.com/office/word/2010/wordml" xmlns:w15="http://schemas.microsoft.com/office/word/2012/wordml" xmlns:w16cei="http://schemas.microsoft.com/office/word/2026/wordml/cei" xmlns:w16cex="http://schemas.microsoft.com/office/word/2018/wordml/cex" xmlns:w16cid="http://schemas.microsoft.com/office/word/2016/wordml/cid" xmlns:w16="http://schemas.microsoft.com/office/word/2018/wordml" xmlns:w16du="http://schemas.microsoft.com/office/word/2023/wordml/word16du" xmlns:w16sdtdh="http://schemas.microsoft.com/office/word/2020/wordml/sdtdatahash" xmlns:w16sdtfl="http://schemas.microsoft.com/office/word/2024/wordml/sdtformatlock" xmlns:w16se="http://schemas.microsoft.com/office/word/2015/wordml/symex" xmlns:wpg="http://schemas.microsoft.com/office/word/2010/wordprocessingGroup" xmlns:wpi="http://schemas.microsoft.com/office/word/2010/wordprocessingInk" xmlns:wne="http://schemas.microsoft.com/office/word/2006/wordml" xmlns:wps="http://schemas.microsoft.com/office/word/2010/wordprocessingShape" mc:Ignorable="w14 w15 w16se w16cid w16 w16cex w16sdtdh w16sdtfl w16du wp14">
   <w:body>
+    <w:p>
+      <w:pPr>
+        <w:spacing w:before="0" w:line="240" w:lineRule="auto"/>
+        <w:jc w:val="center"/>
+        <w:rPr>
+          <w:b/>
+          <w:bCs/>
+          <w:sz w:val="32"/>
+          <w:szCs w:val="32"/>
+          <w:u w:val="single"/>
+        </w:rPr>
+      </w:pPr>
+      <w:r>
+        <w:rPr>
+          <w:b/>
+          <w:bCs/>
+          <w:sz w:val="32"/>
+          <w:szCs w:val="32"/>
+          <w:u w:val="single"/>
+        </w:rPr>
+        <w:t xml:space="preserve">TS </w:t>
+      </w:r>
+      <w:r>
+        <w:rPr>
+          <w:b/>
+          <w:bCs/>
+          <w:sz w:val="32"/>
+          <w:szCs w:val="32"/>
+          <w:u w:val="single"/>
+        </w:rPr>
+        <w:t>Jatai</w:t>
+      </w:r>
+      <w:r>
+        <w:rPr>
+          <w:b/>
+          <w:bCs/>
+          <w:sz w:val="32"/>
+          <w:szCs w:val="32"/>
+          <w:u w:val="single"/>
+        </w:rPr>
+        <w:t xml:space="preserve"> </w:t>
+      </w:r>
+      <w:r>
+        <w:rPr>
+          <w:b/>
+          <w:bCs/>
+          <w:sz w:val="32"/>
+          <w:szCs w:val="32"/>
+          <w:u w:val="single"/>
+        </w:rPr>
+        <w:t xml:space="preserve">– TS </w:t>
+      </w:r>
+      <w:r>
+        <w:rPr>
+          <w:b/>
+          <w:bCs/>
+          <w:sz w:val="32"/>
+          <w:szCs w:val="32"/>
+          <w:u w:val="single"/>
+        </w:rPr>
+        <w:t>3.3</w:t>
+      </w:r>
+      <w:r>
+        <w:rPr>
+          <w:b/>
+          <w:bCs/>
+          <w:sz w:val="32"/>
+          <w:szCs w:val="32"/>
+          <w:u w:val="single"/>
+        </w:rPr>
+        <w:t xml:space="preserve"> </w:t>
+      </w:r>
+      <w:r>
+        <w:rPr>
+          <w:b/>
+          <w:bCs/>
+          <w:sz w:val="32"/>
+          <w:szCs w:val="32"/>
+          <w:u w:val="single"/>
+        </w:rPr>
+        <w:t>Sanskrit</w:t>
+      </w:r>
+      <w:r>
+        <w:rPr>
+          <w:b/>
+          <w:bCs/>
+          <w:sz w:val="32"/>
+          <w:szCs w:val="32"/>
+          <w:u w:val="single"/>
+        </w:rPr>
+        <w:t xml:space="preserve"> Corrections –</w:t>
+      </w:r>
+      <w:r>
+        <w:rPr>
+          <w:b/>
+          <w:bCs/>
+          <w:sz w:val="32"/>
+          <w:szCs w:val="32"/>
+          <w:u w:val="single"/>
+        </w:rPr>
+        <w:t xml:space="preserve"> </w:t>
+      </w:r>
+      <w:r>
+        <w:rPr>
+          <w:b/>
+          <w:bCs/>
+          <w:sz w:val="32"/>
+          <w:szCs w:val="32"/>
+          <w:u w:val="single"/>
+        </w:rPr>
+        <w:t xml:space="preserve">Observed </w:t>
+      </w:r>
+      <w:proofErr w:type="gramStart"/>
+      <w:r>
+        <w:rPr>
+          <w:b/>
+          <w:bCs/>
+          <w:sz w:val="32"/>
+          <w:szCs w:val="32"/>
+          <w:u w:val="single"/>
+        </w:rPr>
+        <w:t xml:space="preserve">till </w:t>
+      </w:r>
+      <w:r>
+        <w:rPr>
+          <w:b/>
+          <w:bCs/>
+          <w:sz w:val="32"/>
+          <w:szCs w:val="32"/>
+          <w:highlight w:val="red"/>
+          <w:u w:val="single"/>
+        </w:rPr>
+        <w:t>???</w:t>
+      </w:r>
+      <w:proofErr w:type="gramEnd"/>
+    </w:p>
+    <w:p>
+      <w:pPr>
+        <w:spacing w:before="0" w:line="240" w:lineRule="auto"/>
+        <w:jc w:val="center"/>
+        <w:rPr>
+          <w:b/>
+          <w:bCs/>
+          <w:sz w:val="28"/>
+          <w:szCs w:val="32"/>
+        </w:rPr>
+      </w:pPr>
+      <w:r>
+        <w:rPr>
+          <w:b/>
+          <w:bCs/>
+          <w:sz w:val="28"/>
+          <w:szCs w:val="32"/>
+        </w:rPr>
+        <w:t>(ignore those which are already incorporated in your book’s version and date)</w:t>
+      </w:r>
+    </w:p>
+    <w:tbl>
+      <w:tblPr>
+        <w:tblW w:w="14537" w:type="dxa"/>
+        <w:tblInd w:w="-792" w:type="dxa"/>
+        <w:tblBorders>
+          <w:top w:val="single" w:sz="4" w:space="0" w:color="000000"/>
+          <w:left w:val="single" w:sz="4" w:space="0" w:color="000000"/>
+          <w:bottom w:val="single" w:sz="4" w:space="0" w:color="000000"/>
+          <w:right w:val="single" w:sz="4" w:space="0" w:color="000000"/>
+          <w:insideH w:val="single" w:sz="4" w:space="0" w:color="000000"/>
+          <w:insideV w:val="single" w:sz="4" w:space="0" w:color="000000"/>
+        </w:tblBorders>
+        <w:tblLook w:val="04A0" w:firstRow="1" w:lastRow="0" w:firstColumn="1" w:lastColumn="0" w:noHBand="0" w:noVBand="1"/>
+      </w:tblPr>
+      <w:tblGrid>
+        <w:gridCol w:w="7166"/>
+        <w:gridCol w:w="7371"/>
+      </w:tblGrid>
+      <w:tr>
+        <w:tc>
+          <w:tcPr>
+            <w:tcW w:w="7166" w:type="dxa"/>
+          </w:tcPr>
+          <w:p>
+            <w:pPr>
+              <w:spacing w:before="0" w:line="240" w:lineRule="auto"/>
+              <w:jc w:val="center"/>
+              <w:rPr>
+                <w:b/>
+                <w:sz w:val="32"/>
+                <w:szCs w:val="32"/>
+              </w:rPr>
+            </w:pPr>
+            <w:r>
+              <w:rPr>
+                <w:b/>
+                <w:sz w:val="32"/>
+                <w:szCs w:val="32"/>
+              </w:rPr>
+              <w:t>As Printed</w:t>
+            </w:r>
+          </w:p>
+        </w:tc>
+        <w:tc>
+          <w:tcPr>
+            <w:tcW w:w="7371" w:type="dxa"/>
+          </w:tcPr>
+          <w:p>
+            <w:pPr>
+              <w:spacing w:before="0" w:line="240" w:lineRule="auto"/>
+              <w:ind w:right="-18"/>
+              <w:jc w:val="center"/>
+              <w:rPr>
+                <w:b/>
+                <w:sz w:val="32"/>
+                <w:szCs w:val="32"/>
+              </w:rPr>
+            </w:pPr>
+            <w:r>
+              <w:rPr>
+                <w:b/>
+                <w:sz w:val="32"/>
+                <w:szCs w:val="32"/>
+              </w:rPr>
+              <w:t>To be read as or corrected as</w:t>
+            </w:r>
+            <w:r>
+              <w:rPr>
+                <w:b/>
+                <w:sz w:val="32"/>
+                <w:szCs w:val="32"/>
+              </w:rPr>
+              <w:t xml:space="preserve"> </w:t>
+            </w:r>
+          </w:p>
+        </w:tc>
+      </w:tr>
+      <w:tr>
+        <w:trPr>
+          <w:trHeight w:val="1338"/>
+        </w:trPr>
+        <w:tc>
+          <w:tcPr>
+            <w:tcW w:w="7166" w:type="dxa"/>
+          </w:tcPr>
+          <w:p>
+            <w:pPr>
+              <w:widowControl w:val="0"/>
+              <w:autoSpaceDE w:val="0"/>
+              <w:autoSpaceDN w:val="0"/>
+              <w:adjustRightInd w:val="0"/>
+              <w:spacing w:before="0" w:line="240" w:lineRule="auto"/>
+              <w:rPr>
+                <w:rFonts w:ascii="BRH Devanagari Extra" w:hAnsi="BRH Devanagari Extra" w:cs="BRH Devanagari Extra"/>
+                <w:color w:val="000000"/>
+                <w:sz w:val="32"/>
+                <w:szCs w:val="32"/>
+              </w:rPr>
+            </w:pPr>
+            <w:r>
+              <w:rPr>
+                <w:rFonts w:cs="BRH Devanagari Extra"/>
+                <w:color w:val="000000"/>
+                <w:szCs w:val="32"/>
+              </w:rPr>
+              <w:t>24</w:t>
+            </w:r>
+            <w:r>
+              <w:rPr>
+                <w:rFonts w:ascii="BRH Devanagari Extra" w:hAnsi="BRH Devanagari Extra" w:cs="BRH Devanagari Extra"/>
+                <w:color w:val="000000"/>
+                <w:sz w:val="32"/>
+                <w:szCs w:val="32"/>
+              </w:rPr>
+              <w:t>)</w:t>
+            </w:r>
+            <w:r>
+              <w:rPr>
+                <w:rFonts w:ascii="BRH Devanagari Extra" w:hAnsi="BRH Devanagari Extra" w:cs="BRH Devanagari Extra"/>
+                <w:color w:val="000000"/>
+                <w:sz w:val="32"/>
+                <w:szCs w:val="32"/>
+              </w:rPr>
+              <w:tab/>
+            </w:r>
+            <w:r>
+              <w:rPr>
+                <w:rFonts w:cs="BRH Devanagari Extra"/>
+                <w:color w:val="000000"/>
+                <w:szCs w:val="32"/>
+              </w:rPr>
+              <w:t>3</w:t>
+            </w:r>
+            <w:r>
+              <w:rPr>
+                <w:rFonts w:ascii="BRH Devanagari Extra" w:hAnsi="BRH Devanagari Extra" w:cs="BRH Devanagari Extra"/>
+                <w:color w:val="000000"/>
+                <w:sz w:val="32"/>
+                <w:szCs w:val="32"/>
+              </w:rPr>
+              <w:t>.</w:t>
+            </w:r>
+            <w:r>
+              <w:rPr>
+                <w:rFonts w:cs="BRH Devanagari Extra"/>
+                <w:color w:val="000000"/>
+                <w:szCs w:val="32"/>
+              </w:rPr>
+              <w:t>3</w:t>
+            </w:r>
+            <w:r>
+              <w:rPr>
+                <w:rFonts w:ascii="BRH Devanagari Extra" w:hAnsi="BRH Devanagari Extra" w:cs="BRH Devanagari Extra"/>
+                <w:color w:val="000000"/>
+                <w:sz w:val="32"/>
+                <w:szCs w:val="32"/>
+              </w:rPr>
+              <w:t>.</w:t>
+            </w:r>
+            <w:r>
+              <w:rPr>
+                <w:rFonts w:cs="BRH Devanagari Extra"/>
+                <w:color w:val="000000"/>
+                <w:szCs w:val="32"/>
+              </w:rPr>
+              <w:t>6</w:t>
+            </w:r>
+            <w:r>
+              <w:rPr>
+                <w:rFonts w:ascii="BRH Devanagari Extra" w:hAnsi="BRH Devanagari Extra" w:cs="BRH Devanagari Extra"/>
+                <w:color w:val="000000"/>
+                <w:sz w:val="32"/>
+                <w:szCs w:val="32"/>
+              </w:rPr>
+              <w:t>.</w:t>
+            </w:r>
+            <w:r>
+              <w:rPr>
+                <w:rFonts w:cs="BRH Devanagari Extra"/>
+                <w:color w:val="000000"/>
+                <w:szCs w:val="32"/>
+              </w:rPr>
+              <w:t>1</w:t>
+            </w:r>
+            <w:r>
+              <w:rPr>
+                <w:rFonts w:ascii="BRH Devanagari Extra" w:hAnsi="BRH Devanagari Extra" w:cs="BRH Devanagari Extra"/>
+                <w:color w:val="000000"/>
+                <w:sz w:val="32"/>
+                <w:szCs w:val="32"/>
+              </w:rPr>
+              <w:t>(</w:t>
+            </w:r>
+            <w:r>
+              <w:rPr>
+                <w:rFonts w:cs="BRH Devanagari Extra"/>
+                <w:color w:val="000000"/>
+                <w:szCs w:val="32"/>
+              </w:rPr>
+              <w:t>21</w:t>
+            </w:r>
+            <w:r>
+              <w:rPr>
+                <w:rFonts w:ascii="BRH Devanagari Extra" w:hAnsi="BRH Devanagari Extra" w:cs="BRH Devanagari Extra"/>
+                <w:color w:val="000000"/>
+                <w:sz w:val="32"/>
+                <w:szCs w:val="32"/>
+              </w:rPr>
+              <w:t>)- A</w:t>
+            </w:r>
+            <w:r>
+              <w:rPr>
+                <w:rFonts w:ascii="BRH Malayalam Extra" w:hAnsi="BRH Malayalam Extra" w:cs="BRH Devanagari Extra"/>
+                <w:color w:val="000000"/>
+                <w:szCs w:val="32"/>
+              </w:rPr>
+              <w:t>–</w:t>
+            </w:r>
+            <w:r>
+              <w:rPr>
+                <w:rFonts w:ascii="BRH Devanagari Extra" w:hAnsi="BRH Devanagari Extra" w:cs="BRH Devanagari Extra"/>
+                <w:color w:val="000000"/>
+                <w:sz w:val="32"/>
+                <w:szCs w:val="32"/>
+              </w:rPr>
+              <w:t>uÉ</w:t>
+            </w:r>
+            <w:r>
+              <w:rPr>
+                <w:rFonts w:ascii="BRH Malayalam Extra" w:hAnsi="BRH Malayalam Extra" w:cs="BRH Devanagari Extra"/>
+                <w:color w:val="000000"/>
+                <w:szCs w:val="32"/>
+              </w:rPr>
+              <w:t>–</w:t>
+            </w:r>
+            <w:r>
+              <w:rPr>
+                <w:rFonts w:ascii="BRH Devanagari Extra" w:hAnsi="BRH Devanagari Extra" w:cs="BRH Devanagari Extra"/>
+                <w:color w:val="000000"/>
+                <w:sz w:val="32"/>
+                <w:szCs w:val="32"/>
+              </w:rPr>
+              <w:t>Â</w:t>
+            </w:r>
+            <w:r>
+              <w:rPr>
+                <w:rFonts w:ascii="BRH Malayalam Extra" w:hAnsi="BRH Malayalam Extra" w:cs="BRH Devanagari Extra"/>
+                <w:color w:val="000000"/>
+                <w:szCs w:val="32"/>
+              </w:rPr>
+              <w:t>–</w:t>
+            </w:r>
+            <w:r>
+              <w:rPr>
+                <w:rFonts w:ascii="BRH Devanagari Extra" w:hAnsi="BRH Devanagari Extra" w:cs="BRH Devanagari Extra"/>
+                <w:color w:val="000000"/>
+                <w:sz w:val="32"/>
+                <w:szCs w:val="32"/>
+              </w:rPr>
+              <w:t>lkÉå |</w:t>
+            </w:r>
+          </w:p>
+          <w:p>
+            <w:pPr>
+              <w:widowControl w:val="0"/>
+              <w:autoSpaceDE w:val="0"/>
+              <w:autoSpaceDN w:val="0"/>
+              <w:adjustRightInd w:val="0"/>
+              <w:spacing w:before="0" w:line="240" w:lineRule="auto"/>
+              <w:rPr>
+                <w:rFonts w:cs="BRH Malayalam Extra"/>
+                <w:szCs w:val="40"/>
+              </w:rPr>
+            </w:pPr>
+            <w:r>
+              <w:rPr>
+                <w:rFonts w:ascii="BRH Devanagari Extra" w:hAnsi="BRH Devanagari Extra" w:cs="BRH Devanagari Extra"/>
+                <w:color w:val="000000"/>
+                <w:sz w:val="32"/>
+                <w:szCs w:val="32"/>
+              </w:rPr>
+              <w:t>A</w:t>
+            </w:r>
+            <w:r>
+              <w:rPr>
+                <w:rFonts w:ascii="BRH Malayalam Extra" w:hAnsi="BRH Malayalam Extra" w:cs="BRH Devanagari Extra"/>
+                <w:color w:val="000000"/>
+                <w:szCs w:val="32"/>
+              </w:rPr>
+              <w:t>–</w:t>
+            </w:r>
+            <w:r>
+              <w:rPr>
+                <w:rFonts w:ascii="BRH Devanagari Extra" w:hAnsi="BRH Devanagari Extra" w:cs="BRH Devanagari Extra"/>
+                <w:color w:val="000000"/>
+                <w:sz w:val="32"/>
+                <w:szCs w:val="32"/>
+              </w:rPr>
+              <w:t>uÉ</w:t>
+            </w:r>
+            <w:r>
+              <w:rPr>
+                <w:rFonts w:ascii="BRH Malayalam Extra" w:hAnsi="BRH Malayalam Extra" w:cs="BRH Devanagari Extra"/>
+                <w:color w:val="000000"/>
+                <w:szCs w:val="32"/>
+              </w:rPr>
+              <w:t>–</w:t>
+            </w:r>
+            <w:r>
+              <w:rPr>
+                <w:rFonts w:ascii="BRH Devanagari Extra" w:hAnsi="BRH Devanagari Extra" w:cs="BRH Devanagari Extra"/>
+                <w:color w:val="000000"/>
+                <w:sz w:val="32"/>
+                <w:szCs w:val="32"/>
+              </w:rPr>
+              <w:t>Â</w:t>
+            </w:r>
+            <w:r>
+              <w:rPr>
+                <w:rFonts w:ascii="BRH Malayalam Extra" w:hAnsi="BRH Malayalam Extra" w:cs="BRH Devanagari Extra"/>
+                <w:color w:val="000000"/>
+                <w:szCs w:val="32"/>
+              </w:rPr>
+              <w:t>–</w:t>
+            </w:r>
+            <w:r>
+              <w:rPr>
+                <w:rFonts w:ascii="BRH Devanagari Extra" w:hAnsi="BRH Devanagari Extra" w:cs="BRH Devanagari Extra"/>
+                <w:color w:val="000000"/>
+                <w:sz w:val="32"/>
+                <w:szCs w:val="32"/>
+              </w:rPr>
+              <w:t>lkÉ C</w:t>
+            </w:r>
+            <w:r>
+              <w:rPr>
+                <w:rFonts w:ascii="BRH Devanagari Extra" w:hAnsi="BRH Devanagari Extra" w:cs="BRH Devanagari Extra"/>
+                <w:color w:val="000000"/>
+                <w:sz w:val="32"/>
+                <w:szCs w:val="32"/>
+                <w:highlight w:val="yellow"/>
+              </w:rPr>
+              <w:t>irÉu</w:t>
+            </w:r>
+            <w:r>
+              <w:rPr>
+                <w:rFonts w:ascii="BRH Devanagari Extra" w:hAnsi="BRH Devanagari Extra" w:cs="BRH Devanagari Extra"/>
+                <w:color w:val="000000"/>
+                <w:sz w:val="32"/>
+                <w:szCs w:val="32"/>
+              </w:rPr>
+              <w:t>Éþ - Â</w:t>
+            </w:r>
+            <w:r>
+              <w:rPr>
+                <w:rFonts w:ascii="BRH Malayalam Extra" w:hAnsi="BRH Malayalam Extra" w:cs="BRH Devanagari Extra"/>
+                <w:color w:val="000000"/>
+                <w:szCs w:val="32"/>
+              </w:rPr>
+              <w:t>–</w:t>
+            </w:r>
+            <w:r>
+              <w:rPr>
+                <w:rFonts w:ascii="BRH Devanagari Extra" w:hAnsi="BRH Devanagari Extra" w:cs="BRH Devanagari Extra"/>
+                <w:color w:val="000000"/>
+                <w:sz w:val="32"/>
+                <w:szCs w:val="32"/>
+              </w:rPr>
+              <w:t xml:space="preserve">lkÉå | </w:t>
+            </w:r>
+          </w:p>
+        </w:tc>
+        <w:tc>
+          <w:tcPr>
+            <w:tcW w:w="7371" w:type="dxa"/>
+          </w:tcPr>
+          <w:p>
+            <w:pPr>
+              <w:widowControl w:val="0"/>
+              <w:autoSpaceDE w:val="0"/>
+              <w:autoSpaceDN w:val="0"/>
+              <w:adjustRightInd w:val="0"/>
+              <w:spacing w:before="0" w:line="240" w:lineRule="auto"/>
+              <w:rPr>
+                <w:rFonts w:ascii="BRH Devanagari Extra" w:hAnsi="BRH Devanagari Extra" w:cs="BRH Devanagari Extra"/>
+                <w:color w:val="000000"/>
+                <w:sz w:val="32"/>
+                <w:szCs w:val="32"/>
+              </w:rPr>
+            </w:pPr>
+            <w:r>
+              <w:rPr>
+                <w:rFonts w:cs="BRH Devanagari Extra"/>
+                <w:color w:val="000000"/>
+                <w:szCs w:val="32"/>
+              </w:rPr>
+              <w:t>24</w:t>
+            </w:r>
+            <w:r>
+              <w:rPr>
+                <w:rFonts w:ascii="BRH Devanagari Extra" w:hAnsi="BRH Devanagari Extra" w:cs="BRH Devanagari Extra"/>
+                <w:color w:val="000000"/>
+                <w:sz w:val="32"/>
+                <w:szCs w:val="32"/>
+              </w:rPr>
+              <w:t>)</w:t>
+            </w:r>
+            <w:r>
+              <w:rPr>
+                <w:rFonts w:ascii="BRH Devanagari Extra" w:hAnsi="BRH Devanagari Extra" w:cs="BRH Devanagari Extra"/>
+                <w:color w:val="000000"/>
+                <w:sz w:val="32"/>
+                <w:szCs w:val="32"/>
+              </w:rPr>
+              <w:tab/>
+            </w:r>
+            <w:r>
+              <w:rPr>
+                <w:rFonts w:cs="BRH Devanagari Extra"/>
+                <w:color w:val="000000"/>
+                <w:szCs w:val="32"/>
+              </w:rPr>
+              <w:t>3</w:t>
+            </w:r>
+            <w:r>
+              <w:rPr>
+                <w:rFonts w:ascii="BRH Devanagari Extra" w:hAnsi="BRH Devanagari Extra" w:cs="BRH Devanagari Extra"/>
+                <w:color w:val="000000"/>
+                <w:sz w:val="32"/>
+                <w:szCs w:val="32"/>
+              </w:rPr>
+              <w:t>.</w:t>
+            </w:r>
+            <w:r>
+              <w:rPr>
+                <w:rFonts w:cs="BRH Devanagari Extra"/>
+                <w:color w:val="000000"/>
+                <w:szCs w:val="32"/>
+              </w:rPr>
+              <w:t>3</w:t>
+            </w:r>
+            <w:r>
+              <w:rPr>
+                <w:rFonts w:ascii="BRH Devanagari Extra" w:hAnsi="BRH Devanagari Extra" w:cs="BRH Devanagari Extra"/>
+                <w:color w:val="000000"/>
+                <w:sz w:val="32"/>
+                <w:szCs w:val="32"/>
+              </w:rPr>
+              <w:t>.</w:t>
+            </w:r>
+            <w:r>
+              <w:rPr>
+                <w:rFonts w:cs="BRH Devanagari Extra"/>
+                <w:color w:val="000000"/>
+                <w:szCs w:val="32"/>
+              </w:rPr>
+              <w:t>6</w:t>
+            </w:r>
+            <w:r>
+              <w:rPr>
+                <w:rFonts w:ascii="BRH Devanagari Extra" w:hAnsi="BRH Devanagari Extra" w:cs="BRH Devanagari Extra"/>
+                <w:color w:val="000000"/>
+                <w:sz w:val="32"/>
+                <w:szCs w:val="32"/>
+              </w:rPr>
+              <w:t>.</w:t>
+            </w:r>
+            <w:r>
+              <w:rPr>
+                <w:rFonts w:cs="BRH Devanagari Extra"/>
+                <w:color w:val="000000"/>
+                <w:szCs w:val="32"/>
+              </w:rPr>
+              <w:t>1</w:t>
+            </w:r>
+            <w:r>
+              <w:rPr>
+                <w:rFonts w:ascii="BRH Devanagari Extra" w:hAnsi="BRH Devanagari Extra" w:cs="BRH Devanagari Extra"/>
+                <w:color w:val="000000"/>
+                <w:sz w:val="32"/>
+                <w:szCs w:val="32"/>
+              </w:rPr>
+              <w:t>(</w:t>
+            </w:r>
+            <w:r>
+              <w:rPr>
+                <w:rFonts w:cs="BRH Devanagari Extra"/>
+                <w:color w:val="000000"/>
+                <w:szCs w:val="32"/>
+              </w:rPr>
+              <w:t>21</w:t>
+            </w:r>
+            <w:r>
+              <w:rPr>
+                <w:rFonts w:ascii="BRH Devanagari Extra" w:hAnsi="BRH Devanagari Extra" w:cs="BRH Devanagari Extra"/>
+                <w:color w:val="000000"/>
+                <w:sz w:val="32"/>
+                <w:szCs w:val="32"/>
+              </w:rPr>
+              <w:t>)- A</w:t>
+            </w:r>
+            <w:r>
+              <w:rPr>
+                <w:rFonts w:ascii="BRH Malayalam Extra" w:hAnsi="BRH Malayalam Extra" w:cs="BRH Devanagari Extra"/>
+                <w:color w:val="000000"/>
+                <w:szCs w:val="32"/>
+              </w:rPr>
+              <w:t>–</w:t>
+            </w:r>
+            <w:r>
+              <w:rPr>
+                <w:rFonts w:ascii="BRH Devanagari Extra" w:hAnsi="BRH Devanagari Extra" w:cs="BRH Devanagari Extra"/>
+                <w:color w:val="000000"/>
+                <w:sz w:val="32"/>
+                <w:szCs w:val="32"/>
+              </w:rPr>
+              <w:t>uÉ</w:t>
+            </w:r>
+            <w:r>
+              <w:rPr>
+                <w:rFonts w:ascii="BRH Malayalam Extra" w:hAnsi="BRH Malayalam Extra" w:cs="BRH Devanagari Extra"/>
+                <w:color w:val="000000"/>
+                <w:szCs w:val="32"/>
+              </w:rPr>
+              <w:t>–</w:t>
+            </w:r>
+            <w:r>
+              <w:rPr>
+                <w:rFonts w:ascii="BRH Devanagari Extra" w:hAnsi="BRH Devanagari Extra" w:cs="BRH Devanagari Extra"/>
+                <w:color w:val="000000"/>
+                <w:sz w:val="32"/>
+                <w:szCs w:val="32"/>
+              </w:rPr>
+              <w:t>Â</w:t>
+            </w:r>
+            <w:r>
+              <w:rPr>
+                <w:rFonts w:ascii="BRH Malayalam Extra" w:hAnsi="BRH Malayalam Extra" w:cs="BRH Devanagari Extra"/>
+                <w:color w:val="000000"/>
+                <w:szCs w:val="32"/>
+              </w:rPr>
+              <w:t>–</w:t>
+            </w:r>
+            <w:r>
+              <w:rPr>
+                <w:rFonts w:ascii="BRH Devanagari Extra" w:hAnsi="BRH Devanagari Extra" w:cs="BRH Devanagari Extra"/>
+                <w:color w:val="000000"/>
+                <w:sz w:val="32"/>
+                <w:szCs w:val="32"/>
+              </w:rPr>
+              <w:t>lkÉå |</w:t>
+            </w:r>
+          </w:p>
+          <w:p>
+            <w:pPr>
+              <w:widowControl w:val="0"/>
+              <w:autoSpaceDE w:val="0"/>
+              <w:autoSpaceDN w:val="0"/>
+              <w:adjustRightInd w:val="0"/>
+              <w:spacing w:before="0" w:line="240" w:lineRule="auto"/>
+              <w:rPr>
+                <w:rFonts w:cs="BRH Malayalam Extra"/>
+                <w:szCs w:val="40"/>
+              </w:rPr>
+            </w:pPr>
+            <w:r>
+              <w:rPr>
+                <w:rFonts w:ascii="BRH Devanagari Extra" w:hAnsi="BRH Devanagari Extra" w:cs="BRH Devanagari Extra"/>
+                <w:color w:val="000000"/>
+                <w:sz w:val="32"/>
+                <w:szCs w:val="32"/>
+              </w:rPr>
+              <w:t>A</w:t>
+            </w:r>
+            <w:r>
+              <w:rPr>
+                <w:rFonts w:ascii="BRH Malayalam Extra" w:hAnsi="BRH Malayalam Extra" w:cs="BRH Devanagari Extra"/>
+                <w:color w:val="000000"/>
+                <w:szCs w:val="32"/>
+              </w:rPr>
+              <w:t>–</w:t>
+            </w:r>
+            <w:r>
+              <w:rPr>
+                <w:rFonts w:ascii="BRH Devanagari Extra" w:hAnsi="BRH Devanagari Extra" w:cs="BRH Devanagari Extra"/>
+                <w:color w:val="000000"/>
+                <w:sz w:val="32"/>
+                <w:szCs w:val="32"/>
+              </w:rPr>
+              <w:t>uÉ</w:t>
+            </w:r>
+            <w:r>
+              <w:rPr>
+                <w:rFonts w:ascii="BRH Malayalam Extra" w:hAnsi="BRH Malayalam Extra" w:cs="BRH Devanagari Extra"/>
+                <w:color w:val="000000"/>
+                <w:szCs w:val="32"/>
+              </w:rPr>
+              <w:t>–</w:t>
+            </w:r>
+            <w:r>
+              <w:rPr>
+                <w:rFonts w:ascii="BRH Devanagari Extra" w:hAnsi="BRH Devanagari Extra" w:cs="BRH Devanagari Extra"/>
+                <w:color w:val="000000"/>
+                <w:sz w:val="32"/>
+                <w:szCs w:val="32"/>
+              </w:rPr>
+              <w:t>Â</w:t>
+            </w:r>
+            <w:r>
+              <w:rPr>
+                <w:rFonts w:ascii="BRH Malayalam Extra" w:hAnsi="BRH Malayalam Extra" w:cs="BRH Devanagari Extra"/>
+                <w:color w:val="000000"/>
+                <w:szCs w:val="32"/>
+              </w:rPr>
+              <w:t>–</w:t>
+            </w:r>
+            <w:r>
+              <w:rPr>
+                <w:rFonts w:ascii="BRH Devanagari Extra" w:hAnsi="BRH Devanagari Extra" w:cs="BRH Devanagari Extra"/>
+                <w:color w:val="000000"/>
+                <w:sz w:val="32"/>
+                <w:szCs w:val="32"/>
+              </w:rPr>
+              <w:t>lkÉ C</w:t>
+            </w:r>
+            <w:r>
+              <w:rPr>
+                <w:rFonts w:ascii="BRH Devanagari Extra" w:hAnsi="BRH Devanagari Extra" w:cs="BRH Devanagari Extra"/>
+                <w:color w:val="000000"/>
+                <w:sz w:val="32"/>
+                <w:szCs w:val="32"/>
+                <w:highlight w:val="green"/>
+              </w:rPr>
+              <w:t>irÉ</w:t>
+            </w:r>
+            <w:r>
+              <w:rPr>
+                <w:rFonts w:ascii="BRH Devanagari Extra" w:hAnsi="BRH Devanagari Extra" w:cs="BRH Devanagari Extra"/>
+                <w:color w:val="000000"/>
+                <w:sz w:val="32"/>
+                <w:szCs w:val="32"/>
+              </w:rPr>
+              <w:t>þuÉ - Â</w:t>
+            </w:r>
+            <w:r>
+              <w:rPr>
+                <w:rFonts w:ascii="BRH Malayalam Extra" w:hAnsi="BRH Malayalam Extra" w:cs="BRH Devanagari Extra"/>
+                <w:color w:val="000000"/>
+                <w:szCs w:val="32"/>
+              </w:rPr>
+              <w:t>–</w:t>
+            </w:r>
+            <w:r>
+              <w:rPr>
+                <w:rFonts w:ascii="BRH Devanagari Extra" w:hAnsi="BRH Devanagari Extra" w:cs="BRH Devanagari Extra"/>
+                <w:color w:val="000000"/>
+                <w:sz w:val="32"/>
+                <w:szCs w:val="32"/>
+              </w:rPr>
+              <w:t xml:space="preserve">lkÉå | </w:t>
+            </w:r>
+          </w:p>
+        </w:tc>
+      </w:tr>
+      <w:tr>
+        <w:trPr>
+          <w:trHeight w:val="630"/>
+        </w:trPr>
+        <w:tc>
+          <w:tcPr>
+            <w:tcW w:w="7166" w:type="dxa"/>
+          </w:tcPr>
+          <w:p>
+            <w:pPr>
+              <w:widowControl w:val="0"/>
+              <w:autoSpaceDE w:val="0"/>
+              <w:autoSpaceDN w:val="0"/>
+              <w:adjustRightInd w:val="0"/>
+              <w:spacing w:before="0" w:line="240" w:lineRule="auto"/>
+              <w:rPr>
+                <w:rFonts w:ascii="BRH Devanagari Extra" w:hAnsi="BRH Devanagari Extra" w:cs="BRH Devanagari Extra"/>
+                <w:color w:val="000000"/>
+                <w:sz w:val="32"/>
+                <w:szCs w:val="32"/>
+              </w:rPr>
+            </w:pPr>
+            <w:r>
+              <w:rPr>
+                <w:rFonts w:cs="BRH Devanagari Extra"/>
+                <w:color w:val="000000"/>
+                <w:szCs w:val="32"/>
+              </w:rPr>
+              <w:t>51</w:t>
+            </w:r>
+            <w:r>
+              <w:rPr>
+                <w:rFonts w:ascii="BRH Devanagari Extra" w:hAnsi="BRH Devanagari Extra" w:cs="BRH Devanagari Extra"/>
+                <w:color w:val="000000"/>
+                <w:sz w:val="32"/>
+                <w:szCs w:val="32"/>
+              </w:rPr>
+              <w:t>)</w:t>
+            </w:r>
+            <w:r>
+              <w:rPr>
+                <w:rFonts w:ascii="BRH Devanagari Extra" w:hAnsi="BRH Devanagari Extra" w:cs="BRH Devanagari Extra"/>
+                <w:color w:val="000000"/>
+                <w:sz w:val="32"/>
+                <w:szCs w:val="32"/>
+              </w:rPr>
+              <w:tab/>
+            </w:r>
+            <w:r>
+              <w:rPr>
+                <w:rFonts w:cs="BRH Devanagari Extra"/>
+                <w:color w:val="000000"/>
+                <w:szCs w:val="32"/>
+              </w:rPr>
+              <w:t>3</w:t>
+            </w:r>
+            <w:r>
+              <w:rPr>
+                <w:rFonts w:ascii="BRH Devanagari Extra" w:hAnsi="BRH Devanagari Extra" w:cs="BRH Devanagari Extra"/>
+                <w:color w:val="000000"/>
+                <w:sz w:val="32"/>
+                <w:szCs w:val="32"/>
+              </w:rPr>
+              <w:t>.</w:t>
+            </w:r>
+            <w:r>
+              <w:rPr>
+                <w:rFonts w:cs="BRH Devanagari Extra"/>
+                <w:color w:val="000000"/>
+                <w:szCs w:val="32"/>
+              </w:rPr>
+              <w:t>3</w:t>
+            </w:r>
+            <w:r>
+              <w:rPr>
+                <w:rFonts w:ascii="BRH Devanagari Extra" w:hAnsi="BRH Devanagari Extra" w:cs="BRH Devanagari Extra"/>
+                <w:color w:val="000000"/>
+                <w:sz w:val="32"/>
+                <w:szCs w:val="32"/>
+              </w:rPr>
+              <w:t>.</w:t>
+            </w:r>
+            <w:r>
+              <w:rPr>
+                <w:rFonts w:cs="BRH Devanagari Extra"/>
+                <w:color w:val="000000"/>
+                <w:szCs w:val="32"/>
+              </w:rPr>
+              <w:t>8</w:t>
+            </w:r>
+            <w:r>
+              <w:rPr>
+                <w:rFonts w:ascii="BRH Devanagari Extra" w:hAnsi="BRH Devanagari Extra" w:cs="BRH Devanagari Extra"/>
+                <w:color w:val="000000"/>
+                <w:sz w:val="32"/>
+                <w:szCs w:val="32"/>
+              </w:rPr>
+              <w:t>.</w:t>
+            </w:r>
+            <w:r>
+              <w:rPr>
+                <w:rFonts w:cs="BRH Devanagari Extra"/>
+                <w:color w:val="000000"/>
+                <w:szCs w:val="32"/>
+              </w:rPr>
+              <w:t>3</w:t>
+            </w:r>
+            <w:r>
+              <w:rPr>
+                <w:rFonts w:ascii="BRH Devanagari Extra" w:hAnsi="BRH Devanagari Extra" w:cs="BRH Devanagari Extra"/>
+                <w:color w:val="000000"/>
+                <w:sz w:val="32"/>
+                <w:szCs w:val="32"/>
+              </w:rPr>
+              <w:t>(</w:t>
+            </w:r>
+            <w:r>
+              <w:rPr>
+                <w:rFonts w:cs="BRH Devanagari Extra"/>
+                <w:color w:val="000000"/>
+                <w:szCs w:val="32"/>
+              </w:rPr>
+              <w:t>46</w:t>
+            </w:r>
+            <w:r>
+              <w:rPr>
+                <w:rFonts w:ascii="BRH Devanagari Extra" w:hAnsi="BRH Devanagari Extra" w:cs="BRH Devanagari Extra"/>
+                <w:color w:val="000000"/>
+                <w:sz w:val="32"/>
+                <w:szCs w:val="32"/>
+              </w:rPr>
+              <w:t>)- rÉiÉç | AlÉ</w:t>
+            </w:r>
+            <w:r>
+              <w:rPr>
+                <w:rFonts w:ascii="BRH Devanagari Extra" w:hAnsi="BRH Devanagari Extra" w:cs="BRH Devanagari Extra"/>
+                <w:color w:val="000000"/>
+                <w:sz w:val="32"/>
+                <w:szCs w:val="32"/>
+                <w:highlight w:val="yellow"/>
+              </w:rPr>
+              <w:t>ÑþmÉÉ</w:t>
+            </w:r>
+            <w:r>
+              <w:rPr>
+                <w:rFonts w:ascii="BRH Devanagari Extra" w:hAnsi="BRH Devanagari Extra" w:cs="BRH Devanagari Extra"/>
+                <w:color w:val="000000"/>
+                <w:sz w:val="32"/>
+                <w:szCs w:val="32"/>
+              </w:rPr>
+              <w:t>æ</w:t>
+            </w:r>
+            <w:r>
+              <w:rPr>
+                <w:rFonts w:ascii="BRH Malayalam Extra" w:hAnsi="BRH Malayalam Extra" w:cs="BRH Devanagari Extra"/>
+                <w:color w:val="000000"/>
+                <w:szCs w:val="32"/>
+              </w:rPr>
+              <w:t>–</w:t>
+            </w:r>
+            <w:r>
+              <w:rPr>
+                <w:rFonts w:ascii="BRH Devanagari Extra" w:hAnsi="BRH Devanagari Extra" w:cs="BRH Devanagari Extra"/>
+                <w:color w:val="000000"/>
+                <w:sz w:val="32"/>
+                <w:szCs w:val="32"/>
+              </w:rPr>
+              <w:t>wrÉ |</w:t>
+            </w:r>
+          </w:p>
+          <w:p>
+            <w:pPr>
+              <w:widowControl w:val="0"/>
+              <w:autoSpaceDE w:val="0"/>
+              <w:autoSpaceDN w:val="0"/>
+              <w:adjustRightInd w:val="0"/>
+              <w:spacing w:before="0" w:line="240" w:lineRule="auto"/>
+              <w:rPr>
+                <w:rFonts w:ascii="BRH Devanagari Extra" w:hAnsi="BRH Devanagari Extra" w:cs="BRH Devanagari Extra"/>
+                <w:color w:val="000000"/>
+                <w:sz w:val="32"/>
+                <w:szCs w:val="32"/>
+              </w:rPr>
+            </w:pPr>
+            <w:r>
+              <w:rPr>
+                <w:rFonts w:ascii="BRH Devanagari Extra" w:hAnsi="BRH Devanagari Extra" w:cs="BRH Devanagari Extra"/>
+                <w:color w:val="000000"/>
+                <w:sz w:val="32"/>
+                <w:szCs w:val="32"/>
+              </w:rPr>
+              <w:t>rÉSlÉÑþmÉÉæ</w:t>
+            </w:r>
+            <w:r>
+              <w:rPr>
+                <w:rFonts w:ascii="BRH Malayalam Extra" w:hAnsi="BRH Malayalam Extra" w:cs="BRH Devanagari Extra"/>
+                <w:color w:val="000000"/>
+                <w:szCs w:val="32"/>
+              </w:rPr>
+              <w:t>–</w:t>
+            </w:r>
+            <w:r>
+              <w:rPr>
+                <w:rFonts w:ascii="BRH Devanagari Extra" w:hAnsi="BRH Devanagari Extra" w:cs="BRH Devanagari Extra"/>
+                <w:color w:val="000000"/>
+                <w:sz w:val="32"/>
+                <w:szCs w:val="32"/>
+              </w:rPr>
+              <w:t xml:space="preserve"> wrÉÉlÉÑþ</w:t>
+            </w:r>
+            <w:r>
+              <w:rPr>
+                <w:rFonts w:ascii="BRH Devanagari Extra" w:hAnsi="BRH Devanagari Extra" w:cs="BRH Devanagari Extra"/>
+                <w:color w:val="000000"/>
+                <w:sz w:val="32"/>
+                <w:szCs w:val="32"/>
+                <w:highlight w:val="yellow"/>
+              </w:rPr>
+              <w:t>mÉÉæ</w:t>
+            </w:r>
+            <w:r>
+              <w:rPr>
+                <w:rFonts w:ascii="BRH Malayalam Extra" w:hAnsi="BRH Malayalam Extra" w:cs="BRH Devanagari Extra"/>
+                <w:color w:val="000000"/>
+                <w:szCs w:val="32"/>
+                <w:highlight w:val="yellow"/>
+              </w:rPr>
+              <w:t>–</w:t>
+            </w:r>
+            <w:r>
+              <w:rPr>
+                <w:rFonts w:ascii="BRH Devanagari Extra" w:hAnsi="BRH Devanagari Extra" w:cs="BRH Devanagari Extra"/>
+                <w:color w:val="000000"/>
+                <w:sz w:val="32"/>
+                <w:szCs w:val="32"/>
+                <w:highlight w:val="yellow"/>
+              </w:rPr>
+              <w:t>wrÉ</w:t>
+            </w:r>
+            <w:r>
+              <w:rPr>
+                <w:rFonts w:ascii="BRH Devanagari Extra" w:hAnsi="BRH Devanagari Extra" w:cs="BRH Devanagari Extra"/>
+                <w:color w:val="000000"/>
+                <w:sz w:val="32"/>
+                <w:szCs w:val="32"/>
+              </w:rPr>
+              <w:t xml:space="preserve"> rÉSè rÉSlÉÑþ</w:t>
+            </w:r>
+            <w:r>
+              <w:rPr>
+                <w:rFonts w:ascii="BRH Devanagari Extra" w:hAnsi="BRH Devanagari Extra" w:cs="BRH Devanagari Extra"/>
+                <w:color w:val="000000"/>
+                <w:sz w:val="32"/>
+                <w:szCs w:val="32"/>
+                <w:highlight w:val="yellow"/>
+              </w:rPr>
+              <w:t>mÉÉ</w:t>
+            </w:r>
+            <w:r>
+              <w:rPr>
+                <w:rFonts w:ascii="BRH Devanagari Extra" w:hAnsi="BRH Devanagari Extra" w:cs="BRH Devanagari Extra"/>
+                <w:color w:val="000000"/>
+                <w:sz w:val="32"/>
+                <w:szCs w:val="32"/>
+              </w:rPr>
+              <w:t>æ</w:t>
+            </w:r>
+            <w:r>
+              <w:rPr>
+                <w:rFonts w:ascii="BRH Malayalam Extra" w:hAnsi="BRH Malayalam Extra" w:cs="BRH Devanagari Extra"/>
+                <w:color w:val="000000"/>
+                <w:szCs w:val="32"/>
+              </w:rPr>
+              <w:t>–</w:t>
+            </w:r>
+            <w:r>
+              <w:rPr>
+                <w:rFonts w:ascii="BRH Devanagari Extra" w:hAnsi="BRH Devanagari Extra" w:cs="BRH Devanagari Extra"/>
+                <w:color w:val="000000"/>
+                <w:sz w:val="32"/>
+                <w:szCs w:val="32"/>
+              </w:rPr>
+              <w:t xml:space="preserve">wrÉ | </w:t>
+            </w:r>
+          </w:p>
+          <w:p>
+            <w:pPr>
+              <w:widowControl w:val="0"/>
+              <w:autoSpaceDE w:val="0"/>
+              <w:autoSpaceDN w:val="0"/>
+              <w:adjustRightInd w:val="0"/>
+              <w:spacing w:before="0" w:line="240" w:lineRule="auto"/>
+              <w:rPr>
+                <w:rFonts w:ascii="BRH Devanagari Extra" w:hAnsi="BRH Devanagari Extra" w:cs="BRH Devanagari Extra"/>
+                <w:color w:val="000000"/>
+                <w:sz w:val="32"/>
+                <w:szCs w:val="32"/>
+              </w:rPr>
+            </w:pPr>
+            <w:r>
+              <w:rPr>
+                <w:rFonts w:cs="BRH Devanagari Extra"/>
+                <w:color w:val="000000"/>
+                <w:szCs w:val="32"/>
+              </w:rPr>
+              <w:t>52</w:t>
+            </w:r>
+            <w:r>
+              <w:rPr>
+                <w:rFonts w:ascii="BRH Devanagari Extra" w:hAnsi="BRH Devanagari Extra" w:cs="BRH Devanagari Extra"/>
+                <w:color w:val="000000"/>
+                <w:sz w:val="32"/>
+                <w:szCs w:val="32"/>
+              </w:rPr>
+              <w:t>)</w:t>
+            </w:r>
+            <w:r>
+              <w:rPr>
+                <w:rFonts w:ascii="BRH Devanagari Extra" w:hAnsi="BRH Devanagari Extra" w:cs="BRH Devanagari Extra"/>
+                <w:color w:val="000000"/>
+                <w:sz w:val="32"/>
+                <w:szCs w:val="32"/>
+              </w:rPr>
+              <w:tab/>
+            </w:r>
+            <w:r>
+              <w:rPr>
+                <w:rFonts w:cs="BRH Devanagari Extra"/>
+                <w:color w:val="000000"/>
+                <w:szCs w:val="32"/>
+              </w:rPr>
+              <w:t>3</w:t>
+            </w:r>
+            <w:r>
+              <w:rPr>
+                <w:rFonts w:ascii="BRH Devanagari Extra" w:hAnsi="BRH Devanagari Extra" w:cs="BRH Devanagari Extra"/>
+                <w:color w:val="000000"/>
+                <w:sz w:val="32"/>
+                <w:szCs w:val="32"/>
+              </w:rPr>
+              <w:t>.</w:t>
+            </w:r>
+            <w:r>
+              <w:rPr>
+                <w:rFonts w:cs="BRH Devanagari Extra"/>
+                <w:color w:val="000000"/>
+                <w:szCs w:val="32"/>
+              </w:rPr>
+              <w:t>3</w:t>
+            </w:r>
+            <w:r>
+              <w:rPr>
+                <w:rFonts w:ascii="BRH Devanagari Extra" w:hAnsi="BRH Devanagari Extra" w:cs="BRH Devanagari Extra"/>
+                <w:color w:val="000000"/>
+                <w:sz w:val="32"/>
+                <w:szCs w:val="32"/>
+              </w:rPr>
+              <w:t>.</w:t>
+            </w:r>
+            <w:r>
+              <w:rPr>
+                <w:rFonts w:cs="BRH Devanagari Extra"/>
+                <w:color w:val="000000"/>
+                <w:szCs w:val="32"/>
+              </w:rPr>
+              <w:t>8</w:t>
+            </w:r>
+            <w:r>
+              <w:rPr>
+                <w:rFonts w:ascii="BRH Devanagari Extra" w:hAnsi="BRH Devanagari Extra" w:cs="BRH Devanagari Extra"/>
+                <w:color w:val="000000"/>
+                <w:sz w:val="32"/>
+                <w:szCs w:val="32"/>
+              </w:rPr>
+              <w:t>.</w:t>
+            </w:r>
+            <w:r>
+              <w:rPr>
+                <w:rFonts w:cs="BRH Devanagari Extra"/>
+                <w:color w:val="000000"/>
+                <w:szCs w:val="32"/>
+              </w:rPr>
+              <w:t>3</w:t>
+            </w:r>
+            <w:r>
+              <w:rPr>
+                <w:rFonts w:ascii="BRH Devanagari Extra" w:hAnsi="BRH Devanagari Extra" w:cs="BRH Devanagari Extra"/>
+                <w:color w:val="000000"/>
+                <w:sz w:val="32"/>
+                <w:szCs w:val="32"/>
+              </w:rPr>
+              <w:t>(</w:t>
+            </w:r>
+            <w:r>
+              <w:rPr>
+                <w:rFonts w:cs="BRH Devanagari Extra"/>
+                <w:color w:val="000000"/>
+                <w:szCs w:val="32"/>
+              </w:rPr>
+              <w:t>47</w:t>
+            </w:r>
+            <w:r>
+              <w:rPr>
+                <w:rFonts w:ascii="BRH Devanagari Extra" w:hAnsi="BRH Devanagari Extra" w:cs="BRH Devanagari Extra"/>
+                <w:color w:val="000000"/>
+                <w:sz w:val="32"/>
+                <w:szCs w:val="32"/>
+              </w:rPr>
+              <w:t>)- AlÉ</w:t>
+            </w:r>
+            <w:r>
+              <w:rPr>
+                <w:rFonts w:ascii="BRH Devanagari Extra" w:hAnsi="BRH Devanagari Extra" w:cs="BRH Devanagari Extra"/>
+                <w:color w:val="000000"/>
+                <w:sz w:val="32"/>
+                <w:szCs w:val="32"/>
+                <w:highlight w:val="yellow"/>
+              </w:rPr>
+              <w:t>ÑþmÉ</w:t>
+            </w:r>
+            <w:r>
+              <w:rPr>
+                <w:rFonts w:ascii="BRH Devanagari Extra" w:hAnsi="BRH Devanagari Extra" w:cs="BRH Devanagari Extra"/>
+                <w:color w:val="000000"/>
+                <w:sz w:val="32"/>
+                <w:szCs w:val="32"/>
+              </w:rPr>
+              <w:t>Éæ</w:t>
+            </w:r>
+            <w:r>
+              <w:rPr>
+                <w:rFonts w:ascii="BRH Malayalam Extra" w:hAnsi="BRH Malayalam Extra" w:cs="BRH Devanagari Extra"/>
+                <w:color w:val="000000"/>
+                <w:szCs w:val="32"/>
+              </w:rPr>
+              <w:t>–</w:t>
+            </w:r>
+            <w:r>
+              <w:rPr>
+                <w:rFonts w:ascii="BRH Devanagari Extra" w:hAnsi="BRH Devanagari Extra" w:cs="BRH Devanagari Extra"/>
+                <w:color w:val="000000"/>
+                <w:sz w:val="32"/>
+                <w:szCs w:val="32"/>
+              </w:rPr>
+              <w:t>wrÉ | mÉë</w:t>
+            </w:r>
+            <w:r>
+              <w:rPr>
+                <w:rFonts w:ascii="BRH Malayalam Extra" w:hAnsi="BRH Malayalam Extra" w:cs="BRH Devanagari Extra"/>
+                <w:color w:val="000000"/>
+                <w:szCs w:val="32"/>
+              </w:rPr>
+              <w:t>–</w:t>
+            </w:r>
+            <w:r>
+              <w:rPr>
+                <w:rFonts w:ascii="BRH Devanagari Extra" w:hAnsi="BRH Devanagari Extra" w:cs="BRH Devanagari Extra"/>
+                <w:color w:val="000000"/>
+                <w:sz w:val="32"/>
+                <w:szCs w:val="32"/>
+              </w:rPr>
+              <w:t>rÉÉ</w:t>
+            </w:r>
+            <w:r>
+              <w:rPr>
+                <w:rFonts w:ascii="BRH Malayalam Extra" w:hAnsi="BRH Malayalam Extra" w:cs="BRH Devanagari Extra"/>
+                <w:color w:val="000000"/>
+                <w:szCs w:val="32"/>
+              </w:rPr>
+              <w:t>–</w:t>
+            </w:r>
+            <w:r>
+              <w:rPr>
+                <w:rFonts w:ascii="BRH Devanagari Extra" w:hAnsi="BRH Devanagari Extra" w:cs="BRH Devanagari Extra"/>
+                <w:color w:val="000000"/>
+                <w:sz w:val="32"/>
+                <w:szCs w:val="32"/>
+              </w:rPr>
+              <w:t>rÉÉiÉç |</w:t>
+            </w:r>
+          </w:p>
+          <w:p>
+            <w:pPr>
+              <w:widowControl w:val="0"/>
+              <w:autoSpaceDE w:val="0"/>
+              <w:autoSpaceDN w:val="0"/>
+              <w:adjustRightInd w:val="0"/>
+              <w:spacing w:before="0" w:line="240" w:lineRule="auto"/>
+              <w:rPr>
+                <w:rFonts w:ascii="BRH Devanagari Extra" w:hAnsi="BRH Devanagari Extra" w:cs="BRH Devanagari Extra"/>
+                <w:color w:val="000000"/>
+                <w:sz w:val="32"/>
+                <w:szCs w:val="32"/>
+              </w:rPr>
+            </w:pPr>
+            <w:r>
+              <w:rPr>
+                <w:rFonts w:ascii="BRH Devanagari Extra" w:hAnsi="BRH Devanagari Extra" w:cs="BRH Devanagari Extra"/>
+                <w:color w:val="000000"/>
+                <w:sz w:val="32"/>
+                <w:szCs w:val="32"/>
+              </w:rPr>
+              <w:t>AlÉÑþ</w:t>
+            </w:r>
+            <w:r>
+              <w:rPr>
+                <w:rFonts w:ascii="BRH Devanagari Extra" w:hAnsi="BRH Devanagari Extra" w:cs="BRH Devanagari Extra"/>
+                <w:color w:val="000000"/>
+                <w:sz w:val="32"/>
+                <w:szCs w:val="32"/>
+                <w:highlight w:val="yellow"/>
+              </w:rPr>
+              <w:t>mÉ</w:t>
+            </w:r>
+            <w:r>
+              <w:rPr>
+                <w:rFonts w:ascii="BRH Devanagari Extra" w:hAnsi="BRH Devanagari Extra" w:cs="BRH Devanagari Extra"/>
+                <w:color w:val="000000"/>
+                <w:sz w:val="32"/>
+                <w:szCs w:val="32"/>
+              </w:rPr>
+              <w:t>Éæ</w:t>
+            </w:r>
+            <w:r>
+              <w:rPr>
+                <w:rFonts w:ascii="BRH Malayalam Extra" w:hAnsi="BRH Malayalam Extra" w:cs="BRH Devanagari Extra"/>
+                <w:color w:val="000000"/>
+                <w:szCs w:val="32"/>
+              </w:rPr>
+              <w:t>–</w:t>
+            </w:r>
+            <w:r>
+              <w:rPr>
+                <w:rFonts w:ascii="BRH Devanagari Extra" w:hAnsi="BRH Devanagari Extra" w:cs="BRH Devanagari Extra"/>
+                <w:color w:val="000000"/>
+                <w:sz w:val="32"/>
+                <w:szCs w:val="32"/>
+              </w:rPr>
+              <w:t xml:space="preserve">wrÉ </w:t>
+            </w:r>
+            <w:r>
+              <w:rPr>
+                <w:rFonts w:ascii="BRH Devanagari Extra" w:hAnsi="BRH Devanagari Extra" w:cs="BRH Devanagari Extra"/>
+                <w:color w:val="000000"/>
+                <w:sz w:val="32"/>
+                <w:szCs w:val="32"/>
+                <w:highlight w:val="yellow"/>
+              </w:rPr>
+              <w:t>mÉë</w:t>
+            </w:r>
+            <w:r>
+              <w:rPr>
+                <w:rFonts w:ascii="BRH Devanagari Extra" w:hAnsi="BRH Devanagari Extra" w:cs="BRH Devanagari Extra"/>
+                <w:color w:val="000000"/>
+                <w:sz w:val="32"/>
+                <w:szCs w:val="32"/>
+              </w:rPr>
+              <w:t>þrÉÉ</w:t>
+            </w:r>
+            <w:r>
+              <w:rPr>
+                <w:rFonts w:ascii="BRH Malayalam Extra" w:hAnsi="BRH Malayalam Extra" w:cs="BRH Devanagari Extra"/>
+                <w:color w:val="000000"/>
+                <w:szCs w:val="32"/>
+              </w:rPr>
+              <w:t>–</w:t>
+            </w:r>
+            <w:r>
+              <w:rPr>
+                <w:rFonts w:ascii="BRH Devanagari Extra" w:hAnsi="BRH Devanagari Extra" w:cs="BRH Devanagari Extra"/>
+                <w:color w:val="000000"/>
+                <w:sz w:val="32"/>
+                <w:szCs w:val="32"/>
+              </w:rPr>
+              <w:t>rÉÉiÉç mÉëþrÉÉ</w:t>
+            </w:r>
+            <w:r>
+              <w:rPr>
+                <w:rFonts w:ascii="BRH Malayalam Extra" w:hAnsi="BRH Malayalam Extra" w:cs="BRH Devanagari Extra"/>
+                <w:color w:val="000000"/>
+                <w:szCs w:val="32"/>
+              </w:rPr>
+              <w:t>–</w:t>
+            </w:r>
+            <w:r>
+              <w:rPr>
+                <w:rFonts w:ascii="BRH Devanagari Extra" w:hAnsi="BRH Devanagari Extra" w:cs="BRH Devanagari Extra"/>
+                <w:color w:val="000000"/>
+                <w:sz w:val="32"/>
+                <w:szCs w:val="32"/>
+              </w:rPr>
+              <w:t>rÉÉ SlÉÑþmÉÉæ</w:t>
+            </w:r>
+            <w:r>
+              <w:rPr>
+                <w:rFonts w:ascii="BRH Malayalam Extra" w:hAnsi="BRH Malayalam Extra" w:cs="BRH Devanagari Extra"/>
+                <w:color w:val="000000"/>
+                <w:szCs w:val="32"/>
+              </w:rPr>
+              <w:t>–</w:t>
+            </w:r>
+            <w:r>
+              <w:rPr>
+                <w:rFonts w:ascii="BRH Devanagari Extra" w:hAnsi="BRH Devanagari Extra" w:cs="BRH Devanagari Extra"/>
+                <w:color w:val="000000"/>
+                <w:sz w:val="32"/>
+                <w:szCs w:val="32"/>
+              </w:rPr>
+              <w:t xml:space="preserve"> wrÉÉlÉÑ</w:t>
+            </w:r>
+            <w:r>
+              <w:rPr>
+                <w:rFonts w:ascii="BRH Devanagari Extra" w:hAnsi="BRH Devanagari Extra" w:cs="BRH Devanagari Extra"/>
+                <w:color w:val="000000"/>
+                <w:sz w:val="32"/>
+                <w:szCs w:val="32"/>
+                <w:highlight w:val="yellow"/>
+              </w:rPr>
+              <w:t>þmÉÉ</w:t>
+            </w:r>
+            <w:r>
+              <w:rPr>
+                <w:rFonts w:ascii="BRH Devanagari Extra" w:hAnsi="BRH Devanagari Extra" w:cs="BRH Devanagari Extra"/>
+                <w:color w:val="000000"/>
+                <w:sz w:val="32"/>
+                <w:szCs w:val="32"/>
+              </w:rPr>
+              <w:t>æ</w:t>
+            </w:r>
+            <w:r>
+              <w:rPr>
+                <w:rFonts w:ascii="BRH Malayalam Extra" w:hAnsi="BRH Malayalam Extra" w:cs="BRH Devanagari Extra"/>
+                <w:color w:val="000000"/>
+                <w:szCs w:val="32"/>
+              </w:rPr>
+              <w:t>–</w:t>
+            </w:r>
+            <w:r>
+              <w:rPr>
+                <w:rFonts w:ascii="BRH Devanagari Extra" w:hAnsi="BRH Devanagari Extra" w:cs="BRH Devanagari Extra"/>
+                <w:color w:val="000000"/>
+                <w:sz w:val="32"/>
+                <w:szCs w:val="32"/>
+              </w:rPr>
+              <w:t xml:space="preserve">wrÉ </w:t>
+            </w:r>
+            <w:r>
+              <w:rPr>
+                <w:rFonts w:ascii="BRH Devanagari Extra" w:hAnsi="BRH Devanagari Extra" w:cs="BRH Devanagari Extra"/>
+                <w:color w:val="000000"/>
+                <w:sz w:val="32"/>
+                <w:szCs w:val="32"/>
+                <w:highlight w:val="yellow"/>
+              </w:rPr>
+              <w:t>mÉ</w:t>
+            </w:r>
+            <w:r>
+              <w:rPr>
+                <w:rFonts w:ascii="BRH Devanagari Extra" w:hAnsi="BRH Devanagari Extra" w:cs="BRH Devanagari Extra"/>
+                <w:color w:val="000000"/>
+                <w:sz w:val="32"/>
+                <w:szCs w:val="32"/>
+              </w:rPr>
+              <w:t>ëþrÉÉ</w:t>
+            </w:r>
+            <w:r>
+              <w:rPr>
+                <w:rFonts w:ascii="BRH Malayalam Extra" w:hAnsi="BRH Malayalam Extra" w:cs="BRH Devanagari Extra"/>
+                <w:color w:val="000000"/>
+                <w:szCs w:val="32"/>
+              </w:rPr>
+              <w:t>–</w:t>
+            </w:r>
+            <w:r>
+              <w:rPr>
+                <w:rFonts w:ascii="BRH Devanagari Extra" w:hAnsi="BRH Devanagari Extra" w:cs="BRH Devanagari Extra"/>
+                <w:color w:val="000000"/>
+                <w:sz w:val="32"/>
+                <w:szCs w:val="32"/>
+              </w:rPr>
+              <w:t xml:space="preserve">rÉÉiÉç | </w:t>
+            </w:r>
+          </w:p>
+          <w:p>
+            <w:pPr>
+              <w:widowControl w:val="0"/>
+              <w:autoSpaceDE w:val="0"/>
+              <w:autoSpaceDN w:val="0"/>
+              <w:adjustRightInd w:val="0"/>
+              <w:spacing w:before="0" w:line="240" w:lineRule="auto"/>
+              <w:rPr>
+                <w:rFonts w:ascii="BRH Devanagari Extra" w:hAnsi="BRH Devanagari Extra" w:cs="BRH Devanagari Extra"/>
+                <w:color w:val="000000"/>
+                <w:sz w:val="32"/>
+                <w:szCs w:val="32"/>
+              </w:rPr>
+            </w:pPr>
+            <w:r>
+              <w:rPr>
+                <w:rFonts w:cs="BRH Devanagari Extra"/>
+                <w:color w:val="000000"/>
+                <w:szCs w:val="32"/>
+              </w:rPr>
+              <w:t>53</w:t>
+            </w:r>
+            <w:r>
+              <w:rPr>
+                <w:rFonts w:ascii="BRH Devanagari Extra" w:hAnsi="BRH Devanagari Extra" w:cs="BRH Devanagari Extra"/>
+                <w:color w:val="000000"/>
+                <w:sz w:val="32"/>
+                <w:szCs w:val="32"/>
+              </w:rPr>
+              <w:t>)</w:t>
+            </w:r>
+            <w:r>
+              <w:rPr>
+                <w:rFonts w:ascii="BRH Devanagari Extra" w:hAnsi="BRH Devanagari Extra" w:cs="BRH Devanagari Extra"/>
+                <w:color w:val="000000"/>
+                <w:sz w:val="32"/>
+                <w:szCs w:val="32"/>
+              </w:rPr>
+              <w:tab/>
+            </w:r>
+            <w:r>
+              <w:rPr>
+                <w:rFonts w:cs="BRH Devanagari Extra"/>
+                <w:color w:val="000000"/>
+                <w:szCs w:val="32"/>
+              </w:rPr>
+              <w:t>3</w:t>
+            </w:r>
+            <w:r>
+              <w:rPr>
+                <w:rFonts w:ascii="BRH Devanagari Extra" w:hAnsi="BRH Devanagari Extra" w:cs="BRH Devanagari Extra"/>
+                <w:color w:val="000000"/>
+                <w:sz w:val="32"/>
+                <w:szCs w:val="32"/>
+              </w:rPr>
+              <w:t>.</w:t>
+            </w:r>
+            <w:r>
+              <w:rPr>
+                <w:rFonts w:cs="BRH Devanagari Extra"/>
+                <w:color w:val="000000"/>
+                <w:szCs w:val="32"/>
+              </w:rPr>
+              <w:t>3</w:t>
+            </w:r>
+            <w:r>
+              <w:rPr>
+                <w:rFonts w:ascii="BRH Devanagari Extra" w:hAnsi="BRH Devanagari Extra" w:cs="BRH Devanagari Extra"/>
+                <w:color w:val="000000"/>
+                <w:sz w:val="32"/>
+                <w:szCs w:val="32"/>
+              </w:rPr>
+              <w:t>.</w:t>
+            </w:r>
+            <w:r>
+              <w:rPr>
+                <w:rFonts w:cs="BRH Devanagari Extra"/>
+                <w:color w:val="000000"/>
+                <w:szCs w:val="32"/>
+              </w:rPr>
+              <w:t>8</w:t>
+            </w:r>
+            <w:r>
+              <w:rPr>
+                <w:rFonts w:ascii="BRH Devanagari Extra" w:hAnsi="BRH Devanagari Extra" w:cs="BRH Devanagari Extra"/>
+                <w:color w:val="000000"/>
+                <w:sz w:val="32"/>
+                <w:szCs w:val="32"/>
+              </w:rPr>
+              <w:t>.</w:t>
+            </w:r>
+            <w:r>
+              <w:rPr>
+                <w:rFonts w:cs="BRH Devanagari Extra"/>
+                <w:color w:val="000000"/>
+                <w:szCs w:val="32"/>
+              </w:rPr>
+              <w:t>3</w:t>
+            </w:r>
+            <w:r>
+              <w:rPr>
+                <w:rFonts w:ascii="BRH Devanagari Extra" w:hAnsi="BRH Devanagari Extra" w:cs="BRH Devanagari Extra"/>
+                <w:color w:val="000000"/>
+                <w:sz w:val="32"/>
+                <w:szCs w:val="32"/>
+              </w:rPr>
+              <w:t>(</w:t>
+            </w:r>
+            <w:r>
+              <w:rPr>
+                <w:rFonts w:cs="BRH Devanagari Extra"/>
+                <w:color w:val="000000"/>
+                <w:szCs w:val="32"/>
+              </w:rPr>
+              <w:t>47</w:t>
+            </w:r>
+            <w:r>
+              <w:rPr>
+                <w:rFonts w:ascii="BRH Devanagari Extra" w:hAnsi="BRH Devanagari Extra" w:cs="BRH Devanagari Extra"/>
+                <w:color w:val="000000"/>
+                <w:sz w:val="32"/>
+                <w:szCs w:val="32"/>
+              </w:rPr>
+              <w:t>)- AlÉ</w:t>
+            </w:r>
+            <w:r>
+              <w:rPr>
+                <w:rFonts w:ascii="BRH Devanagari Extra" w:hAnsi="BRH Devanagari Extra" w:cs="BRH Devanagari Extra"/>
+                <w:color w:val="000000"/>
+                <w:sz w:val="32"/>
+                <w:szCs w:val="32"/>
+                <w:highlight w:val="yellow"/>
+              </w:rPr>
+              <w:t>ÑþmÉ</w:t>
+            </w:r>
+            <w:r>
+              <w:rPr>
+                <w:rFonts w:ascii="BRH Devanagari Extra" w:hAnsi="BRH Devanagari Extra" w:cs="BRH Devanagari Extra"/>
+                <w:color w:val="000000"/>
+                <w:sz w:val="32"/>
+                <w:szCs w:val="32"/>
+              </w:rPr>
+              <w:t>Éæ</w:t>
+            </w:r>
+            <w:r>
+              <w:rPr>
+                <w:rFonts w:ascii="BRH Malayalam Extra" w:hAnsi="BRH Malayalam Extra" w:cs="BRH Devanagari Extra"/>
+                <w:color w:val="000000"/>
+                <w:szCs w:val="32"/>
+              </w:rPr>
+              <w:t>–</w:t>
+            </w:r>
+            <w:r>
+              <w:rPr>
+                <w:rFonts w:ascii="BRH Devanagari Extra" w:hAnsi="BRH Devanagari Extra" w:cs="BRH Devanagari Extra"/>
+                <w:color w:val="000000"/>
+                <w:sz w:val="32"/>
+                <w:szCs w:val="32"/>
+              </w:rPr>
+              <w:t>wrÉ |</w:t>
+            </w:r>
+          </w:p>
+          <w:p>
+            <w:pPr>
+              <w:widowControl w:val="0"/>
+              <w:autoSpaceDE w:val="0"/>
+              <w:autoSpaceDN w:val="0"/>
+              <w:adjustRightInd w:val="0"/>
+              <w:spacing w:before="0" w:line="240" w:lineRule="auto"/>
+              <w:rPr>
+                <w:rFonts w:ascii="BRH Devanagari Extra" w:hAnsi="BRH Devanagari Extra" w:cs="BRH Devanagari Extra"/>
+                <w:color w:val="000000"/>
+                <w:sz w:val="32"/>
+                <w:szCs w:val="32"/>
+              </w:rPr>
+            </w:pPr>
+            <w:r>
+              <w:rPr>
+                <w:rFonts w:ascii="BRH Devanagari Extra" w:hAnsi="BRH Devanagari Extra" w:cs="BRH Devanagari Extra"/>
+                <w:color w:val="000000"/>
+                <w:sz w:val="32"/>
+                <w:szCs w:val="32"/>
+              </w:rPr>
+              <w:t>AlÉÑþmÉÉæ</w:t>
+            </w:r>
+            <w:r>
+              <w:rPr>
+                <w:rFonts w:ascii="BRH Malayalam Extra" w:hAnsi="BRH Malayalam Extra" w:cs="BRH Devanagari Extra"/>
+                <w:color w:val="000000"/>
+                <w:szCs w:val="32"/>
+              </w:rPr>
+              <w:t>–</w:t>
+            </w:r>
+            <w:r>
+              <w:rPr>
+                <w:rFonts w:ascii="BRH Devanagari Extra" w:hAnsi="BRH Devanagari Extra" w:cs="BRH Devanagari Extra"/>
+                <w:color w:val="000000"/>
+                <w:sz w:val="32"/>
+                <w:szCs w:val="32"/>
+              </w:rPr>
+              <w:t>wrÉåirÉlÉÑþmÉ - AÉå</w:t>
+            </w:r>
+            <w:r>
+              <w:rPr>
+                <w:rFonts w:ascii="BRH Malayalam Extra" w:hAnsi="BRH Malayalam Extra" w:cs="BRH Devanagari Extra"/>
+                <w:color w:val="000000"/>
+                <w:szCs w:val="32"/>
+              </w:rPr>
+              <w:t>–</w:t>
+            </w:r>
+            <w:r>
+              <w:rPr>
+                <w:rFonts w:ascii="BRH Devanagari Extra" w:hAnsi="BRH Devanagari Extra" w:cs="BRH Devanagari Extra"/>
+                <w:color w:val="000000"/>
+                <w:sz w:val="32"/>
+                <w:szCs w:val="32"/>
+              </w:rPr>
+              <w:t>wrÉ</w:t>
+            </w:r>
+            <w:r>
+              <w:rPr>
+                <w:rFonts w:ascii="BRH Malayalam Extra" w:hAnsi="BRH Malayalam Extra" w:cs="BRH Devanagari Extra"/>
+                <w:color w:val="000000"/>
+                <w:szCs w:val="32"/>
+              </w:rPr>
+              <w:t>–</w:t>
+            </w:r>
+            <w:r>
+              <w:rPr>
+                <w:rFonts w:ascii="BRH Devanagari Extra" w:hAnsi="BRH Devanagari Extra" w:cs="BRH Devanagari Extra"/>
+                <w:color w:val="000000"/>
+                <w:sz w:val="32"/>
+                <w:szCs w:val="32"/>
+              </w:rPr>
+              <w:t xml:space="preserve"> | </w:t>
+            </w:r>
+          </w:p>
+          <w:p>
+            <w:pPr>
+              <w:widowControl w:val="0"/>
+              <w:autoSpaceDE w:val="0"/>
+              <w:autoSpaceDN w:val="0"/>
+              <w:adjustRightInd w:val="0"/>
+              <w:spacing w:before="0" w:line="240" w:lineRule="auto"/>
+              <w:rPr>
+                <w:rFonts w:cs="BRH Malayalam Extra"/>
+                <w:color w:val="000000"/>
+                <w:szCs w:val="32"/>
+              </w:rPr>
+            </w:pPr>
+          </w:p>
+        </w:tc>
+        <w:tc>
+          <w:tcPr>
+            <w:tcW w:w="7371" w:type="dxa"/>
+          </w:tcPr>
+          <w:p>
+            <w:pPr>
+              <w:widowControl w:val="0"/>
+              <w:autoSpaceDE w:val="0"/>
+              <w:autoSpaceDN w:val="0"/>
+              <w:adjustRightInd w:val="0"/>
+              <w:spacing w:before="0" w:line="240" w:lineRule="auto"/>
+              <w:rPr>
+                <w:rFonts w:ascii="BRH Devanagari Extra" w:hAnsi="BRH Devanagari Extra" w:cs="BRH Devanagari Extra"/>
+                <w:color w:val="000000"/>
+                <w:sz w:val="32"/>
+                <w:szCs w:val="32"/>
+              </w:rPr>
+            </w:pPr>
+            <w:r>
+              <w:rPr>
+                <w:rFonts w:cs="BRH Devanagari Extra"/>
+                <w:color w:val="000000"/>
+                <w:szCs w:val="32"/>
+              </w:rPr>
+              <w:t>51</w:t>
+            </w:r>
+            <w:r>
+              <w:rPr>
+                <w:rFonts w:ascii="BRH Devanagari Extra" w:hAnsi="BRH Devanagari Extra" w:cs="BRH Devanagari Extra"/>
+                <w:color w:val="000000"/>
+                <w:sz w:val="32"/>
+                <w:szCs w:val="32"/>
+              </w:rPr>
+              <w:t>)</w:t>
+            </w:r>
+            <w:r>
+              <w:rPr>
+                <w:rFonts w:ascii="BRH Devanagari Extra" w:hAnsi="BRH Devanagari Extra" w:cs="BRH Devanagari Extra"/>
+                <w:color w:val="000000"/>
+                <w:sz w:val="32"/>
+                <w:szCs w:val="32"/>
+              </w:rPr>
+              <w:tab/>
+            </w:r>
+            <w:r>
+              <w:rPr>
+                <w:rFonts w:cs="BRH Devanagari Extra"/>
+                <w:color w:val="000000"/>
+                <w:szCs w:val="32"/>
+              </w:rPr>
+              <w:t>3</w:t>
+            </w:r>
+            <w:r>
+              <w:rPr>
+                <w:rFonts w:ascii="BRH Devanagari Extra" w:hAnsi="BRH Devanagari Extra" w:cs="BRH Devanagari Extra"/>
+                <w:color w:val="000000"/>
+                <w:sz w:val="32"/>
+                <w:szCs w:val="32"/>
+              </w:rPr>
+              <w:t>.</w:t>
+            </w:r>
+            <w:r>
+              <w:rPr>
+                <w:rFonts w:cs="BRH Devanagari Extra"/>
+                <w:color w:val="000000"/>
+                <w:szCs w:val="32"/>
+              </w:rPr>
+              <w:t>3</w:t>
+            </w:r>
+            <w:r>
+              <w:rPr>
+                <w:rFonts w:ascii="BRH Devanagari Extra" w:hAnsi="BRH Devanagari Extra" w:cs="BRH Devanagari Extra"/>
+                <w:color w:val="000000"/>
+                <w:sz w:val="32"/>
+                <w:szCs w:val="32"/>
+              </w:rPr>
+              <w:t>.</w:t>
+            </w:r>
+            <w:r>
+              <w:rPr>
+                <w:rFonts w:cs="BRH Devanagari Extra"/>
+                <w:color w:val="000000"/>
+                <w:szCs w:val="32"/>
+              </w:rPr>
+              <w:t>8</w:t>
+            </w:r>
+            <w:r>
+              <w:rPr>
+                <w:rFonts w:ascii="BRH Devanagari Extra" w:hAnsi="BRH Devanagari Extra" w:cs="BRH Devanagari Extra"/>
+                <w:color w:val="000000"/>
+                <w:sz w:val="32"/>
+                <w:szCs w:val="32"/>
+              </w:rPr>
+              <w:t>.</w:t>
+            </w:r>
+            <w:r>
+              <w:rPr>
+                <w:rFonts w:cs="BRH Devanagari Extra"/>
+                <w:color w:val="000000"/>
+                <w:szCs w:val="32"/>
+              </w:rPr>
+              <w:t>3</w:t>
+            </w:r>
+            <w:r>
+              <w:rPr>
+                <w:rFonts w:ascii="BRH Devanagari Extra" w:hAnsi="BRH Devanagari Extra" w:cs="BRH Devanagari Extra"/>
+                <w:color w:val="000000"/>
+                <w:sz w:val="32"/>
+                <w:szCs w:val="32"/>
+              </w:rPr>
+              <w:t>(</w:t>
+            </w:r>
+            <w:r>
+              <w:rPr>
+                <w:rFonts w:cs="BRH Devanagari Extra"/>
+                <w:color w:val="000000"/>
+                <w:szCs w:val="32"/>
+              </w:rPr>
+              <w:t>46</w:t>
+            </w:r>
+            <w:r>
+              <w:rPr>
+                <w:rFonts w:ascii="BRH Devanagari Extra" w:hAnsi="BRH Devanagari Extra" w:cs="BRH Devanagari Extra"/>
+                <w:color w:val="000000"/>
+                <w:sz w:val="32"/>
+                <w:szCs w:val="32"/>
+              </w:rPr>
+              <w:t>)- rÉiÉç | AlÉ</w:t>
+            </w:r>
+            <w:r>
+              <w:rPr>
+                <w:rFonts w:ascii="BRH Devanagari Extra" w:hAnsi="BRH Devanagari Extra" w:cs="BRH Devanagari Extra"/>
+                <w:color w:val="000000"/>
+                <w:sz w:val="32"/>
+                <w:szCs w:val="32"/>
+                <w:highlight w:val="yellow"/>
+              </w:rPr>
+              <w:t>Ñ</w:t>
+            </w:r>
+            <w:r>
+              <w:rPr>
+                <w:rFonts w:ascii="BRH Devanagari Extra" w:hAnsi="BRH Devanagari Extra" w:cs="BRH Devanagari Extra"/>
+                <w:color w:val="000000"/>
+                <w:sz w:val="32"/>
+                <w:szCs w:val="32"/>
+                <w:highlight w:val="green"/>
+              </w:rPr>
+              <w:t>þmÉÉ</w:t>
+            </w:r>
+            <w:r>
+              <w:rPr>
+                <w:rFonts w:ascii="BRH Devanagari Extra" w:hAnsi="BRH Devanagari Extra" w:cs="BRH Devanagari Extra"/>
+                <w:color w:val="000000"/>
+                <w:sz w:val="32"/>
+                <w:szCs w:val="32"/>
+              </w:rPr>
+              <w:t>æwrÉ |</w:t>
+            </w:r>
+          </w:p>
+          <w:p>
+            <w:pPr>
+              <w:widowControl w:val="0"/>
+              <w:autoSpaceDE w:val="0"/>
+              <w:autoSpaceDN w:val="0"/>
+              <w:adjustRightInd w:val="0"/>
+              <w:spacing w:before="0" w:line="240" w:lineRule="auto"/>
+              <w:rPr>
+                <w:rFonts w:ascii="BRH Devanagari Extra" w:hAnsi="BRH Devanagari Extra" w:cs="BRH Devanagari Extra"/>
+                <w:color w:val="000000"/>
+                <w:sz w:val="32"/>
+                <w:szCs w:val="32"/>
+              </w:rPr>
+            </w:pPr>
+            <w:r>
+              <w:rPr>
+                <w:rFonts w:ascii="BRH Devanagari Extra" w:hAnsi="BRH Devanagari Extra" w:cs="BRH Devanagari Extra"/>
+                <w:color w:val="000000"/>
+                <w:sz w:val="32"/>
+                <w:szCs w:val="32"/>
+              </w:rPr>
+              <w:t>rÉSlÉÑþmÉÉæ</w:t>
+            </w:r>
+            <w:r>
+              <w:rPr>
+                <w:rFonts w:ascii="BRH Malayalam Extra" w:hAnsi="BRH Malayalam Extra" w:cs="BRH Devanagari Extra"/>
+                <w:color w:val="000000"/>
+                <w:szCs w:val="32"/>
+              </w:rPr>
+              <w:t>–</w:t>
+            </w:r>
+            <w:r>
+              <w:rPr>
+                <w:rFonts w:ascii="BRH Devanagari Extra" w:hAnsi="BRH Devanagari Extra" w:cs="BRH Devanagari Extra"/>
+                <w:color w:val="000000"/>
+                <w:sz w:val="32"/>
+                <w:szCs w:val="32"/>
+              </w:rPr>
+              <w:t xml:space="preserve"> wrÉÉlÉÑþ</w:t>
+            </w:r>
+            <w:r>
+              <w:rPr>
+                <w:rFonts w:ascii="BRH Devanagari Extra" w:hAnsi="BRH Devanagari Extra" w:cs="BRH Devanagari Extra"/>
+                <w:color w:val="000000"/>
+                <w:sz w:val="32"/>
+                <w:szCs w:val="32"/>
+                <w:highlight w:val="green"/>
+              </w:rPr>
+              <w:t>mÉÉæwrÉ</w:t>
+            </w:r>
+            <w:r>
+              <w:rPr>
+                <w:rFonts w:ascii="BRH Malayalam Extra" w:hAnsi="BRH Malayalam Extra" w:cs="BRH Devanagari Extra"/>
+                <w:color w:val="000000"/>
+                <w:szCs w:val="32"/>
+              </w:rPr>
+              <w:t>–</w:t>
+            </w:r>
+            <w:r>
+              <w:rPr>
+                <w:rFonts w:ascii="BRH Devanagari Extra" w:hAnsi="BRH Devanagari Extra" w:cs="BRH Devanagari Extra"/>
+                <w:color w:val="000000"/>
+                <w:sz w:val="32"/>
+                <w:szCs w:val="32"/>
+              </w:rPr>
+              <w:t xml:space="preserve"> rÉSè rÉSlÉÑþ</w:t>
+            </w:r>
+            <w:r>
+              <w:rPr>
+                <w:rFonts w:ascii="BRH Devanagari Extra" w:hAnsi="BRH Devanagari Extra" w:cs="BRH Devanagari Extra"/>
+                <w:color w:val="000000"/>
+                <w:sz w:val="32"/>
+                <w:szCs w:val="32"/>
+                <w:highlight w:val="green"/>
+              </w:rPr>
+              <w:t>mÉÉæ</w:t>
+            </w:r>
+            <w:r>
+              <w:rPr>
+                <w:rFonts w:ascii="BRH Devanagari Extra" w:hAnsi="BRH Devanagari Extra" w:cs="BRH Devanagari Extra"/>
+                <w:color w:val="000000"/>
+                <w:sz w:val="32"/>
+                <w:szCs w:val="32"/>
+              </w:rPr>
+              <w:t xml:space="preserve">wrÉ | </w:t>
+            </w:r>
+          </w:p>
+          <w:p>
+            <w:pPr>
+              <w:widowControl w:val="0"/>
+              <w:autoSpaceDE w:val="0"/>
+              <w:autoSpaceDN w:val="0"/>
+              <w:adjustRightInd w:val="0"/>
+              <w:spacing w:before="0" w:line="240" w:lineRule="auto"/>
+              <w:rPr>
+                <w:rFonts w:ascii="BRH Devanagari Extra" w:hAnsi="BRH Devanagari Extra" w:cs="BRH Devanagari Extra"/>
+                <w:color w:val="000000"/>
+                <w:sz w:val="32"/>
+                <w:szCs w:val="32"/>
+              </w:rPr>
+            </w:pPr>
+            <w:r>
+              <w:rPr>
+                <w:rFonts w:cs="BRH Devanagari Extra"/>
+                <w:color w:val="000000"/>
+                <w:szCs w:val="32"/>
+              </w:rPr>
+              <w:t>52</w:t>
+            </w:r>
+            <w:r>
+              <w:rPr>
+                <w:rFonts w:ascii="BRH Devanagari Extra" w:hAnsi="BRH Devanagari Extra" w:cs="BRH Devanagari Extra"/>
+                <w:color w:val="000000"/>
+                <w:sz w:val="32"/>
+                <w:szCs w:val="32"/>
+              </w:rPr>
+              <w:t>)</w:t>
+            </w:r>
+            <w:r>
+              <w:rPr>
+                <w:rFonts w:ascii="BRH Devanagari Extra" w:hAnsi="BRH Devanagari Extra" w:cs="BRH Devanagari Extra"/>
+                <w:color w:val="000000"/>
+                <w:sz w:val="32"/>
+                <w:szCs w:val="32"/>
+              </w:rPr>
+              <w:tab/>
+            </w:r>
+            <w:r>
+              <w:rPr>
+                <w:rFonts w:cs="BRH Devanagari Extra"/>
+                <w:color w:val="000000"/>
+                <w:szCs w:val="32"/>
+              </w:rPr>
+              <w:t>3</w:t>
+            </w:r>
+            <w:r>
+              <w:rPr>
+                <w:rFonts w:ascii="BRH Devanagari Extra" w:hAnsi="BRH Devanagari Extra" w:cs="BRH Devanagari Extra"/>
+                <w:color w:val="000000"/>
+                <w:sz w:val="32"/>
+                <w:szCs w:val="32"/>
+              </w:rPr>
+              <w:t>.</w:t>
+            </w:r>
+            <w:r>
+              <w:rPr>
+                <w:rFonts w:cs="BRH Devanagari Extra"/>
+                <w:color w:val="000000"/>
+                <w:szCs w:val="32"/>
+              </w:rPr>
+              <w:t>3</w:t>
+            </w:r>
+            <w:r>
+              <w:rPr>
+                <w:rFonts w:ascii="BRH Devanagari Extra" w:hAnsi="BRH Devanagari Extra" w:cs="BRH Devanagari Extra"/>
+                <w:color w:val="000000"/>
+                <w:sz w:val="32"/>
+                <w:szCs w:val="32"/>
+              </w:rPr>
+              <w:t>.</w:t>
+            </w:r>
+            <w:r>
+              <w:rPr>
+                <w:rFonts w:cs="BRH Devanagari Extra"/>
+                <w:color w:val="000000"/>
+                <w:szCs w:val="32"/>
+              </w:rPr>
+              <w:t>8</w:t>
+            </w:r>
+            <w:r>
+              <w:rPr>
+                <w:rFonts w:ascii="BRH Devanagari Extra" w:hAnsi="BRH Devanagari Extra" w:cs="BRH Devanagari Extra"/>
+                <w:color w:val="000000"/>
+                <w:sz w:val="32"/>
+                <w:szCs w:val="32"/>
+              </w:rPr>
+              <w:t>.</w:t>
+            </w:r>
+            <w:r>
+              <w:rPr>
+                <w:rFonts w:cs="BRH Devanagari Extra"/>
+                <w:color w:val="000000"/>
+                <w:szCs w:val="32"/>
+              </w:rPr>
+              <w:t>3</w:t>
+            </w:r>
+            <w:r>
+              <w:rPr>
+                <w:rFonts w:ascii="BRH Devanagari Extra" w:hAnsi="BRH Devanagari Extra" w:cs="BRH Devanagari Extra"/>
+                <w:color w:val="000000"/>
+                <w:sz w:val="32"/>
+                <w:szCs w:val="32"/>
+              </w:rPr>
+              <w:t>(</w:t>
+            </w:r>
+            <w:r>
+              <w:rPr>
+                <w:rFonts w:cs="BRH Devanagari Extra"/>
+                <w:color w:val="000000"/>
+                <w:szCs w:val="32"/>
+              </w:rPr>
+              <w:t>47</w:t>
+            </w:r>
+            <w:r>
+              <w:rPr>
+                <w:rFonts w:ascii="BRH Devanagari Extra" w:hAnsi="BRH Devanagari Extra" w:cs="BRH Devanagari Extra"/>
+                <w:color w:val="000000"/>
+                <w:sz w:val="32"/>
+                <w:szCs w:val="32"/>
+              </w:rPr>
+              <w:t>)- AlÉ</w:t>
+            </w:r>
+            <w:r>
+              <w:rPr>
+                <w:rFonts w:ascii="BRH Devanagari Extra" w:hAnsi="BRH Devanagari Extra" w:cs="BRH Devanagari Extra"/>
+                <w:color w:val="000000"/>
+                <w:sz w:val="32"/>
+                <w:szCs w:val="32"/>
+                <w:highlight w:val="yellow"/>
+              </w:rPr>
+              <w:t>Ñþ</w:t>
+            </w:r>
+            <w:r>
+              <w:rPr>
+                <w:rFonts w:ascii="BRH Devanagari Extra" w:hAnsi="BRH Devanagari Extra" w:cs="BRH Devanagari Extra"/>
+                <w:color w:val="000000"/>
+                <w:sz w:val="32"/>
+                <w:szCs w:val="32"/>
+                <w:highlight w:val="green"/>
+              </w:rPr>
+              <w:t>mÉ</w:t>
+            </w:r>
+            <w:r>
+              <w:rPr>
+                <w:rFonts w:ascii="BRH Devanagari Extra" w:hAnsi="BRH Devanagari Extra" w:cs="BRH Devanagari Extra"/>
+                <w:color w:val="000000"/>
+                <w:sz w:val="32"/>
+                <w:szCs w:val="32"/>
+              </w:rPr>
+              <w:t>ÉæwrÉ | mÉë</w:t>
+            </w:r>
+            <w:r>
+              <w:rPr>
+                <w:rFonts w:ascii="BRH Malayalam Extra" w:hAnsi="BRH Malayalam Extra" w:cs="BRH Devanagari Extra"/>
+                <w:color w:val="000000"/>
+                <w:szCs w:val="32"/>
+              </w:rPr>
+              <w:t>–</w:t>
+            </w:r>
+            <w:r>
+              <w:rPr>
+                <w:rFonts w:ascii="BRH Devanagari Extra" w:hAnsi="BRH Devanagari Extra" w:cs="BRH Devanagari Extra"/>
+                <w:color w:val="000000"/>
+                <w:sz w:val="32"/>
+                <w:szCs w:val="32"/>
+              </w:rPr>
+              <w:t>rÉÉ</w:t>
+            </w:r>
+            <w:r>
+              <w:rPr>
+                <w:rFonts w:ascii="BRH Malayalam Extra" w:hAnsi="BRH Malayalam Extra" w:cs="BRH Devanagari Extra"/>
+                <w:color w:val="000000"/>
+                <w:szCs w:val="32"/>
+              </w:rPr>
+              <w:t>–</w:t>
+            </w:r>
+            <w:r>
+              <w:rPr>
+                <w:rFonts w:ascii="BRH Devanagari Extra" w:hAnsi="BRH Devanagari Extra" w:cs="BRH Devanagari Extra"/>
+                <w:color w:val="000000"/>
+                <w:sz w:val="32"/>
+                <w:szCs w:val="32"/>
+              </w:rPr>
+              <w:t>rÉÉiÉç |</w:t>
+            </w:r>
+          </w:p>
+          <w:p>
+            <w:pPr>
+              <w:widowControl w:val="0"/>
+              <w:autoSpaceDE w:val="0"/>
+              <w:autoSpaceDN w:val="0"/>
+              <w:adjustRightInd w:val="0"/>
+              <w:spacing w:before="0" w:line="240" w:lineRule="auto"/>
+              <w:rPr>
+                <w:rFonts w:ascii="BRH Devanagari Extra" w:hAnsi="BRH Devanagari Extra" w:cs="BRH Devanagari Extra"/>
+                <w:color w:val="000000"/>
+                <w:sz w:val="32"/>
+                <w:szCs w:val="32"/>
+              </w:rPr>
+            </w:pPr>
+            <w:r>
+              <w:rPr>
+                <w:rFonts w:ascii="BRH Devanagari Extra" w:hAnsi="BRH Devanagari Extra" w:cs="BRH Devanagari Extra"/>
+                <w:color w:val="000000"/>
+                <w:sz w:val="32"/>
+                <w:szCs w:val="32"/>
+              </w:rPr>
+              <w:t>AlÉÑþ</w:t>
+            </w:r>
+            <w:r>
+              <w:rPr>
+                <w:rFonts w:ascii="BRH Devanagari Extra" w:hAnsi="BRH Devanagari Extra" w:cs="BRH Devanagari Extra"/>
+                <w:color w:val="000000"/>
+                <w:sz w:val="32"/>
+                <w:szCs w:val="32"/>
+                <w:highlight w:val="green"/>
+              </w:rPr>
+              <w:t>mÉÉ</w:t>
+            </w:r>
+            <w:r>
+              <w:rPr>
+                <w:rFonts w:ascii="BRH Devanagari Extra" w:hAnsi="BRH Devanagari Extra" w:cs="BRH Devanagari Extra"/>
+                <w:color w:val="000000"/>
+                <w:sz w:val="32"/>
+                <w:szCs w:val="32"/>
+              </w:rPr>
+              <w:t xml:space="preserve">æwrÉ </w:t>
+            </w:r>
+            <w:r>
+              <w:rPr>
+                <w:rFonts w:ascii="BRH Devanagari Extra" w:hAnsi="BRH Devanagari Extra" w:cs="BRH Devanagari Extra"/>
+                <w:color w:val="000000"/>
+                <w:sz w:val="32"/>
+                <w:szCs w:val="32"/>
+                <w:highlight w:val="green"/>
+              </w:rPr>
+              <w:t>mÉ</w:t>
+            </w:r>
+            <w:r>
+              <w:rPr>
+                <w:rFonts w:ascii="BRH Devanagari Extra" w:hAnsi="BRH Devanagari Extra" w:cs="BRH Devanagari Extra"/>
+                <w:color w:val="000000"/>
+                <w:sz w:val="32"/>
+                <w:szCs w:val="32"/>
+                <w:highlight w:val="yellow"/>
+              </w:rPr>
+              <w:t>ë</w:t>
+            </w:r>
+            <w:r>
+              <w:rPr>
+                <w:rFonts w:ascii="BRH Devanagari Extra" w:hAnsi="BRH Devanagari Extra" w:cs="BRH Devanagari Extra"/>
+                <w:color w:val="000000"/>
+                <w:sz w:val="32"/>
+                <w:szCs w:val="32"/>
+              </w:rPr>
+              <w:t>rÉÉ</w:t>
+            </w:r>
+            <w:r>
+              <w:rPr>
+                <w:rFonts w:ascii="BRH Malayalam Extra" w:hAnsi="BRH Malayalam Extra" w:cs="BRH Devanagari Extra"/>
+                <w:color w:val="000000"/>
+                <w:szCs w:val="32"/>
+              </w:rPr>
+              <w:t>–</w:t>
+            </w:r>
+            <w:r>
+              <w:rPr>
+                <w:rFonts w:ascii="BRH Devanagari Extra" w:hAnsi="BRH Devanagari Extra" w:cs="BRH Devanagari Extra"/>
+                <w:color w:val="000000"/>
+                <w:sz w:val="32"/>
+                <w:szCs w:val="32"/>
+              </w:rPr>
+              <w:t>rÉÉiÉç mÉëþrÉÉ</w:t>
+            </w:r>
+            <w:r>
+              <w:rPr>
+                <w:rFonts w:ascii="BRH Malayalam Extra" w:hAnsi="BRH Malayalam Extra" w:cs="BRH Devanagari Extra"/>
+                <w:color w:val="000000"/>
+                <w:szCs w:val="32"/>
+              </w:rPr>
+              <w:t>–</w:t>
+            </w:r>
+            <w:r>
+              <w:rPr>
+                <w:rFonts w:ascii="BRH Devanagari Extra" w:hAnsi="BRH Devanagari Extra" w:cs="BRH Devanagari Extra"/>
+                <w:color w:val="000000"/>
+                <w:sz w:val="32"/>
+                <w:szCs w:val="32"/>
+              </w:rPr>
+              <w:t>rÉÉ SlÉÑþmÉÉæ</w:t>
+            </w:r>
+            <w:r>
+              <w:rPr>
+                <w:rFonts w:ascii="BRH Malayalam Extra" w:hAnsi="BRH Malayalam Extra" w:cs="BRH Devanagari Extra"/>
+                <w:color w:val="000000"/>
+                <w:szCs w:val="32"/>
+              </w:rPr>
+              <w:t>–</w:t>
+            </w:r>
+            <w:r>
+              <w:rPr>
+                <w:rFonts w:ascii="BRH Devanagari Extra" w:hAnsi="BRH Devanagari Extra" w:cs="BRH Devanagari Extra"/>
+                <w:color w:val="000000"/>
+                <w:sz w:val="32"/>
+                <w:szCs w:val="32"/>
+              </w:rPr>
+              <w:t xml:space="preserve"> wrÉÉlÉÑ</w:t>
+            </w:r>
+            <w:r>
+              <w:rPr>
+                <w:rFonts w:ascii="BRH Devanagari Extra" w:hAnsi="BRH Devanagari Extra" w:cs="BRH Devanagari Extra"/>
+                <w:color w:val="000000"/>
+                <w:sz w:val="32"/>
+                <w:szCs w:val="32"/>
+                <w:highlight w:val="yellow"/>
+              </w:rPr>
+              <w:t>þ</w:t>
+            </w:r>
+            <w:r>
+              <w:rPr>
+                <w:rFonts w:ascii="BRH Devanagari Extra" w:hAnsi="BRH Devanagari Extra" w:cs="BRH Devanagari Extra"/>
+                <w:color w:val="000000"/>
+                <w:sz w:val="32"/>
+                <w:szCs w:val="32"/>
+                <w:highlight w:val="green"/>
+              </w:rPr>
+              <w:t>mÉÉ</w:t>
+            </w:r>
+            <w:r>
+              <w:rPr>
+                <w:rFonts w:ascii="BRH Devanagari Extra" w:hAnsi="BRH Devanagari Extra" w:cs="BRH Devanagari Extra"/>
+                <w:color w:val="000000"/>
+                <w:sz w:val="32"/>
+                <w:szCs w:val="32"/>
+              </w:rPr>
+              <w:t xml:space="preserve">æwrÉ </w:t>
+            </w:r>
+            <w:r>
+              <w:rPr>
+                <w:rFonts w:ascii="BRH Devanagari Extra" w:hAnsi="BRH Devanagari Extra" w:cs="BRH Devanagari Extra"/>
+                <w:color w:val="000000"/>
+                <w:sz w:val="32"/>
+                <w:szCs w:val="32"/>
+                <w:highlight w:val="green"/>
+              </w:rPr>
+              <w:t>mÉ</w:t>
+            </w:r>
+            <w:r>
+              <w:rPr>
+                <w:rFonts w:ascii="BRH Devanagari Extra" w:hAnsi="BRH Devanagari Extra" w:cs="BRH Devanagari Extra"/>
+                <w:color w:val="000000"/>
+                <w:sz w:val="32"/>
+                <w:szCs w:val="32"/>
+              </w:rPr>
+              <w:t>ërÉÉ</w:t>
+            </w:r>
+            <w:r>
+              <w:rPr>
+                <w:rFonts w:ascii="BRH Malayalam Extra" w:hAnsi="BRH Malayalam Extra" w:cs="BRH Devanagari Extra"/>
+                <w:color w:val="000000"/>
+                <w:szCs w:val="32"/>
+              </w:rPr>
+              <w:t>–</w:t>
+            </w:r>
+            <w:r>
+              <w:rPr>
+                <w:rFonts w:ascii="BRH Devanagari Extra" w:hAnsi="BRH Devanagari Extra" w:cs="BRH Devanagari Extra"/>
+                <w:color w:val="000000"/>
+                <w:sz w:val="32"/>
+                <w:szCs w:val="32"/>
+              </w:rPr>
+              <w:t xml:space="preserve">rÉÉiÉç | </w:t>
+            </w:r>
+          </w:p>
+          <w:p>
+            <w:pPr>
+              <w:widowControl w:val="0"/>
+              <w:autoSpaceDE w:val="0"/>
+              <w:autoSpaceDN w:val="0"/>
+              <w:adjustRightInd w:val="0"/>
+              <w:spacing w:before="0" w:line="240" w:lineRule="auto"/>
+              <w:rPr>
+                <w:rFonts w:ascii="BRH Devanagari Extra" w:hAnsi="BRH Devanagari Extra" w:cs="BRH Devanagari Extra"/>
+                <w:color w:val="000000"/>
+                <w:sz w:val="32"/>
+                <w:szCs w:val="32"/>
+              </w:rPr>
+            </w:pPr>
+            <w:r>
+              <w:rPr>
+                <w:rFonts w:cs="BRH Devanagari Extra"/>
+                <w:color w:val="000000"/>
+                <w:szCs w:val="32"/>
+              </w:rPr>
+              <w:t>53</w:t>
+            </w:r>
+            <w:r>
+              <w:rPr>
+                <w:rFonts w:ascii="BRH Devanagari Extra" w:hAnsi="BRH Devanagari Extra" w:cs="BRH Devanagari Extra"/>
+                <w:color w:val="000000"/>
+                <w:sz w:val="32"/>
+                <w:szCs w:val="32"/>
+              </w:rPr>
+              <w:t>)</w:t>
+            </w:r>
+            <w:r>
+              <w:rPr>
+                <w:rFonts w:ascii="BRH Devanagari Extra" w:hAnsi="BRH Devanagari Extra" w:cs="BRH Devanagari Extra"/>
+                <w:color w:val="000000"/>
+                <w:sz w:val="32"/>
+                <w:szCs w:val="32"/>
+              </w:rPr>
+              <w:tab/>
+            </w:r>
+            <w:r>
+              <w:rPr>
+                <w:rFonts w:cs="BRH Devanagari Extra"/>
+                <w:color w:val="000000"/>
+                <w:szCs w:val="32"/>
+              </w:rPr>
+              <w:t>3</w:t>
+            </w:r>
+            <w:r>
+              <w:rPr>
+                <w:rFonts w:ascii="BRH Devanagari Extra" w:hAnsi="BRH Devanagari Extra" w:cs="BRH Devanagari Extra"/>
+                <w:color w:val="000000"/>
+                <w:sz w:val="32"/>
+                <w:szCs w:val="32"/>
+              </w:rPr>
+              <w:t>.</w:t>
+            </w:r>
+            <w:r>
+              <w:rPr>
+                <w:rFonts w:cs="BRH Devanagari Extra"/>
+                <w:color w:val="000000"/>
+                <w:szCs w:val="32"/>
+              </w:rPr>
+              <w:t>3</w:t>
+            </w:r>
+            <w:r>
+              <w:rPr>
+                <w:rFonts w:ascii="BRH Devanagari Extra" w:hAnsi="BRH Devanagari Extra" w:cs="BRH Devanagari Extra"/>
+                <w:color w:val="000000"/>
+                <w:sz w:val="32"/>
+                <w:szCs w:val="32"/>
+              </w:rPr>
+              <w:t>.</w:t>
+            </w:r>
+            <w:r>
+              <w:rPr>
+                <w:rFonts w:cs="BRH Devanagari Extra"/>
+                <w:color w:val="000000"/>
+                <w:szCs w:val="32"/>
+              </w:rPr>
+              <w:t>8</w:t>
+            </w:r>
+            <w:r>
+              <w:rPr>
+                <w:rFonts w:ascii="BRH Devanagari Extra" w:hAnsi="BRH Devanagari Extra" w:cs="BRH Devanagari Extra"/>
+                <w:color w:val="000000"/>
+                <w:sz w:val="32"/>
+                <w:szCs w:val="32"/>
+              </w:rPr>
+              <w:t>.</w:t>
+            </w:r>
+            <w:r>
+              <w:rPr>
+                <w:rFonts w:cs="BRH Devanagari Extra"/>
+                <w:color w:val="000000"/>
+                <w:szCs w:val="32"/>
+              </w:rPr>
+              <w:t>3</w:t>
+            </w:r>
+            <w:r>
+              <w:rPr>
+                <w:rFonts w:ascii="BRH Devanagari Extra" w:hAnsi="BRH Devanagari Extra" w:cs="BRH Devanagari Extra"/>
+                <w:color w:val="000000"/>
+                <w:sz w:val="32"/>
+                <w:szCs w:val="32"/>
+              </w:rPr>
+              <w:t>(</w:t>
+            </w:r>
+            <w:r>
+              <w:rPr>
+                <w:rFonts w:cs="BRH Devanagari Extra"/>
+                <w:color w:val="000000"/>
+                <w:szCs w:val="32"/>
+              </w:rPr>
+              <w:t>47</w:t>
+            </w:r>
+            <w:r>
+              <w:rPr>
+                <w:rFonts w:ascii="BRH Devanagari Extra" w:hAnsi="BRH Devanagari Extra" w:cs="BRH Devanagari Extra"/>
+                <w:color w:val="000000"/>
+                <w:sz w:val="32"/>
+                <w:szCs w:val="32"/>
+              </w:rPr>
+              <w:t>)- AlÉ</w:t>
+            </w:r>
+            <w:r>
+              <w:rPr>
+                <w:rFonts w:ascii="BRH Devanagari Extra" w:hAnsi="BRH Devanagari Extra" w:cs="BRH Devanagari Extra"/>
+                <w:color w:val="000000"/>
+                <w:sz w:val="32"/>
+                <w:szCs w:val="32"/>
+                <w:highlight w:val="yellow"/>
+              </w:rPr>
+              <w:t>Ñþ</w:t>
+            </w:r>
+            <w:r>
+              <w:rPr>
+                <w:rFonts w:ascii="BRH Devanagari Extra" w:hAnsi="BRH Devanagari Extra" w:cs="BRH Devanagari Extra"/>
+                <w:color w:val="000000"/>
+                <w:sz w:val="32"/>
+                <w:szCs w:val="32"/>
+                <w:highlight w:val="green"/>
+              </w:rPr>
+              <w:t>mÉÉæ</w:t>
+            </w:r>
+            <w:r>
+              <w:rPr>
+                <w:rFonts w:ascii="BRH Devanagari Extra" w:hAnsi="BRH Devanagari Extra" w:cs="BRH Devanagari Extra"/>
+                <w:color w:val="000000"/>
+                <w:sz w:val="32"/>
+                <w:szCs w:val="32"/>
+              </w:rPr>
+              <w:t>wrÉ |</w:t>
+            </w:r>
+          </w:p>
+          <w:p>
+            <w:pPr>
+              <w:widowControl w:val="0"/>
+              <w:autoSpaceDE w:val="0"/>
+              <w:autoSpaceDN w:val="0"/>
+              <w:adjustRightInd w:val="0"/>
+              <w:spacing w:before="0" w:line="240" w:lineRule="auto"/>
+              <w:rPr>
+                <w:rFonts w:ascii="BRH Devanagari Extra" w:hAnsi="BRH Devanagari Extra" w:cs="BRH Devanagari Extra"/>
+                <w:color w:val="000000"/>
+                <w:sz w:val="32"/>
+                <w:szCs w:val="32"/>
+              </w:rPr>
+            </w:pPr>
+            <w:r>
+              <w:rPr>
+                <w:rFonts w:ascii="BRH Devanagari Extra" w:hAnsi="BRH Devanagari Extra" w:cs="BRH Devanagari Extra"/>
+                <w:color w:val="000000"/>
+                <w:sz w:val="32"/>
+                <w:szCs w:val="32"/>
+              </w:rPr>
+              <w:t>AlÉÑþmÉÉæ</w:t>
+            </w:r>
+            <w:r>
+              <w:rPr>
+                <w:rFonts w:ascii="BRH Malayalam Extra" w:hAnsi="BRH Malayalam Extra" w:cs="BRH Devanagari Extra"/>
+                <w:color w:val="000000"/>
+                <w:szCs w:val="32"/>
+              </w:rPr>
+              <w:t>–</w:t>
+            </w:r>
+            <w:r>
+              <w:rPr>
+                <w:rFonts w:ascii="BRH Devanagari Extra" w:hAnsi="BRH Devanagari Extra" w:cs="BRH Devanagari Extra"/>
+                <w:color w:val="000000"/>
+                <w:sz w:val="32"/>
+                <w:szCs w:val="32"/>
+              </w:rPr>
+              <w:t>wrÉåirÉlÉÑþmÉ - AÉå</w:t>
+            </w:r>
+            <w:r>
+              <w:rPr>
+                <w:rFonts w:ascii="BRH Malayalam Extra" w:hAnsi="BRH Malayalam Extra" w:cs="BRH Devanagari Extra"/>
+                <w:color w:val="000000"/>
+                <w:szCs w:val="32"/>
+              </w:rPr>
+              <w:t>–</w:t>
+            </w:r>
+            <w:r>
+              <w:rPr>
+                <w:rFonts w:ascii="BRH Devanagari Extra" w:hAnsi="BRH Devanagari Extra" w:cs="BRH Devanagari Extra"/>
+                <w:color w:val="000000"/>
+                <w:sz w:val="32"/>
+                <w:szCs w:val="32"/>
+              </w:rPr>
+              <w:t>wrÉ</w:t>
+            </w:r>
+            <w:r>
+              <w:rPr>
+                <w:rFonts w:ascii="BRH Malayalam Extra" w:hAnsi="BRH Malayalam Extra" w:cs="BRH Devanagari Extra"/>
+                <w:color w:val="000000"/>
+                <w:szCs w:val="32"/>
+              </w:rPr>
+              <w:t>–</w:t>
+            </w:r>
+            <w:r>
+              <w:rPr>
+                <w:rFonts w:ascii="BRH Devanagari Extra" w:hAnsi="BRH Devanagari Extra" w:cs="BRH Devanagari Extra"/>
+                <w:color w:val="000000"/>
+                <w:sz w:val="32"/>
+                <w:szCs w:val="32"/>
+              </w:rPr>
+              <w:t xml:space="preserve"> | </w:t>
+            </w:r>
+          </w:p>
+          <w:p>
+            <w:pPr>
+              <w:widowControl w:val="0"/>
+              <w:autoSpaceDE w:val="0"/>
+              <w:autoSpaceDN w:val="0"/>
+              <w:adjustRightInd w:val="0"/>
+              <w:spacing w:before="0" w:line="240" w:lineRule="auto"/>
+              <w:rPr>
+                <w:rFonts w:cs="BRH Malayalam Extra"/>
+                <w:color w:val="000000"/>
+                <w:szCs w:val="32"/>
+              </w:rPr>
+            </w:pPr>
+          </w:p>
+        </w:tc>
+      </w:tr>
+      <w:tr>
+        <w:trPr>
+          <w:trHeight w:val="1338"/>
+        </w:trPr>
+        <w:tc>
+          <w:tcPr>
+            <w:tcW w:w="7166" w:type="dxa"/>
+          </w:tcPr>
+          <w:p>
+            <w:pPr>
+              <w:widowControl w:val="0"/>
+              <w:autoSpaceDE w:val="0"/>
+              <w:autoSpaceDN w:val="0"/>
+              <w:adjustRightInd w:val="0"/>
+              <w:spacing w:before="0" w:line="240" w:lineRule="auto"/>
+              <w:rPr>
+                <w:rFonts w:cs="BRH Devanagari Extra"/>
+                <w:color w:val="000000"/>
+                <w:szCs w:val="32"/>
+              </w:rPr>
+            </w:pPr>
+          </w:p>
+        </w:tc>
+        <w:tc>
+          <w:tcPr>
+            <w:tcW w:w="7371" w:type="dxa"/>
+          </w:tcPr>
+          <w:p>
+            <w:pPr>
+              <w:widowControl w:val="0"/>
+              <w:autoSpaceDE w:val="0"/>
+              <w:autoSpaceDN w:val="0"/>
+              <w:adjustRightInd w:val="0"/>
+              <w:spacing w:before="0" w:line="240" w:lineRule="auto"/>
+              <w:rPr>
+                <w:rFonts w:cs="BRH Devanagari Extra"/>
+                <w:color w:val="000000"/>
+                <w:szCs w:val="32"/>
+              </w:rPr>
+            </w:pPr>
+          </w:p>
+        </w:tc>
+      </w:tr>
+    </w:tbl>
+    <w:p>
+      <w:pPr>
+        <w:spacing w:before="0" w:line="240" w:lineRule="auto"/>
+        <w:jc w:val="center"/>
+        <w:rPr>
+          <w:b/>
+          <w:bCs/>
+          <w:sz w:val="32"/>
+          <w:szCs w:val="32"/>
+          <w:u w:val="single"/>
+        </w:rPr>
+      </w:pPr>
+    </w:p>
+    <w:p>
+      <w:pPr>
+        <w:spacing w:before="0" w:line="240" w:lineRule="auto"/>
+        <w:jc w:val="center"/>
+        <w:rPr>
+          <w:b/>
+          <w:bCs/>
+          <w:sz w:val="32"/>
+          <w:szCs w:val="32"/>
+          <w:u w:val="single"/>
+        </w:rPr>
+      </w:pPr>
+    </w:p>
     <w:p>
       <w:pPr>
         <w:spacing w:before="0" w:line="240" w:lineRule="auto"/>
@@ -153,6 +2848,7 @@
           <w:sz w:val="28"/>
           <w:szCs w:val="32"/>
         </w:rPr>
+        <w:lastRenderedPageBreak/>
         <w:t>(ignore those which are already incorporated in your book’s version and date)</w:t>
       </w:r>
     </w:p>
@@ -23423,7 +26119,6 @@
                 <w:color w:val="000000"/>
                 <w:szCs w:val="32"/>
               </w:rPr>
-              <w:lastRenderedPageBreak/>
               <w:t>25</w:t>
             </w:r>
             <w:r>
@@ -23593,6 +26288,7 @@
                 <w:sz w:val="32"/>
                 <w:szCs w:val="32"/>
               </w:rPr>
+              <w:lastRenderedPageBreak/>
               <w:t>xÉÑ</w:t>
             </w:r>
             <w:r>
@@ -24396,7 +27092,6 @@
                 <w:color w:val="000000"/>
                 <w:szCs w:val="32"/>
               </w:rPr>
-              <w:lastRenderedPageBreak/>
               <w:t>25</w:t>
             </w:r>
             <w:r>
@@ -24576,6 +27271,7 @@
                 <w:sz w:val="32"/>
                 <w:szCs w:val="32"/>
               </w:rPr>
+              <w:lastRenderedPageBreak/>
               <w:t>xÉÑ</w:t>
             </w:r>
             <w:r>
@@ -27613,7 +30309,6 @@
           <w:szCs w:val="32"/>
           <w:u w:val="single"/>
         </w:rPr>
-        <w:lastRenderedPageBreak/>
         <w:t xml:space="preserve">TS </w:t>
       </w:r>
       <w:r>
@@ -27765,6 +30460,7 @@
           <w:sz w:val="28"/>
           <w:szCs w:val="32"/>
         </w:rPr>
+        <w:lastRenderedPageBreak/>
         <w:t>(ignore those which are already incorporated in your book’s version and date)</w:t>
       </w:r>
     </w:p>
@@ -28062,7 +30758,7 @@
 </file>
 
 <file path=word/endnotes.xml><?xml version="1.0" encoding="utf-8"?>
-<w:endnotes xmlns:wpc="http://schemas.microsoft.com/office/word/2010/wordprocessingCanvas" xmlns:cx="http://schemas.microsoft.com/office/drawing/2014/chartex" xmlns:cx1="http://schemas.microsoft.com/office/drawing/2015/9/8/chartex" xmlns:cx2="http://schemas.microsoft.com/office/drawing/2015/10/21/chartex" xmlns:cx3="http://schemas.microsoft.com/office/drawing/2016/5/9/chartex" xmlns:cx4="http://schemas.microsoft.com/office/drawing/2016/5/10/chartex" xmlns:cx5="http://schemas.microsoft.com/office/drawing/2016/5/11/chartex" xmlns:cx6="http://schemas.microsoft.com/office/drawing/2016/5/12/chartex" xmlns:cx7="http://schemas.microsoft.com/office/drawing/2016/5/13/chartex" xmlns:cx8="http://schemas.microsoft.com/office/drawing/2016/5/14/chartex" xmlns:mc="http://schemas.openxmlformats.org/markup-compatibility/2006" xmlns:aink="http://schemas.microsoft.com/office/drawing/2016/ink" xmlns:am3d="http://schemas.microsoft.com/office/drawing/2017/model3d" xmlns:o="urn:schemas-microsoft-com:office:office" xmlns:oel="http://schemas.microsoft.com/office/2019/extlst" xmlns:r="http://schemas.openxmlformats.org/officeDocument/2006/relationships" xmlns:m="http://schemas.openxmlformats.org/officeDocument/2006/math" xmlns:v="urn:schemas-microsoft-com:vml" xmlns:wp14="http://schemas.microsoft.com/office/word/2010/wordprocessingDrawing" xmlns:wp="http://schemas.openxmlformats.org/drawingml/2006/wordprocessingDrawing" xmlns:w10="urn:schemas-microsoft-com:office:word" xmlns:w="http://schemas.openxmlformats.org/wordprocessingml/2006/main" xmlns:w14="http://schemas.microsoft.com/office/word/2010/wordml" xmlns:w15="http://schemas.microsoft.com/office/word/2012/wordml" xmlns:w16cex="http://schemas.microsoft.com/office/word/2018/wordml/cex" xmlns:w16cid="http://schemas.microsoft.com/office/word/2016/wordml/cid" xmlns:w16="http://schemas.microsoft.com/office/word/2018/wordml" xmlns:w16sdtdh="http://schemas.microsoft.com/office/word/2020/wordml/sdtdatahash" xmlns:w16se="http://schemas.microsoft.com/office/word/2015/wordml/symex" xmlns:wpg="http://schemas.microsoft.com/office/word/2010/wordprocessingGroup" xmlns:wpi="http://schemas.microsoft.com/office/word/2010/wordprocessingInk" xmlns:wne="http://schemas.microsoft.com/office/word/2006/wordml" xmlns:wps="http://schemas.microsoft.com/office/word/2010/wordprocessingShape" mc:Ignorable="w14 w15 w16se w16cid w16 w16cex w16sdtdh wp14">
+<w:endnotes xmlns:wpc="http://schemas.microsoft.com/office/word/2010/wordprocessingCanvas" xmlns:cx="http://schemas.microsoft.com/office/drawing/2014/chartex" xmlns:cx1="http://schemas.microsoft.com/office/drawing/2015/9/8/chartex" xmlns:cx2="http://schemas.microsoft.com/office/drawing/2015/10/21/chartex" xmlns:cx3="http://schemas.microsoft.com/office/drawing/2016/5/9/chartex" xmlns:cx4="http://schemas.microsoft.com/office/drawing/2016/5/10/chartex" xmlns:cx5="http://schemas.microsoft.com/office/drawing/2016/5/11/chartex" xmlns:cx6="http://schemas.microsoft.com/office/drawing/2016/5/12/chartex" xmlns:cx7="http://schemas.microsoft.com/office/drawing/2016/5/13/chartex" xmlns:cx8="http://schemas.microsoft.com/office/drawing/2016/5/14/chartex" xmlns:mc="http://schemas.openxmlformats.org/markup-compatibility/2006" xmlns:aink="http://schemas.microsoft.com/office/drawing/2016/ink" xmlns:am3d="http://schemas.microsoft.com/office/drawing/2017/model3d" xmlns:o="urn:schemas-microsoft-com:office:office" xmlns:oel="http://schemas.microsoft.com/office/2019/extlst" xmlns:r="http://schemas.openxmlformats.org/officeDocument/2006/relationships" xmlns:m="http://schemas.openxmlformats.org/officeDocument/2006/math" xmlns:v="urn:schemas-microsoft-com:vml" xmlns:wp14="http://schemas.microsoft.com/office/word/2010/wordprocessingDrawing" xmlns:wp="http://schemas.openxmlformats.org/drawingml/2006/wordprocessingDrawing" xmlns:w10="urn:schemas-microsoft-com:office:word" xmlns:w="http://schemas.openxmlformats.org/wordprocessingml/2006/main" xmlns:w14="http://schemas.microsoft.com/office/word/2010/wordml" xmlns:w15="http://schemas.microsoft.com/office/word/2012/wordml" xmlns:w16cei="http://schemas.microsoft.com/office/word/2026/wordml/cei" xmlns:w16cex="http://schemas.microsoft.com/office/word/2018/wordml/cex" xmlns:w16cid="http://schemas.microsoft.com/office/word/2016/wordml/cid" xmlns:w16="http://schemas.microsoft.com/office/word/2018/wordml" xmlns:w16du="http://schemas.microsoft.com/office/word/2023/wordml/word16du" xmlns:w16sdtdh="http://schemas.microsoft.com/office/word/2020/wordml/sdtdatahash" xmlns:w16sdtfl="http://schemas.microsoft.com/office/word/2024/wordml/sdtformatlock" xmlns:w16se="http://schemas.microsoft.com/office/word/2015/wordml/symex" xmlns:wpg="http://schemas.microsoft.com/office/word/2010/wordprocessingGroup" xmlns:wpi="http://schemas.microsoft.com/office/word/2010/wordprocessingInk" xmlns:wne="http://schemas.microsoft.com/office/word/2006/wordml" xmlns:wps="http://schemas.microsoft.com/office/word/2010/wordprocessingShape" mc:Ignorable="w14 w15 w16se w16cid w16 w16cex w16sdtdh w16sdtfl w16du wp14">
   <w:endnote w:type="separator" w:id="-1">
     <w:p>
       <w:pPr>
@@ -28087,7 +30783,7 @@
 </file>
 
 <file path=word/footer1.xml><?xml version="1.0" encoding="utf-8"?>
-<w:ftr xmlns:wpc="http://schemas.microsoft.com/office/word/2010/wordprocessingCanvas" xmlns:cx="http://schemas.microsoft.com/office/drawing/2014/chartex" xmlns:cx1="http://schemas.microsoft.com/office/drawing/2015/9/8/chartex" xmlns:cx2="http://schemas.microsoft.com/office/drawing/2015/10/21/chartex" xmlns:cx3="http://schemas.microsoft.com/office/drawing/2016/5/9/chartex" xmlns:cx4="http://schemas.microsoft.com/office/drawing/2016/5/10/chartex" xmlns:cx5="http://schemas.microsoft.com/office/drawing/2016/5/11/chartex" xmlns:cx6="http://schemas.microsoft.com/office/drawing/2016/5/12/chartex" xmlns:cx7="http://schemas.microsoft.com/office/drawing/2016/5/13/chartex" xmlns:cx8="http://schemas.microsoft.com/office/drawing/2016/5/14/chartex" xmlns:mc="http://schemas.openxmlformats.org/markup-compatibility/2006" xmlns:aink="http://schemas.microsoft.com/office/drawing/2016/ink" xmlns:am3d="http://schemas.microsoft.com/office/drawing/2017/model3d" xmlns:o="urn:schemas-microsoft-com:office:office" xmlns:oel="http://schemas.microsoft.com/office/2019/extlst" xmlns:r="http://schemas.openxmlformats.org/officeDocument/2006/relationships" xmlns:m="http://schemas.openxmlformats.org/officeDocument/2006/math" xmlns:v="urn:schemas-microsoft-com:vml" xmlns:wp14="http://schemas.microsoft.com/office/word/2010/wordprocessingDrawing" xmlns:wp="http://schemas.openxmlformats.org/drawingml/2006/wordprocessingDrawing" xmlns:w10="urn:schemas-microsoft-com:office:word" xmlns:w="http://schemas.openxmlformats.org/wordprocessingml/2006/main" xmlns:w14="http://schemas.microsoft.com/office/word/2010/wordml" xmlns:w15="http://schemas.microsoft.com/office/word/2012/wordml" xmlns:w16cex="http://schemas.microsoft.com/office/word/2018/wordml/cex" xmlns:w16cid="http://schemas.microsoft.com/office/word/2016/wordml/cid" xmlns:w16="http://schemas.microsoft.com/office/word/2018/wordml" xmlns:w16sdtdh="http://schemas.microsoft.com/office/word/2020/wordml/sdtdatahash" xmlns:w16se="http://schemas.microsoft.com/office/word/2015/wordml/symex" xmlns:wpg="http://schemas.microsoft.com/office/word/2010/wordprocessingGroup" xmlns:wpi="http://schemas.microsoft.com/office/word/2010/wordprocessingInk" xmlns:wne="http://schemas.microsoft.com/office/word/2006/wordml" xmlns:wps="http://schemas.microsoft.com/office/word/2010/wordprocessingShape" mc:Ignorable="w14 w15 w16se w16cid w16 w16cex w16sdtdh wp14">
+<w:ftr xmlns:wpc="http://schemas.microsoft.com/office/word/2010/wordprocessingCanvas" xmlns:cx="http://schemas.microsoft.com/office/drawing/2014/chartex" xmlns:cx1="http://schemas.microsoft.com/office/drawing/2015/9/8/chartex" xmlns:cx2="http://schemas.microsoft.com/office/drawing/2015/10/21/chartex" xmlns:cx3="http://schemas.microsoft.com/office/drawing/2016/5/9/chartex" xmlns:cx4="http://schemas.microsoft.com/office/drawing/2016/5/10/chartex" xmlns:cx5="http://schemas.microsoft.com/office/drawing/2016/5/11/chartex" xmlns:cx6="http://schemas.microsoft.com/office/drawing/2016/5/12/chartex" xmlns:cx7="http://schemas.microsoft.com/office/drawing/2016/5/13/chartex" xmlns:cx8="http://schemas.microsoft.com/office/drawing/2016/5/14/chartex" xmlns:mc="http://schemas.openxmlformats.org/markup-compatibility/2006" xmlns:aink="http://schemas.microsoft.com/office/drawing/2016/ink" xmlns:am3d="http://schemas.microsoft.com/office/drawing/2017/model3d" xmlns:o="urn:schemas-microsoft-com:office:office" xmlns:oel="http://schemas.microsoft.com/office/2019/extlst" xmlns:r="http://schemas.openxmlformats.org/officeDocument/2006/relationships" xmlns:m="http://schemas.openxmlformats.org/officeDocument/2006/math" xmlns:v="urn:schemas-microsoft-com:vml" xmlns:wp14="http://schemas.microsoft.com/office/word/2010/wordprocessingDrawing" xmlns:wp="http://schemas.openxmlformats.org/drawingml/2006/wordprocessingDrawing" xmlns:w10="urn:schemas-microsoft-com:office:word" xmlns:w="http://schemas.openxmlformats.org/wordprocessingml/2006/main" xmlns:w14="http://schemas.microsoft.com/office/word/2010/wordml" xmlns:w15="http://schemas.microsoft.com/office/word/2012/wordml" xmlns:w16cei="http://schemas.microsoft.com/office/word/2026/wordml/cei" xmlns:w16cex="http://schemas.microsoft.com/office/word/2018/wordml/cex" xmlns:w16cid="http://schemas.microsoft.com/office/word/2016/wordml/cid" xmlns:w16="http://schemas.microsoft.com/office/word/2018/wordml" xmlns:w16du="http://schemas.microsoft.com/office/word/2023/wordml/word16du" xmlns:w16sdtdh="http://schemas.microsoft.com/office/word/2020/wordml/sdtdatahash" xmlns:w16sdtfl="http://schemas.microsoft.com/office/word/2024/wordml/sdtformatlock" xmlns:w16se="http://schemas.microsoft.com/office/word/2015/wordml/symex" xmlns:wpg="http://schemas.microsoft.com/office/word/2010/wordprocessingGroup" xmlns:wpi="http://schemas.microsoft.com/office/word/2010/wordprocessingInk" xmlns:wne="http://schemas.microsoft.com/office/word/2006/wordml" xmlns:wps="http://schemas.microsoft.com/office/word/2010/wordprocessingShape" mc:Ignorable="w14 w15 w16se w16cid w16 w16cex w16sdtdh w16sdtfl w16du wp14">
   <w:p>
     <w:pPr>
       <w:pBdr>
@@ -28269,7 +30965,7 @@
 </file>
 
 <file path=word/footer2.xml><?xml version="1.0" encoding="utf-8"?>
-<w:ftr xmlns:wpc="http://schemas.microsoft.com/office/word/2010/wordprocessingCanvas" xmlns:cx="http://schemas.microsoft.com/office/drawing/2014/chartex" xmlns:cx1="http://schemas.microsoft.com/office/drawing/2015/9/8/chartex" xmlns:cx2="http://schemas.microsoft.com/office/drawing/2015/10/21/chartex" xmlns:cx3="http://schemas.microsoft.com/office/drawing/2016/5/9/chartex" xmlns:cx4="http://schemas.microsoft.com/office/drawing/2016/5/10/chartex" xmlns:cx5="http://schemas.microsoft.com/office/drawing/2016/5/11/chartex" xmlns:cx6="http://schemas.microsoft.com/office/drawing/2016/5/12/chartex" xmlns:cx7="http://schemas.microsoft.com/office/drawing/2016/5/13/chartex" xmlns:cx8="http://schemas.microsoft.com/office/drawing/2016/5/14/chartex" xmlns:mc="http://schemas.openxmlformats.org/markup-compatibility/2006" xmlns:aink="http://schemas.microsoft.com/office/drawing/2016/ink" xmlns:am3d="http://schemas.microsoft.com/office/drawing/2017/model3d" xmlns:o="urn:schemas-microsoft-com:office:office" xmlns:oel="http://schemas.microsoft.com/office/2019/extlst" xmlns:r="http://schemas.openxmlformats.org/officeDocument/2006/relationships" xmlns:m="http://schemas.openxmlformats.org/officeDocument/2006/math" xmlns:v="urn:schemas-microsoft-com:vml" xmlns:wp14="http://schemas.microsoft.com/office/word/2010/wordprocessingDrawing" xmlns:wp="http://schemas.openxmlformats.org/drawingml/2006/wordprocessingDrawing" xmlns:w10="urn:schemas-microsoft-com:office:word" xmlns:w="http://schemas.openxmlformats.org/wordprocessingml/2006/main" xmlns:w14="http://schemas.microsoft.com/office/word/2010/wordml" xmlns:w15="http://schemas.microsoft.com/office/word/2012/wordml" xmlns:w16cex="http://schemas.microsoft.com/office/word/2018/wordml/cex" xmlns:w16cid="http://schemas.microsoft.com/office/word/2016/wordml/cid" xmlns:w16="http://schemas.microsoft.com/office/word/2018/wordml" xmlns:w16sdtdh="http://schemas.microsoft.com/office/word/2020/wordml/sdtdatahash" xmlns:w16se="http://schemas.microsoft.com/office/word/2015/wordml/symex" xmlns:wpg="http://schemas.microsoft.com/office/word/2010/wordprocessingGroup" xmlns:wpi="http://schemas.microsoft.com/office/word/2010/wordprocessingInk" xmlns:wne="http://schemas.microsoft.com/office/word/2006/wordml" xmlns:wps="http://schemas.microsoft.com/office/word/2010/wordprocessingShape" mc:Ignorable="w14 w15 w16se w16cid w16 w16cex w16sdtdh wp14">
+<w:ftr xmlns:wpc="http://schemas.microsoft.com/office/word/2010/wordprocessingCanvas" xmlns:cx="http://schemas.microsoft.com/office/drawing/2014/chartex" xmlns:cx1="http://schemas.microsoft.com/office/drawing/2015/9/8/chartex" xmlns:cx2="http://schemas.microsoft.com/office/drawing/2015/10/21/chartex" xmlns:cx3="http://schemas.microsoft.com/office/drawing/2016/5/9/chartex" xmlns:cx4="http://schemas.microsoft.com/office/drawing/2016/5/10/chartex" xmlns:cx5="http://schemas.microsoft.com/office/drawing/2016/5/11/chartex" xmlns:cx6="http://schemas.microsoft.com/office/drawing/2016/5/12/chartex" xmlns:cx7="http://schemas.microsoft.com/office/drawing/2016/5/13/chartex" xmlns:cx8="http://schemas.microsoft.com/office/drawing/2016/5/14/chartex" xmlns:mc="http://schemas.openxmlformats.org/markup-compatibility/2006" xmlns:aink="http://schemas.microsoft.com/office/drawing/2016/ink" xmlns:am3d="http://schemas.microsoft.com/office/drawing/2017/model3d" xmlns:o="urn:schemas-microsoft-com:office:office" xmlns:oel="http://schemas.microsoft.com/office/2019/extlst" xmlns:r="http://schemas.openxmlformats.org/officeDocument/2006/relationships" xmlns:m="http://schemas.openxmlformats.org/officeDocument/2006/math" xmlns:v="urn:schemas-microsoft-com:vml" xmlns:wp14="http://schemas.microsoft.com/office/word/2010/wordprocessingDrawing" xmlns:wp="http://schemas.openxmlformats.org/drawingml/2006/wordprocessingDrawing" xmlns:w10="urn:schemas-microsoft-com:office:word" xmlns:w="http://schemas.openxmlformats.org/wordprocessingml/2006/main" xmlns:w14="http://schemas.microsoft.com/office/word/2010/wordml" xmlns:w15="http://schemas.microsoft.com/office/word/2012/wordml" xmlns:w16cei="http://schemas.microsoft.com/office/word/2026/wordml/cei" xmlns:w16cex="http://schemas.microsoft.com/office/word/2018/wordml/cex" xmlns:w16cid="http://schemas.microsoft.com/office/word/2016/wordml/cid" xmlns:w16="http://schemas.microsoft.com/office/word/2018/wordml" xmlns:w16du="http://schemas.microsoft.com/office/word/2023/wordml/word16du" xmlns:w16sdtdh="http://schemas.microsoft.com/office/word/2020/wordml/sdtdatahash" xmlns:w16sdtfl="http://schemas.microsoft.com/office/word/2024/wordml/sdtformatlock" xmlns:w16se="http://schemas.microsoft.com/office/word/2015/wordml/symex" xmlns:wpg="http://schemas.microsoft.com/office/word/2010/wordprocessingGroup" xmlns:wpi="http://schemas.microsoft.com/office/word/2010/wordprocessingInk" xmlns:wne="http://schemas.microsoft.com/office/word/2006/wordml" xmlns:wps="http://schemas.microsoft.com/office/word/2010/wordprocessingShape" mc:Ignorable="w14 w15 w16se w16cid w16 w16cex w16sdtdh w16sdtfl w16du wp14">
   <w:p>
     <w:pPr>
       <w:pBdr>
@@ -28475,7 +31171,7 @@
 </file>
 
 <file path=word/footnotes.xml><?xml version="1.0" encoding="utf-8"?>
-<w:footnotes xmlns:wpc="http://schemas.microsoft.com/office/word/2010/wordprocessingCanvas" xmlns:cx="http://schemas.microsoft.com/office/drawing/2014/chartex" xmlns:cx1="http://schemas.microsoft.com/office/drawing/2015/9/8/chartex" xmlns:cx2="http://schemas.microsoft.com/office/drawing/2015/10/21/chartex" xmlns:cx3="http://schemas.microsoft.com/office/drawing/2016/5/9/chartex" xmlns:cx4="http://schemas.microsoft.com/office/drawing/2016/5/10/chartex" xmlns:cx5="http://schemas.microsoft.com/office/drawing/2016/5/11/chartex" xmlns:cx6="http://schemas.microsoft.com/office/drawing/2016/5/12/chartex" xmlns:cx7="http://schemas.microsoft.com/office/drawing/2016/5/13/chartex" xmlns:cx8="http://schemas.microsoft.com/office/drawing/2016/5/14/chartex" xmlns:mc="http://schemas.openxmlformats.org/markup-compatibility/2006" xmlns:aink="http://schemas.microsoft.com/office/drawing/2016/ink" xmlns:am3d="http://schemas.microsoft.com/office/drawing/2017/model3d" xmlns:o="urn:schemas-microsoft-com:office:office" xmlns:oel="http://schemas.microsoft.com/office/2019/extlst" xmlns:r="http://schemas.openxmlformats.org/officeDocument/2006/relationships" xmlns:m="http://schemas.openxmlformats.org/officeDocument/2006/math" xmlns:v="urn:schemas-microsoft-com:vml" xmlns:wp14="http://schemas.microsoft.com/office/word/2010/wordprocessingDrawing" xmlns:wp="http://schemas.openxmlformats.org/drawingml/2006/wordprocessingDrawing" xmlns:w10="urn:schemas-microsoft-com:office:word" xmlns:w="http://schemas.openxmlformats.org/wordprocessingml/2006/main" xmlns:w14="http://schemas.microsoft.com/office/word/2010/wordml" xmlns:w15="http://schemas.microsoft.com/office/word/2012/wordml" xmlns:w16cex="http://schemas.microsoft.com/office/word/2018/wordml/cex" xmlns:w16cid="http://schemas.microsoft.com/office/word/2016/wordml/cid" xmlns:w16="http://schemas.microsoft.com/office/word/2018/wordml" xmlns:w16sdtdh="http://schemas.microsoft.com/office/word/2020/wordml/sdtdatahash" xmlns:w16se="http://schemas.microsoft.com/office/word/2015/wordml/symex" xmlns:wpg="http://schemas.microsoft.com/office/word/2010/wordprocessingGroup" xmlns:wpi="http://schemas.microsoft.com/office/word/2010/wordprocessingInk" xmlns:wne="http://schemas.microsoft.com/office/word/2006/wordml" xmlns:wps="http://schemas.microsoft.com/office/word/2010/wordprocessingShape" mc:Ignorable="w14 w15 w16se w16cid w16 w16cex w16sdtdh wp14">
+<w:footnotes xmlns:wpc="http://schemas.microsoft.com/office/word/2010/wordprocessingCanvas" xmlns:cx="http://schemas.microsoft.com/office/drawing/2014/chartex" xmlns:cx1="http://schemas.microsoft.com/office/drawing/2015/9/8/chartex" xmlns:cx2="http://schemas.microsoft.com/office/drawing/2015/10/21/chartex" xmlns:cx3="http://schemas.microsoft.com/office/drawing/2016/5/9/chartex" xmlns:cx4="http://schemas.microsoft.com/office/drawing/2016/5/10/chartex" xmlns:cx5="http://schemas.microsoft.com/office/drawing/2016/5/11/chartex" xmlns:cx6="http://schemas.microsoft.com/office/drawing/2016/5/12/chartex" xmlns:cx7="http://schemas.microsoft.com/office/drawing/2016/5/13/chartex" xmlns:cx8="http://schemas.microsoft.com/office/drawing/2016/5/14/chartex" xmlns:mc="http://schemas.openxmlformats.org/markup-compatibility/2006" xmlns:aink="http://schemas.microsoft.com/office/drawing/2016/ink" xmlns:am3d="http://schemas.microsoft.com/office/drawing/2017/model3d" xmlns:o="urn:schemas-microsoft-com:office:office" xmlns:oel="http://schemas.microsoft.com/office/2019/extlst" xmlns:r="http://schemas.openxmlformats.org/officeDocument/2006/relationships" xmlns:m="http://schemas.openxmlformats.org/officeDocument/2006/math" xmlns:v="urn:schemas-microsoft-com:vml" xmlns:wp14="http://schemas.microsoft.com/office/word/2010/wordprocessingDrawing" xmlns:wp="http://schemas.openxmlformats.org/drawingml/2006/wordprocessingDrawing" xmlns:w10="urn:schemas-microsoft-com:office:word" xmlns:w="http://schemas.openxmlformats.org/wordprocessingml/2006/main" xmlns:w14="http://schemas.microsoft.com/office/word/2010/wordml" xmlns:w15="http://schemas.microsoft.com/office/word/2012/wordml" xmlns:w16cei="http://schemas.microsoft.com/office/word/2026/wordml/cei" xmlns:w16cex="http://schemas.microsoft.com/office/word/2018/wordml/cex" xmlns:w16cid="http://schemas.microsoft.com/office/word/2016/wordml/cid" xmlns:w16="http://schemas.microsoft.com/office/word/2018/wordml" xmlns:w16du="http://schemas.microsoft.com/office/word/2023/wordml/word16du" xmlns:w16sdtdh="http://schemas.microsoft.com/office/word/2020/wordml/sdtdatahash" xmlns:w16sdtfl="http://schemas.microsoft.com/office/word/2024/wordml/sdtformatlock" xmlns:w16se="http://schemas.microsoft.com/office/word/2015/wordml/symex" xmlns:wpg="http://schemas.microsoft.com/office/word/2010/wordprocessingGroup" xmlns:wpi="http://schemas.microsoft.com/office/word/2010/wordprocessingInk" xmlns:wne="http://schemas.microsoft.com/office/word/2006/wordml" xmlns:wps="http://schemas.microsoft.com/office/word/2010/wordprocessingShape" mc:Ignorable="w14 w15 w16se w16cid w16 w16cex w16sdtdh w16sdtfl w16du wp14">
   <w:footnote w:type="separator" w:id="-1">
     <w:p>
       <w:pPr>
@@ -28500,7 +31196,7 @@
 </file>
 
 <file path=word/header1.xml><?xml version="1.0" encoding="utf-8"?>
-<w:hdr xmlns:wpc="http://schemas.microsoft.com/office/word/2010/wordprocessingCanvas" xmlns:cx="http://schemas.microsoft.com/office/drawing/2014/chartex" xmlns:cx1="http://schemas.microsoft.com/office/drawing/2015/9/8/chartex" xmlns:cx2="http://schemas.microsoft.com/office/drawing/2015/10/21/chartex" xmlns:cx3="http://schemas.microsoft.com/office/drawing/2016/5/9/chartex" xmlns:cx4="http://schemas.microsoft.com/office/drawing/2016/5/10/chartex" xmlns:cx5="http://schemas.microsoft.com/office/drawing/2016/5/11/chartex" xmlns:cx6="http://schemas.microsoft.com/office/drawing/2016/5/12/chartex" xmlns:cx7="http://schemas.microsoft.com/office/drawing/2016/5/13/chartex" xmlns:cx8="http://schemas.microsoft.com/office/drawing/2016/5/14/chartex" xmlns:mc="http://schemas.openxmlformats.org/markup-compatibility/2006" xmlns:aink="http://schemas.microsoft.com/office/drawing/2016/ink" xmlns:am3d="http://schemas.microsoft.com/office/drawing/2017/model3d" xmlns:o="urn:schemas-microsoft-com:office:office" xmlns:oel="http://schemas.microsoft.com/office/2019/extlst" xmlns:r="http://schemas.openxmlformats.org/officeDocument/2006/relationships" xmlns:m="http://schemas.openxmlformats.org/officeDocument/2006/math" xmlns:v="urn:schemas-microsoft-com:vml" xmlns:wp14="http://schemas.microsoft.com/office/word/2010/wordprocessingDrawing" xmlns:wp="http://schemas.openxmlformats.org/drawingml/2006/wordprocessingDrawing" xmlns:w10="urn:schemas-microsoft-com:office:word" xmlns:w="http://schemas.openxmlformats.org/wordprocessingml/2006/main" xmlns:w14="http://schemas.microsoft.com/office/word/2010/wordml" xmlns:w15="http://schemas.microsoft.com/office/word/2012/wordml" xmlns:w16cex="http://schemas.microsoft.com/office/word/2018/wordml/cex" xmlns:w16cid="http://schemas.microsoft.com/office/word/2016/wordml/cid" xmlns:w16="http://schemas.microsoft.com/office/word/2018/wordml" xmlns:w16sdtdh="http://schemas.microsoft.com/office/word/2020/wordml/sdtdatahash" xmlns:w16se="http://schemas.microsoft.com/office/word/2015/wordml/symex" xmlns:wpg="http://schemas.microsoft.com/office/word/2010/wordprocessingGroup" xmlns:wpi="http://schemas.microsoft.com/office/word/2010/wordprocessingInk" xmlns:wne="http://schemas.microsoft.com/office/word/2006/wordml" xmlns:wps="http://schemas.microsoft.com/office/word/2010/wordprocessingShape" mc:Ignorable="w14 w15 w16se w16cid w16 w16cex w16sdtdh wp14">
+<w:hdr xmlns:wpc="http://schemas.microsoft.com/office/word/2010/wordprocessingCanvas" xmlns:cx="http://schemas.microsoft.com/office/drawing/2014/chartex" xmlns:cx1="http://schemas.microsoft.com/office/drawing/2015/9/8/chartex" xmlns:cx2="http://schemas.microsoft.com/office/drawing/2015/10/21/chartex" xmlns:cx3="http://schemas.microsoft.com/office/drawing/2016/5/9/chartex" xmlns:cx4="http://schemas.microsoft.com/office/drawing/2016/5/10/chartex" xmlns:cx5="http://schemas.microsoft.com/office/drawing/2016/5/11/chartex" xmlns:cx6="http://schemas.microsoft.com/office/drawing/2016/5/12/chartex" xmlns:cx7="http://schemas.microsoft.com/office/drawing/2016/5/13/chartex" xmlns:cx8="http://schemas.microsoft.com/office/drawing/2016/5/14/chartex" xmlns:mc="http://schemas.openxmlformats.org/markup-compatibility/2006" xmlns:aink="http://schemas.microsoft.com/office/drawing/2016/ink" xmlns:am3d="http://schemas.microsoft.com/office/drawing/2017/model3d" xmlns:o="urn:schemas-microsoft-com:office:office" xmlns:oel="http://schemas.microsoft.com/office/2019/extlst" xmlns:r="http://schemas.openxmlformats.org/officeDocument/2006/relationships" xmlns:m="http://schemas.openxmlformats.org/officeDocument/2006/math" xmlns:v="urn:schemas-microsoft-com:vml" xmlns:wp14="http://schemas.microsoft.com/office/word/2010/wordprocessingDrawing" xmlns:wp="http://schemas.openxmlformats.org/drawingml/2006/wordprocessingDrawing" xmlns:w10="urn:schemas-microsoft-com:office:word" xmlns:w="http://schemas.openxmlformats.org/wordprocessingml/2006/main" xmlns:w14="http://schemas.microsoft.com/office/word/2010/wordml" xmlns:w15="http://schemas.microsoft.com/office/word/2012/wordml" xmlns:w16cei="http://schemas.microsoft.com/office/word/2026/wordml/cei" xmlns:w16cex="http://schemas.microsoft.com/office/word/2018/wordml/cex" xmlns:w16cid="http://schemas.microsoft.com/office/word/2016/wordml/cid" xmlns:w16="http://schemas.microsoft.com/office/word/2018/wordml" xmlns:w16du="http://schemas.microsoft.com/office/word/2023/wordml/word16du" xmlns:w16sdtdh="http://schemas.microsoft.com/office/word/2020/wordml/sdtdatahash" xmlns:w16sdtfl="http://schemas.microsoft.com/office/word/2024/wordml/sdtformatlock" xmlns:w16se="http://schemas.microsoft.com/office/word/2015/wordml/symex" xmlns:wpg="http://schemas.microsoft.com/office/word/2010/wordprocessingGroup" xmlns:wpi="http://schemas.microsoft.com/office/word/2010/wordprocessingInk" xmlns:wne="http://schemas.microsoft.com/office/word/2006/wordml" xmlns:wps="http://schemas.microsoft.com/office/word/2010/wordprocessingShape" mc:Ignorable="w14 w15 w16se w16cid w16 w16cex w16sdtdh w16sdtfl w16du wp14">
   <w:p>
     <w:pPr>
       <w:pStyle w:val="Header"/>
@@ -28521,7 +31217,7 @@
 </file>
 
 <file path=word/header2.xml><?xml version="1.0" encoding="utf-8"?>
-<w:hdr xmlns:wpc="http://schemas.microsoft.com/office/word/2010/wordprocessingCanvas" xmlns:cx="http://schemas.microsoft.com/office/drawing/2014/chartex" xmlns:cx1="http://schemas.microsoft.com/office/drawing/2015/9/8/chartex" xmlns:cx2="http://schemas.microsoft.com/office/drawing/2015/10/21/chartex" xmlns:cx3="http://schemas.microsoft.com/office/drawing/2016/5/9/chartex" xmlns:cx4="http://schemas.microsoft.com/office/drawing/2016/5/10/chartex" xmlns:cx5="http://schemas.microsoft.com/office/drawing/2016/5/11/chartex" xmlns:cx6="http://schemas.microsoft.com/office/drawing/2016/5/12/chartex" xmlns:cx7="http://schemas.microsoft.com/office/drawing/2016/5/13/chartex" xmlns:cx8="http://schemas.microsoft.com/office/drawing/2016/5/14/chartex" xmlns:mc="http://schemas.openxmlformats.org/markup-compatibility/2006" xmlns:aink="http://schemas.microsoft.com/office/drawing/2016/ink" xmlns:am3d="http://schemas.microsoft.com/office/drawing/2017/model3d" xmlns:o="urn:schemas-microsoft-com:office:office" xmlns:oel="http://schemas.microsoft.com/office/2019/extlst" xmlns:r="http://schemas.openxmlformats.org/officeDocument/2006/relationships" xmlns:m="http://schemas.openxmlformats.org/officeDocument/2006/math" xmlns:v="urn:schemas-microsoft-com:vml" xmlns:wp14="http://schemas.microsoft.com/office/word/2010/wordprocessingDrawing" xmlns:wp="http://schemas.openxmlformats.org/drawingml/2006/wordprocessingDrawing" xmlns:w10="urn:schemas-microsoft-com:office:word" xmlns:w="http://schemas.openxmlformats.org/wordprocessingml/2006/main" xmlns:w14="http://schemas.microsoft.com/office/word/2010/wordml" xmlns:w15="http://schemas.microsoft.com/office/word/2012/wordml" xmlns:w16cex="http://schemas.microsoft.com/office/word/2018/wordml/cex" xmlns:w16cid="http://schemas.microsoft.com/office/word/2016/wordml/cid" xmlns:w16="http://schemas.microsoft.com/office/word/2018/wordml" xmlns:w16sdtdh="http://schemas.microsoft.com/office/word/2020/wordml/sdtdatahash" xmlns:w16se="http://schemas.microsoft.com/office/word/2015/wordml/symex" xmlns:wpg="http://schemas.microsoft.com/office/word/2010/wordprocessingGroup" xmlns:wpi="http://schemas.microsoft.com/office/word/2010/wordprocessingInk" xmlns:wne="http://schemas.microsoft.com/office/word/2006/wordml" xmlns:wps="http://schemas.microsoft.com/office/word/2010/wordprocessingShape" mc:Ignorable="w14 w15 w16se w16cid w16 w16cex w16sdtdh wp14">
+<w:hdr xmlns:wpc="http://schemas.microsoft.com/office/word/2010/wordprocessingCanvas" xmlns:cx="http://schemas.microsoft.com/office/drawing/2014/chartex" xmlns:cx1="http://schemas.microsoft.com/office/drawing/2015/9/8/chartex" xmlns:cx2="http://schemas.microsoft.com/office/drawing/2015/10/21/chartex" xmlns:cx3="http://schemas.microsoft.com/office/drawing/2016/5/9/chartex" xmlns:cx4="http://schemas.microsoft.com/office/drawing/2016/5/10/chartex" xmlns:cx5="http://schemas.microsoft.com/office/drawing/2016/5/11/chartex" xmlns:cx6="http://schemas.microsoft.com/office/drawing/2016/5/12/chartex" xmlns:cx7="http://schemas.microsoft.com/office/drawing/2016/5/13/chartex" xmlns:cx8="http://schemas.microsoft.com/office/drawing/2016/5/14/chartex" xmlns:mc="http://schemas.openxmlformats.org/markup-compatibility/2006" xmlns:aink="http://schemas.microsoft.com/office/drawing/2016/ink" xmlns:am3d="http://schemas.microsoft.com/office/drawing/2017/model3d" xmlns:o="urn:schemas-microsoft-com:office:office" xmlns:oel="http://schemas.microsoft.com/office/2019/extlst" xmlns:r="http://schemas.openxmlformats.org/officeDocument/2006/relationships" xmlns:m="http://schemas.openxmlformats.org/officeDocument/2006/math" xmlns:v="urn:schemas-microsoft-com:vml" xmlns:wp14="http://schemas.microsoft.com/office/word/2010/wordprocessingDrawing" xmlns:wp="http://schemas.openxmlformats.org/drawingml/2006/wordprocessingDrawing" xmlns:w10="urn:schemas-microsoft-com:office:word" xmlns:w="http://schemas.openxmlformats.org/wordprocessingml/2006/main" xmlns:w14="http://schemas.microsoft.com/office/word/2010/wordml" xmlns:w15="http://schemas.microsoft.com/office/word/2012/wordml" xmlns:w16cei="http://schemas.microsoft.com/office/word/2026/wordml/cei" xmlns:w16cex="http://schemas.microsoft.com/office/word/2018/wordml/cex" xmlns:w16cid="http://schemas.microsoft.com/office/word/2016/wordml/cid" xmlns:w16="http://schemas.microsoft.com/office/word/2018/wordml" xmlns:w16du="http://schemas.microsoft.com/office/word/2023/wordml/word16du" xmlns:w16sdtdh="http://schemas.microsoft.com/office/word/2020/wordml/sdtdatahash" xmlns:w16sdtfl="http://schemas.microsoft.com/office/word/2024/wordml/sdtformatlock" xmlns:w16se="http://schemas.microsoft.com/office/word/2015/wordml/symex" xmlns:wpg="http://schemas.microsoft.com/office/word/2010/wordprocessingGroup" xmlns:wpi="http://schemas.microsoft.com/office/word/2010/wordprocessingInk" xmlns:wne="http://schemas.microsoft.com/office/word/2006/wordml" xmlns:wps="http://schemas.microsoft.com/office/word/2010/wordprocessingShape" mc:Ignorable="w14 w15 w16se w16cid w16 w16cex w16sdtdh w16sdtfl w16du wp14">
   <w:p>
     <w:pPr>
       <w:pStyle w:val="Header"/>
@@ -28534,7 +31230,7 @@
 </file>
 
 <file path=word/styles.xml><?xml version="1.0" encoding="utf-8"?>
-<w:styles xmlns:mc="http://schemas.openxmlformats.org/markup-compatibility/2006" xmlns:r="http://schemas.openxmlformats.org/officeDocument/2006/relationships" xmlns:w="http://schemas.openxmlformats.org/wordprocessingml/2006/main" xmlns:w14="http://schemas.microsoft.com/office/word/2010/wordml" xmlns:w15="http://schemas.microsoft.com/office/word/2012/wordml" xmlns:w16cex="http://schemas.microsoft.com/office/word/2018/wordml/cex" xmlns:w16cid="http://schemas.microsoft.com/office/word/2016/wordml/cid" xmlns:w16="http://schemas.microsoft.com/office/word/2018/wordml" xmlns:w16sdtdh="http://schemas.microsoft.com/office/word/2020/wordml/sdtdatahash" xmlns:w16se="http://schemas.microsoft.com/office/word/2015/wordml/symex" mc:Ignorable="w14 w15 w16se w16cid w16 w16cex w16sdtdh">
+<w:styles xmlns:mc="http://schemas.openxmlformats.org/markup-compatibility/2006" xmlns:r="http://schemas.openxmlformats.org/officeDocument/2006/relationships" xmlns:w="http://schemas.openxmlformats.org/wordprocessingml/2006/main" xmlns:w14="http://schemas.microsoft.com/office/word/2010/wordml" xmlns:w15="http://schemas.microsoft.com/office/word/2012/wordml" xmlns:w16cex="http://schemas.microsoft.com/office/word/2018/wordml/cex" xmlns:w16cid="http://schemas.microsoft.com/office/word/2016/wordml/cid" xmlns:w16="http://schemas.microsoft.com/office/word/2018/wordml" xmlns:w16du="http://schemas.microsoft.com/office/word/2023/wordml/word16du" xmlns:w16sdtdh="http://schemas.microsoft.com/office/word/2020/wordml/sdtdatahash" xmlns:w16sdtfl="http://schemas.microsoft.com/office/word/2024/wordml/sdtformatlock" xmlns:w16se="http://schemas.microsoft.com/office/word/2015/wordml/symex" mc:Ignorable="w14 w15 w16se w16cid w16 w16cex w16sdtdh w16sdtfl w16du">
   <w:docDefaults>
     <w:rPrDefault>
       <w:rPr>

--- a/TS Jatai Ghanam Project/TS 3.3/TS 3.3 Jatai Sanskrit Corrections.docx
+++ b/TS Jatai Ghanam Project/TS 3.3/TS 3.3 Jatai Sanskrit Corrections.docx
@@ -1,6 +1,6 @@
 
 <file path=word/document.xml><?xml version="1.0" encoding="utf-8"?>
-<w:document xmlns:wpc="http://schemas.microsoft.com/office/word/2010/wordprocessingCanvas" xmlns:cx="http://schemas.microsoft.com/office/drawing/2014/chartex" xmlns:cx1="http://schemas.microsoft.com/office/drawing/2015/9/8/chartex" xmlns:cx2="http://schemas.microsoft.com/office/drawing/2015/10/21/chartex" xmlns:cx3="http://schemas.microsoft.com/office/drawing/2016/5/9/chartex" xmlns:cx4="http://schemas.microsoft.com/office/drawing/2016/5/10/chartex" xmlns:cx5="http://schemas.microsoft.com/office/drawing/2016/5/11/chartex" xmlns:cx6="http://schemas.microsoft.com/office/drawing/2016/5/12/chartex" xmlns:cx7="http://schemas.microsoft.com/office/drawing/2016/5/13/chartex" xmlns:cx8="http://schemas.microsoft.com/office/drawing/2016/5/14/chartex" xmlns:mc="http://schemas.openxmlformats.org/markup-compatibility/2006" xmlns:aink="http://schemas.microsoft.com/office/drawing/2016/ink" xmlns:am3d="http://schemas.microsoft.com/office/drawing/2017/model3d" xmlns:o="urn:schemas-microsoft-com:office:office" xmlns:oel="http://schemas.microsoft.com/office/2019/extlst" xmlns:r="http://schemas.openxmlformats.org/officeDocument/2006/relationships" xmlns:m="http://schemas.openxmlformats.org/officeDocument/2006/math" xmlns:v="urn:schemas-microsoft-com:vml" xmlns:wp14="http://schemas.microsoft.com/office/word/2010/wordprocessingDrawing" xmlns:wp="http://schemas.openxmlformats.org/drawingml/2006/wordprocessingDrawing" xmlns:w10="urn:schemas-microsoft-com:office:word" xmlns:w="http://schemas.openxmlformats.org/wordprocessingml/2006/main" xmlns:w14="http://schemas.microsoft.com/office/word/2010/wordml" xmlns:w15="http://schemas.microsoft.com/office/word/2012/wordml" xmlns:w16cei="http://schemas.microsoft.com/office/word/2026/wordml/cei" xmlns:w16cex="http://schemas.microsoft.com/office/word/2018/wordml/cex" xmlns:w16cid="http://schemas.microsoft.com/office/word/2016/wordml/cid" xmlns:w16="http://schemas.microsoft.com/office/word/2018/wordml" xmlns:w16du="http://schemas.microsoft.com/office/word/2023/wordml/word16du" xmlns:w16sdtdh="http://schemas.microsoft.com/office/word/2020/wordml/sdtdatahash" xmlns:w16sdtfl="http://schemas.microsoft.com/office/word/2024/wordml/sdtformatlock" xmlns:w16se="http://schemas.microsoft.com/office/word/2015/wordml/symex" xmlns:wpg="http://schemas.microsoft.com/office/word/2010/wordprocessingGroup" xmlns:wpi="http://schemas.microsoft.com/office/word/2010/wordprocessingInk" xmlns:wne="http://schemas.microsoft.com/office/word/2006/wordml" xmlns:wps="http://schemas.microsoft.com/office/word/2010/wordprocessingShape" mc:Ignorable="w14 w15 w16se w16cid w16 w16cex w16sdtdh w16sdtfl w16du wp14">
+<w:document xmlns:wpc="http://schemas.microsoft.com/office/word/2010/wordprocessingCanvas" xmlns:cx="http://schemas.microsoft.com/office/drawing/2014/chartex" xmlns:cx1="http://schemas.microsoft.com/office/drawing/2015/9/8/chartex" xmlns:cx2="http://schemas.microsoft.com/office/drawing/2015/10/21/chartex" xmlns:cx3="http://schemas.microsoft.com/office/drawing/2016/5/9/chartex" xmlns:cx4="http://schemas.microsoft.com/office/drawing/2016/5/10/chartex" xmlns:cx5="http://schemas.microsoft.com/office/drawing/2016/5/11/chartex" xmlns:cx6="http://schemas.microsoft.com/office/drawing/2016/5/12/chartex" xmlns:cx7="http://schemas.microsoft.com/office/drawing/2016/5/13/chartex" xmlns:cx8="http://schemas.microsoft.com/office/drawing/2016/5/14/chartex" xmlns:mc="http://schemas.openxmlformats.org/markup-compatibility/2006" xmlns:aink="http://schemas.microsoft.com/office/drawing/2016/ink" xmlns:am3d="http://schemas.microsoft.com/office/drawing/2017/model3d" xmlns:o="urn:schemas-microsoft-com:office:office" xmlns:oel="http://schemas.microsoft.com/office/2019/extlst" xmlns:r="http://schemas.openxmlformats.org/officeDocument/2006/relationships" xmlns:m="http://schemas.openxmlformats.org/officeDocument/2006/math" xmlns:v="urn:schemas-microsoft-com:vml" xmlns:wp14="http://schemas.microsoft.com/office/word/2010/wordprocessingDrawing" xmlns:wp="http://schemas.openxmlformats.org/drawingml/2006/wordprocessingDrawing" xmlns:w10="urn:schemas-microsoft-com:office:word" xmlns:w="http://schemas.openxmlformats.org/wordprocessingml/2006/main" xmlns:w14="http://schemas.microsoft.com/office/word/2010/wordml" xmlns:w15="http://schemas.microsoft.com/office/word/2012/wordml" xmlns:w16cex="http://schemas.microsoft.com/office/word/2018/wordml/cex" xmlns:w16cid="http://schemas.microsoft.com/office/word/2016/wordml/cid" xmlns:w16="http://schemas.microsoft.com/office/word/2018/wordml" xmlns:w16du="http://schemas.microsoft.com/office/word/2023/wordml/word16du" xmlns:w16sdtdh="http://schemas.microsoft.com/office/word/2020/wordml/sdtdatahash" xmlns:w16sdtfl="http://schemas.microsoft.com/office/word/2024/wordml/sdtformatlock" xmlns:w16se="http://schemas.microsoft.com/office/word/2015/wordml/symex" xmlns:wpg="http://schemas.microsoft.com/office/word/2010/wordprocessingGroup" xmlns:wpi="http://schemas.microsoft.com/office/word/2010/wordprocessingInk" xmlns:wne="http://schemas.microsoft.com/office/word/2006/wordml" xmlns:wps="http://schemas.microsoft.com/office/word/2010/wordprocessingShape" mc:Ignorable="w14 w15 w16se w16cid w16 w16cex w16sdtdh w16sdtfl w16du wp14">
   <w:body>
     <w:p>
       <w:pPr>
@@ -112,9 +112,8 @@
           <w:szCs w:val="32"/>
           <w:u w:val="single"/>
         </w:rPr>
-        <w:t xml:space="preserve">Observed </w:t>
+        <w:t xml:space="preserve">Observed till </w:t>
       </w:r>
-      <w:proofErr w:type="gramStart"/>
       <w:r>
         <w:rPr>
           <w:b/>
@@ -123,20 +122,8 @@
           <w:szCs w:val="32"/>
           <w:u w:val="single"/>
         </w:rPr>
-        <w:t xml:space="preserve">till </w:t>
+        <w:t>31st Aug 2026</w:t>
       </w:r>
-      <w:r>
-        <w:rPr>
-          <w:b/>
-          <w:bCs/>
-          <w:sz w:val="32"/>
-          <w:szCs w:val="32"/>
-          <w:highlight w:val="red"/>
-          <w:u w:val="single"/>
-        </w:rPr>
-        <w:t>???</w:t>
-      </w:r>
-      <w:proofErr w:type="gramEnd"/>
     </w:p>
     <w:p>
       <w:pPr>
@@ -2627,49 +2614,6 @@
           </w:p>
         </w:tc>
       </w:tr>
-      <w:tr>
-        <w:trPr>
-          <w:trHeight w:val="1338"/>
-        </w:trPr>
-        <w:tc>
-          <w:tcPr>
-            <w:tcW w:w="7166" w:type="dxa"/>
-          </w:tcPr>
-          <w:p>
-            <w:pPr>
-              <w:widowControl w:val="0"/>
-              <w:autoSpaceDE w:val="0"/>
-              <w:autoSpaceDN w:val="0"/>
-              <w:adjustRightInd w:val="0"/>
-              <w:spacing w:before="0" w:line="240" w:lineRule="auto"/>
-              <w:rPr>
-                <w:rFonts w:cs="BRH Devanagari Extra"/>
-                <w:color w:val="000000"/>
-                <w:szCs w:val="32"/>
-              </w:rPr>
-            </w:pPr>
-          </w:p>
-        </w:tc>
-        <w:tc>
-          <w:tcPr>
-            <w:tcW w:w="7371" w:type="dxa"/>
-          </w:tcPr>
-          <w:p>
-            <w:pPr>
-              <w:widowControl w:val="0"/>
-              <w:autoSpaceDE w:val="0"/>
-              <w:autoSpaceDN w:val="0"/>
-              <w:adjustRightInd w:val="0"/>
-              <w:spacing w:before="0" w:line="240" w:lineRule="auto"/>
-              <w:rPr>
-                <w:rFonts w:cs="BRH Devanagari Extra"/>
-                <w:color w:val="000000"/>
-                <w:szCs w:val="32"/>
-              </w:rPr>
-            </w:pPr>
-          </w:p>
-        </w:tc>
-      </w:tr>
     </w:tbl>
     <w:p>
       <w:pPr>
@@ -2683,6 +2627,16 @@
           <w:u w:val="single"/>
         </w:rPr>
       </w:pPr>
+      <w:r>
+        <w:rPr>
+          <w:b/>
+          <w:bCs/>
+          <w:sz w:val="32"/>
+          <w:szCs w:val="32"/>
+          <w:u w:val="single"/>
+        </w:rPr>
+        <w:t>===========</w:t>
+      </w:r>
     </w:p>
     <w:p>
       <w:pPr>
@@ -2848,7 +2802,6 @@
           <w:sz w:val="28"/>
           <w:szCs w:val="32"/>
         </w:rPr>
-        <w:lastRenderedPageBreak/>
         <w:t>(ignore those which are already incorporated in your book’s version and date)</w:t>
       </w:r>
     </w:p>
@@ -3163,6 +3116,7 @@
                 <w:sz w:val="32"/>
                 <w:szCs w:val="32"/>
               </w:rPr>
+              <w:lastRenderedPageBreak/>
               <w:t>mÉ</w:t>
             </w:r>
             <w:r>
@@ -3987,6 +3941,7 @@
                 <w:color w:val="000000"/>
                 <w:szCs w:val="32"/>
               </w:rPr>
+              <w:lastRenderedPageBreak/>
               <w:t>40</w:t>
             </w:r>
             <w:r>
@@ -4184,6 +4139,7 @@
                 <w:sz w:val="32"/>
                 <w:szCs w:val="32"/>
               </w:rPr>
+              <w:lastRenderedPageBreak/>
               <w:t>mÉ</w:t>
             </w:r>
             <w:r>
@@ -4940,6 +4896,7 @@
                 <w:color w:val="000000"/>
                 <w:szCs w:val="32"/>
               </w:rPr>
+              <w:lastRenderedPageBreak/>
               <w:t>54</w:t>
             </w:r>
             <w:r>
@@ -30301,6 +30258,19 @@
           <w:u w:val="single"/>
         </w:rPr>
       </w:pPr>
+    </w:p>
+    <w:p>
+      <w:pPr>
+        <w:spacing w:before="0" w:line="240" w:lineRule="auto"/>
+        <w:jc w:val="center"/>
+        <w:rPr>
+          <w:b/>
+          <w:bCs/>
+          <w:sz w:val="32"/>
+          <w:szCs w:val="32"/>
+          <w:u w:val="single"/>
+        </w:rPr>
+      </w:pPr>
       <w:r>
         <w:rPr>
           <w:b/>
@@ -30309,6 +30279,7 @@
           <w:szCs w:val="32"/>
           <w:u w:val="single"/>
         </w:rPr>
+        <w:lastRenderedPageBreak/>
         <w:t xml:space="preserve">TS </w:t>
       </w:r>
       <w:r>
@@ -30460,7 +30431,6 @@
           <w:sz w:val="28"/>
           <w:szCs w:val="32"/>
         </w:rPr>
-        <w:lastRenderedPageBreak/>
         <w:t>(ignore those which are already incorporated in your book’s version and date)</w:t>
       </w:r>
     </w:p>
@@ -30758,7 +30728,7 @@
 </file>
 
 <file path=word/endnotes.xml><?xml version="1.0" encoding="utf-8"?>
-<w:endnotes xmlns:wpc="http://schemas.microsoft.com/office/word/2010/wordprocessingCanvas" xmlns:cx="http://schemas.microsoft.com/office/drawing/2014/chartex" xmlns:cx1="http://schemas.microsoft.com/office/drawing/2015/9/8/chartex" xmlns:cx2="http://schemas.microsoft.com/office/drawing/2015/10/21/chartex" xmlns:cx3="http://schemas.microsoft.com/office/drawing/2016/5/9/chartex" xmlns:cx4="http://schemas.microsoft.com/office/drawing/2016/5/10/chartex" xmlns:cx5="http://schemas.microsoft.com/office/drawing/2016/5/11/chartex" xmlns:cx6="http://schemas.microsoft.com/office/drawing/2016/5/12/chartex" xmlns:cx7="http://schemas.microsoft.com/office/drawing/2016/5/13/chartex" xmlns:cx8="http://schemas.microsoft.com/office/drawing/2016/5/14/chartex" xmlns:mc="http://schemas.openxmlformats.org/markup-compatibility/2006" xmlns:aink="http://schemas.microsoft.com/office/drawing/2016/ink" xmlns:am3d="http://schemas.microsoft.com/office/drawing/2017/model3d" xmlns:o="urn:schemas-microsoft-com:office:office" xmlns:oel="http://schemas.microsoft.com/office/2019/extlst" xmlns:r="http://schemas.openxmlformats.org/officeDocument/2006/relationships" xmlns:m="http://schemas.openxmlformats.org/officeDocument/2006/math" xmlns:v="urn:schemas-microsoft-com:vml" xmlns:wp14="http://schemas.microsoft.com/office/word/2010/wordprocessingDrawing" xmlns:wp="http://schemas.openxmlformats.org/drawingml/2006/wordprocessingDrawing" xmlns:w10="urn:schemas-microsoft-com:office:word" xmlns:w="http://schemas.openxmlformats.org/wordprocessingml/2006/main" xmlns:w14="http://schemas.microsoft.com/office/word/2010/wordml" xmlns:w15="http://schemas.microsoft.com/office/word/2012/wordml" xmlns:w16cei="http://schemas.microsoft.com/office/word/2026/wordml/cei" xmlns:w16cex="http://schemas.microsoft.com/office/word/2018/wordml/cex" xmlns:w16cid="http://schemas.microsoft.com/office/word/2016/wordml/cid" xmlns:w16="http://schemas.microsoft.com/office/word/2018/wordml" xmlns:w16du="http://schemas.microsoft.com/office/word/2023/wordml/word16du" xmlns:w16sdtdh="http://schemas.microsoft.com/office/word/2020/wordml/sdtdatahash" xmlns:w16sdtfl="http://schemas.microsoft.com/office/word/2024/wordml/sdtformatlock" xmlns:w16se="http://schemas.microsoft.com/office/word/2015/wordml/symex" xmlns:wpg="http://schemas.microsoft.com/office/word/2010/wordprocessingGroup" xmlns:wpi="http://schemas.microsoft.com/office/word/2010/wordprocessingInk" xmlns:wne="http://schemas.microsoft.com/office/word/2006/wordml" xmlns:wps="http://schemas.microsoft.com/office/word/2010/wordprocessingShape" mc:Ignorable="w14 w15 w16se w16cid w16 w16cex w16sdtdh w16sdtfl w16du wp14">
+<w:endnotes xmlns:wpc="http://schemas.microsoft.com/office/word/2010/wordprocessingCanvas" xmlns:cx="http://schemas.microsoft.com/office/drawing/2014/chartex" xmlns:cx1="http://schemas.microsoft.com/office/drawing/2015/9/8/chartex" xmlns:cx2="http://schemas.microsoft.com/office/drawing/2015/10/21/chartex" xmlns:cx3="http://schemas.microsoft.com/office/drawing/2016/5/9/chartex" xmlns:cx4="http://schemas.microsoft.com/office/drawing/2016/5/10/chartex" xmlns:cx5="http://schemas.microsoft.com/office/drawing/2016/5/11/chartex" xmlns:cx6="http://schemas.microsoft.com/office/drawing/2016/5/12/chartex" xmlns:cx7="http://schemas.microsoft.com/office/drawing/2016/5/13/chartex" xmlns:cx8="http://schemas.microsoft.com/office/drawing/2016/5/14/chartex" xmlns:mc="http://schemas.openxmlformats.org/markup-compatibility/2006" xmlns:aink="http://schemas.microsoft.com/office/drawing/2016/ink" xmlns:am3d="http://schemas.microsoft.com/office/drawing/2017/model3d" xmlns:o="urn:schemas-microsoft-com:office:office" xmlns:oel="http://schemas.microsoft.com/office/2019/extlst" xmlns:r="http://schemas.openxmlformats.org/officeDocument/2006/relationships" xmlns:m="http://schemas.openxmlformats.org/officeDocument/2006/math" xmlns:v="urn:schemas-microsoft-com:vml" xmlns:wp14="http://schemas.microsoft.com/office/word/2010/wordprocessingDrawing" xmlns:wp="http://schemas.openxmlformats.org/drawingml/2006/wordprocessingDrawing" xmlns:w10="urn:schemas-microsoft-com:office:word" xmlns:w="http://schemas.openxmlformats.org/wordprocessingml/2006/main" xmlns:w14="http://schemas.microsoft.com/office/word/2010/wordml" xmlns:w15="http://schemas.microsoft.com/office/word/2012/wordml" xmlns:w16cex="http://schemas.microsoft.com/office/word/2018/wordml/cex" xmlns:w16cid="http://schemas.microsoft.com/office/word/2016/wordml/cid" xmlns:w16="http://schemas.microsoft.com/office/word/2018/wordml" xmlns:w16du="http://schemas.microsoft.com/office/word/2023/wordml/word16du" xmlns:w16sdtdh="http://schemas.microsoft.com/office/word/2020/wordml/sdtdatahash" xmlns:w16sdtfl="http://schemas.microsoft.com/office/word/2024/wordml/sdtformatlock" xmlns:w16se="http://schemas.microsoft.com/office/word/2015/wordml/symex" xmlns:wpg="http://schemas.microsoft.com/office/word/2010/wordprocessingGroup" xmlns:wpi="http://schemas.microsoft.com/office/word/2010/wordprocessingInk" xmlns:wne="http://schemas.microsoft.com/office/word/2006/wordml" xmlns:wps="http://schemas.microsoft.com/office/word/2010/wordprocessingShape" mc:Ignorable="w14 w15 w16se w16cid w16 w16cex w16sdtdh w16sdtfl w16du wp14">
   <w:endnote w:type="separator" w:id="-1">
     <w:p>
       <w:pPr>
@@ -30783,7 +30753,7 @@
 </file>
 
 <file path=word/footer1.xml><?xml version="1.0" encoding="utf-8"?>
-<w:ftr xmlns:wpc="http://schemas.microsoft.com/office/word/2010/wordprocessingCanvas" xmlns:cx="http://schemas.microsoft.com/office/drawing/2014/chartex" xmlns:cx1="http://schemas.microsoft.com/office/drawing/2015/9/8/chartex" xmlns:cx2="http://schemas.microsoft.com/office/drawing/2015/10/21/chartex" xmlns:cx3="http://schemas.microsoft.com/office/drawing/2016/5/9/chartex" xmlns:cx4="http://schemas.microsoft.com/office/drawing/2016/5/10/chartex" xmlns:cx5="http://schemas.microsoft.com/office/drawing/2016/5/11/chartex" xmlns:cx6="http://schemas.microsoft.com/office/drawing/2016/5/12/chartex" xmlns:cx7="http://schemas.microsoft.com/office/drawing/2016/5/13/chartex" xmlns:cx8="http://schemas.microsoft.com/office/drawing/2016/5/14/chartex" xmlns:mc="http://schemas.openxmlformats.org/markup-compatibility/2006" xmlns:aink="http://schemas.microsoft.com/office/drawing/2016/ink" xmlns:am3d="http://schemas.microsoft.com/office/drawing/2017/model3d" xmlns:o="urn:schemas-microsoft-com:office:office" xmlns:oel="http://schemas.microsoft.com/office/2019/extlst" xmlns:r="http://schemas.openxmlformats.org/officeDocument/2006/relationships" xmlns:m="http://schemas.openxmlformats.org/officeDocument/2006/math" xmlns:v="urn:schemas-microsoft-com:vml" xmlns:wp14="http://schemas.microsoft.com/office/word/2010/wordprocessingDrawing" xmlns:wp="http://schemas.openxmlformats.org/drawingml/2006/wordprocessingDrawing" xmlns:w10="urn:schemas-microsoft-com:office:word" xmlns:w="http://schemas.openxmlformats.org/wordprocessingml/2006/main" xmlns:w14="http://schemas.microsoft.com/office/word/2010/wordml" xmlns:w15="http://schemas.microsoft.com/office/word/2012/wordml" xmlns:w16cei="http://schemas.microsoft.com/office/word/2026/wordml/cei" xmlns:w16cex="http://schemas.microsoft.com/office/word/2018/wordml/cex" xmlns:w16cid="http://schemas.microsoft.com/office/word/2016/wordml/cid" xmlns:w16="http://schemas.microsoft.com/office/word/2018/wordml" xmlns:w16du="http://schemas.microsoft.com/office/word/2023/wordml/word16du" xmlns:w16sdtdh="http://schemas.microsoft.com/office/word/2020/wordml/sdtdatahash" xmlns:w16sdtfl="http://schemas.microsoft.com/office/word/2024/wordml/sdtformatlock" xmlns:w16se="http://schemas.microsoft.com/office/word/2015/wordml/symex" xmlns:wpg="http://schemas.microsoft.com/office/word/2010/wordprocessingGroup" xmlns:wpi="http://schemas.microsoft.com/office/word/2010/wordprocessingInk" xmlns:wne="http://schemas.microsoft.com/office/word/2006/wordml" xmlns:wps="http://schemas.microsoft.com/office/word/2010/wordprocessingShape" mc:Ignorable="w14 w15 w16se w16cid w16 w16cex w16sdtdh w16sdtfl w16du wp14">
+<w:ftr xmlns:wpc="http://schemas.microsoft.com/office/word/2010/wordprocessingCanvas" xmlns:cx="http://schemas.microsoft.com/office/drawing/2014/chartex" xmlns:cx1="http://schemas.microsoft.com/office/drawing/2015/9/8/chartex" xmlns:cx2="http://schemas.microsoft.com/office/drawing/2015/10/21/chartex" xmlns:cx3="http://schemas.microsoft.com/office/drawing/2016/5/9/chartex" xmlns:cx4="http://schemas.microsoft.com/office/drawing/2016/5/10/chartex" xmlns:cx5="http://schemas.microsoft.com/office/drawing/2016/5/11/chartex" xmlns:cx6="http://schemas.microsoft.com/office/drawing/2016/5/12/chartex" xmlns:cx7="http://schemas.microsoft.com/office/drawing/2016/5/13/chartex" xmlns:cx8="http://schemas.microsoft.com/office/drawing/2016/5/14/chartex" xmlns:mc="http://schemas.openxmlformats.org/markup-compatibility/2006" xmlns:aink="http://schemas.microsoft.com/office/drawing/2016/ink" xmlns:am3d="http://schemas.microsoft.com/office/drawing/2017/model3d" xmlns:o="urn:schemas-microsoft-com:office:office" xmlns:oel="http://schemas.microsoft.com/office/2019/extlst" xmlns:r="http://schemas.openxmlformats.org/officeDocument/2006/relationships" xmlns:m="http://schemas.openxmlformats.org/officeDocument/2006/math" xmlns:v="urn:schemas-microsoft-com:vml" xmlns:wp14="http://schemas.microsoft.com/office/word/2010/wordprocessingDrawing" xmlns:wp="http://schemas.openxmlformats.org/drawingml/2006/wordprocessingDrawing" xmlns:w10="urn:schemas-microsoft-com:office:word" xmlns:w="http://schemas.openxmlformats.org/wordprocessingml/2006/main" xmlns:w14="http://schemas.microsoft.com/office/word/2010/wordml" xmlns:w15="http://schemas.microsoft.com/office/word/2012/wordml" xmlns:w16cex="http://schemas.microsoft.com/office/word/2018/wordml/cex" xmlns:w16cid="http://schemas.microsoft.com/office/word/2016/wordml/cid" xmlns:w16="http://schemas.microsoft.com/office/word/2018/wordml" xmlns:w16du="http://schemas.microsoft.com/office/word/2023/wordml/word16du" xmlns:w16sdtdh="http://schemas.microsoft.com/office/word/2020/wordml/sdtdatahash" xmlns:w16sdtfl="http://schemas.microsoft.com/office/word/2024/wordml/sdtformatlock" xmlns:w16se="http://schemas.microsoft.com/office/word/2015/wordml/symex" xmlns:wpg="http://schemas.microsoft.com/office/word/2010/wordprocessingGroup" xmlns:wpi="http://schemas.microsoft.com/office/word/2010/wordprocessingInk" xmlns:wne="http://schemas.microsoft.com/office/word/2006/wordml" xmlns:wps="http://schemas.microsoft.com/office/word/2010/wordprocessingShape" mc:Ignorable="w14 w15 w16se w16cid w16 w16cex w16sdtdh w16sdtfl w16du wp14">
   <w:p>
     <w:pPr>
       <w:pBdr>
@@ -30965,7 +30935,7 @@
 </file>
 
 <file path=word/footer2.xml><?xml version="1.0" encoding="utf-8"?>
-<w:ftr xmlns:wpc="http://schemas.microsoft.com/office/word/2010/wordprocessingCanvas" xmlns:cx="http://schemas.microsoft.com/office/drawing/2014/chartex" xmlns:cx1="http://schemas.microsoft.com/office/drawing/2015/9/8/chartex" xmlns:cx2="http://schemas.microsoft.com/office/drawing/2015/10/21/chartex" xmlns:cx3="http://schemas.microsoft.com/office/drawing/2016/5/9/chartex" xmlns:cx4="http://schemas.microsoft.com/office/drawing/2016/5/10/chartex" xmlns:cx5="http://schemas.microsoft.com/office/drawing/2016/5/11/chartex" xmlns:cx6="http://schemas.microsoft.com/office/drawing/2016/5/12/chartex" xmlns:cx7="http://schemas.microsoft.com/office/drawing/2016/5/13/chartex" xmlns:cx8="http://schemas.microsoft.com/office/drawing/2016/5/14/chartex" xmlns:mc="http://schemas.openxmlformats.org/markup-compatibility/2006" xmlns:aink="http://schemas.microsoft.com/office/drawing/2016/ink" xmlns:am3d="http://schemas.microsoft.com/office/drawing/2017/model3d" xmlns:o="urn:schemas-microsoft-com:office:office" xmlns:oel="http://schemas.microsoft.com/office/2019/extlst" xmlns:r="http://schemas.openxmlformats.org/officeDocument/2006/relationships" xmlns:m="http://schemas.openxmlformats.org/officeDocument/2006/math" xmlns:v="urn:schemas-microsoft-com:vml" xmlns:wp14="http://schemas.microsoft.com/office/word/2010/wordprocessingDrawing" xmlns:wp="http://schemas.openxmlformats.org/drawingml/2006/wordprocessingDrawing" xmlns:w10="urn:schemas-microsoft-com:office:word" xmlns:w="http://schemas.openxmlformats.org/wordprocessingml/2006/main" xmlns:w14="http://schemas.microsoft.com/office/word/2010/wordml" xmlns:w15="http://schemas.microsoft.com/office/word/2012/wordml" xmlns:w16cei="http://schemas.microsoft.com/office/word/2026/wordml/cei" xmlns:w16cex="http://schemas.microsoft.com/office/word/2018/wordml/cex" xmlns:w16cid="http://schemas.microsoft.com/office/word/2016/wordml/cid" xmlns:w16="http://schemas.microsoft.com/office/word/2018/wordml" xmlns:w16du="http://schemas.microsoft.com/office/word/2023/wordml/word16du" xmlns:w16sdtdh="http://schemas.microsoft.com/office/word/2020/wordml/sdtdatahash" xmlns:w16sdtfl="http://schemas.microsoft.com/office/word/2024/wordml/sdtformatlock" xmlns:w16se="http://schemas.microsoft.com/office/word/2015/wordml/symex" xmlns:wpg="http://schemas.microsoft.com/office/word/2010/wordprocessingGroup" xmlns:wpi="http://schemas.microsoft.com/office/word/2010/wordprocessingInk" xmlns:wne="http://schemas.microsoft.com/office/word/2006/wordml" xmlns:wps="http://schemas.microsoft.com/office/word/2010/wordprocessingShape" mc:Ignorable="w14 w15 w16se w16cid w16 w16cex w16sdtdh w16sdtfl w16du wp14">
+<w:ftr xmlns:wpc="http://schemas.microsoft.com/office/word/2010/wordprocessingCanvas" xmlns:cx="http://schemas.microsoft.com/office/drawing/2014/chartex" xmlns:cx1="http://schemas.microsoft.com/office/drawing/2015/9/8/chartex" xmlns:cx2="http://schemas.microsoft.com/office/drawing/2015/10/21/chartex" xmlns:cx3="http://schemas.microsoft.com/office/drawing/2016/5/9/chartex" xmlns:cx4="http://schemas.microsoft.com/office/drawing/2016/5/10/chartex" xmlns:cx5="http://schemas.microsoft.com/office/drawing/2016/5/11/chartex" xmlns:cx6="http://schemas.microsoft.com/office/drawing/2016/5/12/chartex" xmlns:cx7="http://schemas.microsoft.com/office/drawing/2016/5/13/chartex" xmlns:cx8="http://schemas.microsoft.com/office/drawing/2016/5/14/chartex" xmlns:mc="http://schemas.openxmlformats.org/markup-compatibility/2006" xmlns:aink="http://schemas.microsoft.com/office/drawing/2016/ink" xmlns:am3d="http://schemas.microsoft.com/office/drawing/2017/model3d" xmlns:o="urn:schemas-microsoft-com:office:office" xmlns:oel="http://schemas.microsoft.com/office/2019/extlst" xmlns:r="http://schemas.openxmlformats.org/officeDocument/2006/relationships" xmlns:m="http://schemas.openxmlformats.org/officeDocument/2006/math" xmlns:v="urn:schemas-microsoft-com:vml" xmlns:wp14="http://schemas.microsoft.com/office/word/2010/wordprocessingDrawing" xmlns:wp="http://schemas.openxmlformats.org/drawingml/2006/wordprocessingDrawing" xmlns:w10="urn:schemas-microsoft-com:office:word" xmlns:w="http://schemas.openxmlformats.org/wordprocessingml/2006/main" xmlns:w14="http://schemas.microsoft.com/office/word/2010/wordml" xmlns:w15="http://schemas.microsoft.com/office/word/2012/wordml" xmlns:w16cex="http://schemas.microsoft.com/office/word/2018/wordml/cex" xmlns:w16cid="http://schemas.microsoft.com/office/word/2016/wordml/cid" xmlns:w16="http://schemas.microsoft.com/office/word/2018/wordml" xmlns:w16du="http://schemas.microsoft.com/office/word/2023/wordml/word16du" xmlns:w16sdtdh="http://schemas.microsoft.com/office/word/2020/wordml/sdtdatahash" xmlns:w16sdtfl="http://schemas.microsoft.com/office/word/2024/wordml/sdtformatlock" xmlns:w16se="http://schemas.microsoft.com/office/word/2015/wordml/symex" xmlns:wpg="http://schemas.microsoft.com/office/word/2010/wordprocessingGroup" xmlns:wpi="http://schemas.microsoft.com/office/word/2010/wordprocessingInk" xmlns:wne="http://schemas.microsoft.com/office/word/2006/wordml" xmlns:wps="http://schemas.microsoft.com/office/word/2010/wordprocessingShape" mc:Ignorable="w14 w15 w16se w16cid w16 w16cex w16sdtdh w16sdtfl w16du wp14">
   <w:p>
     <w:pPr>
       <w:pBdr>
@@ -31171,7 +31141,7 @@
 </file>
 
 <file path=word/footnotes.xml><?xml version="1.0" encoding="utf-8"?>
-<w:footnotes xmlns:wpc="http://schemas.microsoft.com/office/word/2010/wordprocessingCanvas" xmlns:cx="http://schemas.microsoft.com/office/drawing/2014/chartex" xmlns:cx1="http://schemas.microsoft.com/office/drawing/2015/9/8/chartex" xmlns:cx2="http://schemas.microsoft.com/office/drawing/2015/10/21/chartex" xmlns:cx3="http://schemas.microsoft.com/office/drawing/2016/5/9/chartex" xmlns:cx4="http://schemas.microsoft.com/office/drawing/2016/5/10/chartex" xmlns:cx5="http://schemas.microsoft.com/office/drawing/2016/5/11/chartex" xmlns:cx6="http://schemas.microsoft.com/office/drawing/2016/5/12/chartex" xmlns:cx7="http://schemas.microsoft.com/office/drawing/2016/5/13/chartex" xmlns:cx8="http://schemas.microsoft.com/office/drawing/2016/5/14/chartex" xmlns:mc="http://schemas.openxmlformats.org/markup-compatibility/2006" xmlns:aink="http://schemas.microsoft.com/office/drawing/2016/ink" xmlns:am3d="http://schemas.microsoft.com/office/drawing/2017/model3d" xmlns:o="urn:schemas-microsoft-com:office:office" xmlns:oel="http://schemas.microsoft.com/office/2019/extlst" xmlns:r="http://schemas.openxmlformats.org/officeDocument/2006/relationships" xmlns:m="http://schemas.openxmlformats.org/officeDocument/2006/math" xmlns:v="urn:schemas-microsoft-com:vml" xmlns:wp14="http://schemas.microsoft.com/office/word/2010/wordprocessingDrawing" xmlns:wp="http://schemas.openxmlformats.org/drawingml/2006/wordprocessingDrawing" xmlns:w10="urn:schemas-microsoft-com:office:word" xmlns:w="http://schemas.openxmlformats.org/wordprocessingml/2006/main" xmlns:w14="http://schemas.microsoft.com/office/word/2010/wordml" xmlns:w15="http://schemas.microsoft.com/office/word/2012/wordml" xmlns:w16cei="http://schemas.microsoft.com/office/word/2026/wordml/cei" xmlns:w16cex="http://schemas.microsoft.com/office/word/2018/wordml/cex" xmlns:w16cid="http://schemas.microsoft.com/office/word/2016/wordml/cid" xmlns:w16="http://schemas.microsoft.com/office/word/2018/wordml" xmlns:w16du="http://schemas.microsoft.com/office/word/2023/wordml/word16du" xmlns:w16sdtdh="http://schemas.microsoft.com/office/word/2020/wordml/sdtdatahash" xmlns:w16sdtfl="http://schemas.microsoft.com/office/word/2024/wordml/sdtformatlock" xmlns:w16se="http://schemas.microsoft.com/office/word/2015/wordml/symex" xmlns:wpg="http://schemas.microsoft.com/office/word/2010/wordprocessingGroup" xmlns:wpi="http://schemas.microsoft.com/office/word/2010/wordprocessingInk" xmlns:wne="http://schemas.microsoft.com/office/word/2006/wordml" xmlns:wps="http://schemas.microsoft.com/office/word/2010/wordprocessingShape" mc:Ignorable="w14 w15 w16se w16cid w16 w16cex w16sdtdh w16sdtfl w16du wp14">
+<w:footnotes xmlns:wpc="http://schemas.microsoft.com/office/word/2010/wordprocessingCanvas" xmlns:cx="http://schemas.microsoft.com/office/drawing/2014/chartex" xmlns:cx1="http://schemas.microsoft.com/office/drawing/2015/9/8/chartex" xmlns:cx2="http://schemas.microsoft.com/office/drawing/2015/10/21/chartex" xmlns:cx3="http://schemas.microsoft.com/office/drawing/2016/5/9/chartex" xmlns:cx4="http://schemas.microsoft.com/office/drawing/2016/5/10/chartex" xmlns:cx5="http://schemas.microsoft.com/office/drawing/2016/5/11/chartex" xmlns:cx6="http://schemas.microsoft.com/office/drawing/2016/5/12/chartex" xmlns:cx7="http://schemas.microsoft.com/office/drawing/2016/5/13/chartex" xmlns:cx8="http://schemas.microsoft.com/office/drawing/2016/5/14/chartex" xmlns:mc="http://schemas.openxmlformats.org/markup-compatibility/2006" xmlns:aink="http://schemas.microsoft.com/office/drawing/2016/ink" xmlns:am3d="http://schemas.microsoft.com/office/drawing/2017/model3d" xmlns:o="urn:schemas-microsoft-com:office:office" xmlns:oel="http://schemas.microsoft.com/office/2019/extlst" xmlns:r="http://schemas.openxmlformats.org/officeDocument/2006/relationships" xmlns:m="http://schemas.openxmlformats.org/officeDocument/2006/math" xmlns:v="urn:schemas-microsoft-com:vml" xmlns:wp14="http://schemas.microsoft.com/office/word/2010/wordprocessingDrawing" xmlns:wp="http://schemas.openxmlformats.org/drawingml/2006/wordprocessingDrawing" xmlns:w10="urn:schemas-microsoft-com:office:word" xmlns:w="http://schemas.openxmlformats.org/wordprocessingml/2006/main" xmlns:w14="http://schemas.microsoft.com/office/word/2010/wordml" xmlns:w15="http://schemas.microsoft.com/office/word/2012/wordml" xmlns:w16cex="http://schemas.microsoft.com/office/word/2018/wordml/cex" xmlns:w16cid="http://schemas.microsoft.com/office/word/2016/wordml/cid" xmlns:w16="http://schemas.microsoft.com/office/word/2018/wordml" xmlns:w16du="http://schemas.microsoft.com/office/word/2023/wordml/word16du" xmlns:w16sdtdh="http://schemas.microsoft.com/office/word/2020/wordml/sdtdatahash" xmlns:w16sdtfl="http://schemas.microsoft.com/office/word/2024/wordml/sdtformatlock" xmlns:w16se="http://schemas.microsoft.com/office/word/2015/wordml/symex" xmlns:wpg="http://schemas.microsoft.com/office/word/2010/wordprocessingGroup" xmlns:wpi="http://schemas.microsoft.com/office/word/2010/wordprocessingInk" xmlns:wne="http://schemas.microsoft.com/office/word/2006/wordml" xmlns:wps="http://schemas.microsoft.com/office/word/2010/wordprocessingShape" mc:Ignorable="w14 w15 w16se w16cid w16 w16cex w16sdtdh w16sdtfl w16du wp14">
   <w:footnote w:type="separator" w:id="-1">
     <w:p>
       <w:pPr>
@@ -31196,7 +31166,7 @@
 </file>
 
 <file path=word/header1.xml><?xml version="1.0" encoding="utf-8"?>
-<w:hdr xmlns:wpc="http://schemas.microsoft.com/office/word/2010/wordprocessingCanvas" xmlns:cx="http://schemas.microsoft.com/office/drawing/2014/chartex" xmlns:cx1="http://schemas.microsoft.com/office/drawing/2015/9/8/chartex" xmlns:cx2="http://schemas.microsoft.com/office/drawing/2015/10/21/chartex" xmlns:cx3="http://schemas.microsoft.com/office/drawing/2016/5/9/chartex" xmlns:cx4="http://schemas.microsoft.com/office/drawing/2016/5/10/chartex" xmlns:cx5="http://schemas.microsoft.com/office/drawing/2016/5/11/chartex" xmlns:cx6="http://schemas.microsoft.com/office/drawing/2016/5/12/chartex" xmlns:cx7="http://schemas.microsoft.com/office/drawing/2016/5/13/chartex" xmlns:cx8="http://schemas.microsoft.com/office/drawing/2016/5/14/chartex" xmlns:mc="http://schemas.openxmlformats.org/markup-compatibility/2006" xmlns:aink="http://schemas.microsoft.com/office/drawing/2016/ink" xmlns:am3d="http://schemas.microsoft.com/office/drawing/2017/model3d" xmlns:o="urn:schemas-microsoft-com:office:office" xmlns:oel="http://schemas.microsoft.com/office/2019/extlst" xmlns:r="http://schemas.openxmlformats.org/officeDocument/2006/relationships" xmlns:m="http://schemas.openxmlformats.org/officeDocument/2006/math" xmlns:v="urn:schemas-microsoft-com:vml" xmlns:wp14="http://schemas.microsoft.com/office/word/2010/wordprocessingDrawing" xmlns:wp="http://schemas.openxmlformats.org/drawingml/2006/wordprocessingDrawing" xmlns:w10="urn:schemas-microsoft-com:office:word" xmlns:w="http://schemas.openxmlformats.org/wordprocessingml/2006/main" xmlns:w14="http://schemas.microsoft.com/office/word/2010/wordml" xmlns:w15="http://schemas.microsoft.com/office/word/2012/wordml" xmlns:w16cei="http://schemas.microsoft.com/office/word/2026/wordml/cei" xmlns:w16cex="http://schemas.microsoft.com/office/word/2018/wordml/cex" xmlns:w16cid="http://schemas.microsoft.com/office/word/2016/wordml/cid" xmlns:w16="http://schemas.microsoft.com/office/word/2018/wordml" xmlns:w16du="http://schemas.microsoft.com/office/word/2023/wordml/word16du" xmlns:w16sdtdh="http://schemas.microsoft.com/office/word/2020/wordml/sdtdatahash" xmlns:w16sdtfl="http://schemas.microsoft.com/office/word/2024/wordml/sdtformatlock" xmlns:w16se="http://schemas.microsoft.com/office/word/2015/wordml/symex" xmlns:wpg="http://schemas.microsoft.com/office/word/2010/wordprocessingGroup" xmlns:wpi="http://schemas.microsoft.com/office/word/2010/wordprocessingInk" xmlns:wne="http://schemas.microsoft.com/office/word/2006/wordml" xmlns:wps="http://schemas.microsoft.com/office/word/2010/wordprocessingShape" mc:Ignorable="w14 w15 w16se w16cid w16 w16cex w16sdtdh w16sdtfl w16du wp14">
+<w:hdr xmlns:wpc="http://schemas.microsoft.com/office/word/2010/wordprocessingCanvas" xmlns:cx="http://schemas.microsoft.com/office/drawing/2014/chartex" xmlns:cx1="http://schemas.microsoft.com/office/drawing/2015/9/8/chartex" xmlns:cx2="http://schemas.microsoft.com/office/drawing/2015/10/21/chartex" xmlns:cx3="http://schemas.microsoft.com/office/drawing/2016/5/9/chartex" xmlns:cx4="http://schemas.microsoft.com/office/drawing/2016/5/10/chartex" xmlns:cx5="http://schemas.microsoft.com/office/drawing/2016/5/11/chartex" xmlns:cx6="http://schemas.microsoft.com/office/drawing/2016/5/12/chartex" xmlns:cx7="http://schemas.microsoft.com/office/drawing/2016/5/13/chartex" xmlns:cx8="http://schemas.microsoft.com/office/drawing/2016/5/14/chartex" xmlns:mc="http://schemas.openxmlformats.org/markup-compatibility/2006" xmlns:aink="http://schemas.microsoft.com/office/drawing/2016/ink" xmlns:am3d="http://schemas.microsoft.com/office/drawing/2017/model3d" xmlns:o="urn:schemas-microsoft-com:office:office" xmlns:oel="http://schemas.microsoft.com/office/2019/extlst" xmlns:r="http://schemas.openxmlformats.org/officeDocument/2006/relationships" xmlns:m="http://schemas.openxmlformats.org/officeDocument/2006/math" xmlns:v="urn:schemas-microsoft-com:vml" xmlns:wp14="http://schemas.microsoft.com/office/word/2010/wordprocessingDrawing" xmlns:wp="http://schemas.openxmlformats.org/drawingml/2006/wordprocessingDrawing" xmlns:w10="urn:schemas-microsoft-com:office:word" xmlns:w="http://schemas.openxmlformats.org/wordprocessingml/2006/main" xmlns:w14="http://schemas.microsoft.com/office/word/2010/wordml" xmlns:w15="http://schemas.microsoft.com/office/word/2012/wordml" xmlns:w16cex="http://schemas.microsoft.com/office/word/2018/wordml/cex" xmlns:w16cid="http://schemas.microsoft.com/office/word/2016/wordml/cid" xmlns:w16="http://schemas.microsoft.com/office/word/2018/wordml" xmlns:w16du="http://schemas.microsoft.com/office/word/2023/wordml/word16du" xmlns:w16sdtdh="http://schemas.microsoft.com/office/word/2020/wordml/sdtdatahash" xmlns:w16sdtfl="http://schemas.microsoft.com/office/word/2024/wordml/sdtformatlock" xmlns:w16se="http://schemas.microsoft.com/office/word/2015/wordml/symex" xmlns:wpg="http://schemas.microsoft.com/office/word/2010/wordprocessingGroup" xmlns:wpi="http://schemas.microsoft.com/office/word/2010/wordprocessingInk" xmlns:wne="http://schemas.microsoft.com/office/word/2006/wordml" xmlns:wps="http://schemas.microsoft.com/office/word/2010/wordprocessingShape" mc:Ignorable="w14 w15 w16se w16cid w16 w16cex w16sdtdh w16sdtfl w16du wp14">
   <w:p>
     <w:pPr>
       <w:pStyle w:val="Header"/>
@@ -31217,7 +31187,7 @@
 </file>
 
 <file path=word/header2.xml><?xml version="1.0" encoding="utf-8"?>
-<w:hdr xmlns:wpc="http://schemas.microsoft.com/office/word/2010/wordprocessingCanvas" xmlns:cx="http://schemas.microsoft.com/office/drawing/2014/chartex" xmlns:cx1="http://schemas.microsoft.com/office/drawing/2015/9/8/chartex" xmlns:cx2="http://schemas.microsoft.com/office/drawing/2015/10/21/chartex" xmlns:cx3="http://schemas.microsoft.com/office/drawing/2016/5/9/chartex" xmlns:cx4="http://schemas.microsoft.com/office/drawing/2016/5/10/chartex" xmlns:cx5="http://schemas.microsoft.com/office/drawing/2016/5/11/chartex" xmlns:cx6="http://schemas.microsoft.com/office/drawing/2016/5/12/chartex" xmlns:cx7="http://schemas.microsoft.com/office/drawing/2016/5/13/chartex" xmlns:cx8="http://schemas.microsoft.com/office/drawing/2016/5/14/chartex" xmlns:mc="http://schemas.openxmlformats.org/markup-compatibility/2006" xmlns:aink="http://schemas.microsoft.com/office/drawing/2016/ink" xmlns:am3d="http://schemas.microsoft.com/office/drawing/2017/model3d" xmlns:o="urn:schemas-microsoft-com:office:office" xmlns:oel="http://schemas.microsoft.com/office/2019/extlst" xmlns:r="http://schemas.openxmlformats.org/officeDocument/2006/relationships" xmlns:m="http://schemas.openxmlformats.org/officeDocument/2006/math" xmlns:v="urn:schemas-microsoft-com:vml" xmlns:wp14="http://schemas.microsoft.com/office/word/2010/wordprocessingDrawing" xmlns:wp="http://schemas.openxmlformats.org/drawingml/2006/wordprocessingDrawing" xmlns:w10="urn:schemas-microsoft-com:office:word" xmlns:w="http://schemas.openxmlformats.org/wordprocessingml/2006/main" xmlns:w14="http://schemas.microsoft.com/office/word/2010/wordml" xmlns:w15="http://schemas.microsoft.com/office/word/2012/wordml" xmlns:w16cei="http://schemas.microsoft.com/office/word/2026/wordml/cei" xmlns:w16cex="http://schemas.microsoft.com/office/word/2018/wordml/cex" xmlns:w16cid="http://schemas.microsoft.com/office/word/2016/wordml/cid" xmlns:w16="http://schemas.microsoft.com/office/word/2018/wordml" xmlns:w16du="http://schemas.microsoft.com/office/word/2023/wordml/word16du" xmlns:w16sdtdh="http://schemas.microsoft.com/office/word/2020/wordml/sdtdatahash" xmlns:w16sdtfl="http://schemas.microsoft.com/office/word/2024/wordml/sdtformatlock" xmlns:w16se="http://schemas.microsoft.com/office/word/2015/wordml/symex" xmlns:wpg="http://schemas.microsoft.com/office/word/2010/wordprocessingGroup" xmlns:wpi="http://schemas.microsoft.com/office/word/2010/wordprocessingInk" xmlns:wne="http://schemas.microsoft.com/office/word/2006/wordml" xmlns:wps="http://schemas.microsoft.com/office/word/2010/wordprocessingShape" mc:Ignorable="w14 w15 w16se w16cid w16 w16cex w16sdtdh w16sdtfl w16du wp14">
+<w:hdr xmlns:wpc="http://schemas.microsoft.com/office/word/2010/wordprocessingCanvas" xmlns:cx="http://schemas.microsoft.com/office/drawing/2014/chartex" xmlns:cx1="http://schemas.microsoft.com/office/drawing/2015/9/8/chartex" xmlns:cx2="http://schemas.microsoft.com/office/drawing/2015/10/21/chartex" xmlns:cx3="http://schemas.microsoft.com/office/drawing/2016/5/9/chartex" xmlns:cx4="http://schemas.microsoft.com/office/drawing/2016/5/10/chartex" xmlns:cx5="http://schemas.microsoft.com/office/drawing/2016/5/11/chartex" xmlns:cx6="http://schemas.microsoft.com/office/drawing/2016/5/12/chartex" xmlns:cx7="http://schemas.microsoft.com/office/drawing/2016/5/13/chartex" xmlns:cx8="http://schemas.microsoft.com/office/drawing/2016/5/14/chartex" xmlns:mc="http://schemas.openxmlformats.org/markup-compatibility/2006" xmlns:aink="http://schemas.microsoft.com/office/drawing/2016/ink" xmlns:am3d="http://schemas.microsoft.com/office/drawing/2017/model3d" xmlns:o="urn:schemas-microsoft-com:office:office" xmlns:oel="http://schemas.microsoft.com/office/2019/extlst" xmlns:r="http://schemas.openxmlformats.org/officeDocument/2006/relationships" xmlns:m="http://schemas.openxmlformats.org/officeDocument/2006/math" xmlns:v="urn:schemas-microsoft-com:vml" xmlns:wp14="http://schemas.microsoft.com/office/word/2010/wordprocessingDrawing" xmlns:wp="http://schemas.openxmlformats.org/drawingml/2006/wordprocessingDrawing" xmlns:w10="urn:schemas-microsoft-com:office:word" xmlns:w="http://schemas.openxmlformats.org/wordprocessingml/2006/main" xmlns:w14="http://schemas.microsoft.com/office/word/2010/wordml" xmlns:w15="http://schemas.microsoft.com/office/word/2012/wordml" xmlns:w16cex="http://schemas.microsoft.com/office/word/2018/wordml/cex" xmlns:w16cid="http://schemas.microsoft.com/office/word/2016/wordml/cid" xmlns:w16="http://schemas.microsoft.com/office/word/2018/wordml" xmlns:w16du="http://schemas.microsoft.com/office/word/2023/wordml/word16du" xmlns:w16sdtdh="http://schemas.microsoft.com/office/word/2020/wordml/sdtdatahash" xmlns:w16sdtfl="http://schemas.microsoft.com/office/word/2024/wordml/sdtformatlock" xmlns:w16se="http://schemas.microsoft.com/office/word/2015/wordml/symex" xmlns:wpg="http://schemas.microsoft.com/office/word/2010/wordprocessingGroup" xmlns:wpi="http://schemas.microsoft.com/office/word/2010/wordprocessingInk" xmlns:wne="http://schemas.microsoft.com/office/word/2006/wordml" xmlns:wps="http://schemas.microsoft.com/office/word/2010/wordprocessingShape" mc:Ignorable="w14 w15 w16se w16cid w16 w16cex w16sdtdh w16sdtfl w16du wp14">
   <w:p>
     <w:pPr>
       <w:pStyle w:val="Header"/>
